--- a/app/docx_templates/LPH.docx
+++ b/app/docx_templates/LPH.docx
@@ -5,16 +5,7 @@
     <w:p>
       <w:pPr>
         <w:pStyle w:val="Corpodetexto"/>
-        <w:rPr>
-          <w:rFonts w:ascii="Times New Roman"/>
-          <w:sz w:val="22"/>
-        </w:rPr>
-      </w:pPr>
-    </w:p>
-    <w:p>
-      <w:pPr>
-        <w:pStyle w:val="Corpodetexto"/>
-        <w:spacing w:before="127"/>
+        <w:spacing w:before="102"/>
         <w:rPr>
           <w:rFonts w:ascii="Times New Roman"/>
           <w:sz w:val="22"/>
@@ -26,6 +17,7 @@
         <w:tabs>
           <w:tab w:val="left" w:pos="7151"/>
         </w:tabs>
+        <w:spacing w:before="1"/>
         <w:ind w:left="141"/>
         <w:rPr>
           <w:rFonts w:ascii="Georgia" w:hAnsi="Georgia"/>
@@ -51,7 +43,19 @@
         <w:rPr>
           <w:rFonts w:ascii="Arial MT" w:hAnsi="Arial MT"/>
         </w:rPr>
-        <w:t>&lt;name_id&gt;</w:t>
+        <w:t>{{</w:t>
+      </w:r>
+      <w:r>
+        <w:rPr>
+          <w:rFonts w:ascii="Arial MT" w:hAnsi="Arial MT"/>
+        </w:rPr>
+        <w:t>name_id</w:t>
+      </w:r>
+      <w:r>
+        <w:rPr>
+          <w:rFonts w:ascii="Arial MT" w:hAnsi="Arial MT"/>
+        </w:rPr>
+        <w:t>}}</w:t>
       </w:r>
       <w:r>
         <w:rPr>
@@ -66,14 +70,6 @@
           <w:sz w:val="20"/>
         </w:rPr>
         <w:t>Admissão:</w:t>
-      </w:r>
-      <w:r>
-        <w:rPr>
-          <w:rFonts w:ascii="Georgia" w:hAnsi="Georgia"/>
-          <w:spacing w:val="-2"/>
-          <w:sz w:val="20"/>
-        </w:rPr>
-        <w:t xml:space="preserve"> &lt;date_id&gt;</w:t>
       </w:r>
     </w:p>
     <w:p>
@@ -82,7 +78,7 @@
         <w:tabs>
           <w:tab w:val="left" w:pos="7044"/>
         </w:tabs>
-        <w:spacing w:before="229"/>
+        <w:spacing w:before="228"/>
         <w:ind w:left="141"/>
         <w:rPr>
           <w:rFonts w:ascii="Georgia" w:hAnsi="Georgia"/>
@@ -97,8 +93,27 @@
       <w:r>
         <w:rPr>
           <w:rFonts w:ascii="Georgia" w:hAnsi="Georgia"/>
-        </w:rPr>
-        <w:t xml:space="preserve"> &lt;cargo_id&gt;</w:t>
+          <w:spacing w:val="-7"/>
+        </w:rPr>
+        <w:t xml:space="preserve"> </w:t>
+      </w:r>
+      <w:r>
+        <w:rPr>
+          <w:rFonts w:ascii="Georgia" w:hAnsi="Georgia"/>
+        </w:rPr>
+        <w:t>{{</w:t>
+      </w:r>
+      <w:r>
+        <w:rPr>
+          <w:rFonts w:ascii="Georgia" w:hAnsi="Georgia"/>
+        </w:rPr>
+        <w:t>cargo_id</w:t>
+      </w:r>
+      <w:r>
+        <w:rPr>
+          <w:rFonts w:ascii="Georgia" w:hAnsi="Georgia"/>
+        </w:rPr>
+        <w:t>}}</w:t>
       </w:r>
       <w:r>
         <w:rPr>
@@ -117,6 +132,7 @@
     <w:p>
       <w:pPr>
         <w:pStyle w:val="Corpodetexto"/>
+        <w:spacing w:before="124"/>
         <w:rPr>
           <w:rFonts w:ascii="Georgia"/>
         </w:rPr>
@@ -124,24 +140,8 @@
     </w:p>
     <w:p>
       <w:pPr>
-        <w:pStyle w:val="Corpodetexto"/>
-        <w:rPr>
-          <w:rFonts w:ascii="Georgia"/>
-        </w:rPr>
-      </w:pPr>
-    </w:p>
-    <w:p>
-      <w:pPr>
-        <w:pStyle w:val="Corpodetexto"/>
-        <w:spacing w:before="10"/>
-        <w:rPr>
-          <w:rFonts w:ascii="Georgia"/>
-        </w:rPr>
-      </w:pPr>
-    </w:p>
-    <w:p>
-      <w:pPr>
         <w:pStyle w:val="Ttulo2"/>
+        <w:ind w:left="424"/>
       </w:pPr>
       <w:r>
         <w:t>ORDEM</w:t>
@@ -242,7 +242,6 @@
         <w:tabs>
           <w:tab w:val="left" w:pos="235"/>
         </w:tabs>
-        <w:spacing w:before="0"/>
         <w:ind w:left="235" w:hanging="94"/>
         <w:rPr>
           <w:sz w:val="20"/>
@@ -801,13 +800,14 @@
     <w:p>
       <w:pPr>
         <w:pStyle w:val="Corpodetexto"/>
-        <w:spacing w:before="71"/>
+        <w:spacing w:before="70"/>
       </w:pPr>
     </w:p>
     <w:p>
       <w:pPr>
         <w:pStyle w:val="Ttulo2"/>
-        <w:ind w:left="0" w:right="3"/>
+        <w:spacing w:before="1"/>
+        <w:ind w:right="3"/>
         <w:jc w:val="center"/>
       </w:pPr>
       <w:r>
@@ -1033,7 +1033,7 @@
           <w:footerReference w:type="default" r:id="rId8"/>
           <w:type w:val="continuous"/>
           <w:pgSz w:w="11910" w:h="16840"/>
-          <w:pgMar w:top="1720" w:right="708" w:bottom="900" w:left="708" w:header="706" w:footer="710" w:gutter="0"/>
+          <w:pgMar w:top="2000" w:right="708" w:bottom="900" w:left="708" w:header="706" w:footer="710" w:gutter="0"/>
           <w:pgNumType w:start="1"/>
           <w:cols w:space="720"/>
         </w:sectPr>
@@ -1075,7 +1075,7 @@
     <w:p>
       <w:pPr>
         <w:pStyle w:val="Corpodetexto"/>
-        <w:spacing w:before="121" w:line="276" w:lineRule="auto"/>
+        <w:spacing w:before="120" w:line="276" w:lineRule="auto"/>
         <w:ind w:left="141" w:right="39"/>
         <w:jc w:val="both"/>
       </w:pPr>
@@ -1086,7 +1086,7 @@
     <w:p>
       <w:pPr>
         <w:pStyle w:val="Corpodetexto"/>
-        <w:spacing w:before="120"/>
+        <w:spacing w:before="121"/>
         <w:ind w:left="141"/>
         <w:jc w:val="both"/>
       </w:pPr>
@@ -1197,7 +1197,7 @@
     <w:p>
       <w:pPr>
         <w:pStyle w:val="Corpodetexto"/>
-        <w:spacing w:before="121" w:line="276" w:lineRule="auto"/>
+        <w:spacing w:before="120" w:line="276" w:lineRule="auto"/>
         <w:ind w:left="141" w:right="139"/>
         <w:jc w:val="both"/>
       </w:pPr>
@@ -1223,7 +1223,7 @@
           <w:tab w:val="left" w:pos="2607"/>
           <w:tab w:val="left" w:pos="4242"/>
         </w:tabs>
-        <w:spacing w:before="120" w:line="276" w:lineRule="auto"/>
+        <w:spacing w:before="121" w:line="276" w:lineRule="auto"/>
         <w:ind w:left="141" w:right="138"/>
         <w:jc w:val="both"/>
       </w:pPr>
@@ -1269,7 +1269,7 @@
         <w:sectPr>
           <w:type w:val="continuous"/>
           <w:pgSz w:w="11910" w:h="16840"/>
-          <w:pgMar w:top="1720" w:right="708" w:bottom="900" w:left="708" w:header="706" w:footer="710" w:gutter="0"/>
+          <w:pgMar w:top="2000" w:right="708" w:bottom="900" w:left="708" w:header="706" w:footer="710" w:gutter="0"/>
           <w:cols w:num="2" w:space="720" w:equalWidth="0">
             <w:col w:w="5075" w:space="241"/>
             <w:col w:w="5178"/>
@@ -1285,69 +1285,115 @@
     </w:p>
     <w:p>
       <w:pPr>
-        <w:pStyle w:val="Ttulo2"/>
         <w:spacing w:before="1"/>
-      </w:pPr>
-      <w:r>
+        <w:ind w:left="141"/>
+        <w:rPr>
+          <w:b/>
+          <w:sz w:val="20"/>
+        </w:rPr>
+      </w:pPr>
+      <w:r>
+        <w:rPr>
+          <w:b/>
+          <w:sz w:val="20"/>
+        </w:rPr>
         <w:t>ATO</w:t>
       </w:r>
       <w:r>
         <w:rPr>
+          <w:b/>
           <w:spacing w:val="-5"/>
-        </w:rPr>
-        <w:t xml:space="preserve"> </w:t>
-      </w:r>
-      <w:r>
+          <w:sz w:val="20"/>
+        </w:rPr>
+        <w:t xml:space="preserve"> </w:t>
+      </w:r>
+      <w:r>
+        <w:rPr>
+          <w:b/>
+          <w:sz w:val="20"/>
+        </w:rPr>
         <w:t>FALTOSO</w:t>
       </w:r>
       <w:r>
         <w:rPr>
+          <w:b/>
           <w:spacing w:val="-5"/>
-        </w:rPr>
-        <w:t xml:space="preserve"> </w:t>
-      </w:r>
-      <w:r>
+          <w:sz w:val="20"/>
+        </w:rPr>
+        <w:t xml:space="preserve"> </w:t>
+      </w:r>
+      <w:r>
+        <w:rPr>
+          <w:b/>
+          <w:sz w:val="20"/>
+        </w:rPr>
         <w:t>(Conforme</w:t>
       </w:r>
       <w:r>
         <w:rPr>
+          <w:b/>
           <w:spacing w:val="-2"/>
-        </w:rPr>
-        <w:t xml:space="preserve"> </w:t>
-      </w:r>
-      <w:r>
+          <w:sz w:val="20"/>
+        </w:rPr>
+        <w:t xml:space="preserve"> </w:t>
+      </w:r>
+      <w:r>
+        <w:rPr>
+          <w:b/>
+          <w:sz w:val="20"/>
+        </w:rPr>
         <w:t>o</w:t>
       </w:r>
       <w:r>
         <w:rPr>
+          <w:b/>
           <w:spacing w:val="-4"/>
-        </w:rPr>
-        <w:t xml:space="preserve"> </w:t>
-      </w:r>
-      <w:r>
+          <w:sz w:val="20"/>
+        </w:rPr>
+        <w:t xml:space="preserve"> </w:t>
+      </w:r>
+      <w:r>
+        <w:rPr>
+          <w:b/>
+          <w:sz w:val="20"/>
+        </w:rPr>
         <w:t>Art.</w:t>
       </w:r>
       <w:r>
         <w:rPr>
+          <w:b/>
           <w:spacing w:val="-5"/>
-        </w:rPr>
-        <w:t xml:space="preserve"> </w:t>
-      </w:r>
-      <w:r>
+          <w:sz w:val="20"/>
+        </w:rPr>
+        <w:t xml:space="preserve"> </w:t>
+      </w:r>
+      <w:r>
+        <w:rPr>
+          <w:b/>
+          <w:sz w:val="20"/>
+        </w:rPr>
         <w:t>428</w:t>
       </w:r>
       <w:r>
         <w:rPr>
+          <w:b/>
           <w:spacing w:val="-4"/>
-        </w:rPr>
-        <w:t xml:space="preserve"> </w:t>
-      </w:r>
-      <w:r>
+          <w:sz w:val="20"/>
+        </w:rPr>
+        <w:t xml:space="preserve"> </w:t>
+      </w:r>
+      <w:r>
+        <w:rPr>
+          <w:b/>
+          <w:sz w:val="20"/>
+        </w:rPr>
         <w:t>da</w:t>
       </w:r>
       <w:r>
         <w:rPr>
+          <w:b/>
           <w:spacing w:val="-4"/>
+          <w:sz w:val="20"/>
         </w:rPr>
         <w:t xml:space="preserve"> CLT)</w:t>
       </w:r>
@@ -1383,7 +1429,7 @@
     </w:p>
     <w:p>
       <w:pPr>
-        <w:spacing w:before="200"/>
+        <w:spacing w:before="199"/>
         <w:ind w:left="141"/>
         <w:rPr>
           <w:b/>
@@ -1396,144 +1442,6 @@
           <w:sz w:val="20"/>
         </w:rPr>
         <w:t>1a</w:t>
-      </w:r>
-      <w:r>
-        <w:rPr>
-          <w:b/>
-          <w:spacing w:val="-7"/>
-          <w:sz w:val="20"/>
-        </w:rPr>
-        <w:t xml:space="preserve"> </w:t>
-      </w:r>
-      <w:r>
-        <w:rPr>
-          <w:b/>
-          <w:sz w:val="20"/>
-        </w:rPr>
-        <w:t>OCORRÊNCIA:</w:t>
-      </w:r>
-      <w:r>
-        <w:rPr>
-          <w:b/>
-          <w:spacing w:val="-4"/>
-          <w:sz w:val="20"/>
-        </w:rPr>
-        <w:t xml:space="preserve"> </w:t>
-      </w:r>
-      <w:r>
-        <w:rPr>
-          <w:b/>
-          <w:sz w:val="20"/>
-        </w:rPr>
-        <w:t>ADVERTÊNCIA</w:t>
-      </w:r>
-      <w:r>
-        <w:rPr>
-          <w:b/>
-          <w:spacing w:val="-7"/>
-          <w:sz w:val="20"/>
-        </w:rPr>
-        <w:t xml:space="preserve"> </w:t>
-      </w:r>
-      <w:r>
-        <w:rPr>
-          <w:b/>
-          <w:sz w:val="20"/>
-        </w:rPr>
-        <w:t>POR</w:t>
-      </w:r>
-      <w:r>
-        <w:rPr>
-          <w:b/>
-          <w:spacing w:val="-5"/>
-          <w:sz w:val="20"/>
-        </w:rPr>
-        <w:t xml:space="preserve"> </w:t>
-      </w:r>
-      <w:r>
-        <w:rPr>
-          <w:b/>
-          <w:sz w:val="20"/>
-        </w:rPr>
-        <w:t>ESCRITO</w:t>
-      </w:r>
-      <w:r>
-        <w:rPr>
-          <w:b/>
-          <w:spacing w:val="-7"/>
-          <w:sz w:val="20"/>
-        </w:rPr>
-        <w:t xml:space="preserve"> </w:t>
-      </w:r>
-      <w:r>
-        <w:rPr>
-          <w:b/>
-          <w:sz w:val="20"/>
-        </w:rPr>
-        <w:t>+</w:t>
-      </w:r>
-      <w:r>
-        <w:rPr>
-          <w:b/>
-          <w:spacing w:val="-4"/>
-          <w:sz w:val="20"/>
-        </w:rPr>
-        <w:t xml:space="preserve"> </w:t>
-      </w:r>
-      <w:r>
-        <w:rPr>
-          <w:b/>
-          <w:sz w:val="20"/>
-        </w:rPr>
-        <w:t>TREINAMENTO</w:t>
-      </w:r>
-      <w:r>
-        <w:rPr>
-          <w:b/>
-          <w:spacing w:val="-6"/>
-          <w:sz w:val="20"/>
-        </w:rPr>
-        <w:t xml:space="preserve"> </w:t>
-      </w:r>
-      <w:r>
-        <w:rPr>
-          <w:b/>
-          <w:sz w:val="20"/>
-        </w:rPr>
-        <w:t>DE</w:t>
-      </w:r>
-      <w:r>
-        <w:rPr>
-          <w:b/>
-          <w:spacing w:val="-4"/>
-          <w:sz w:val="20"/>
-        </w:rPr>
-        <w:t xml:space="preserve"> </w:t>
-      </w:r>
-      <w:r>
-        <w:rPr>
-          <w:b/>
-          <w:spacing w:val="-2"/>
-          <w:sz w:val="20"/>
-        </w:rPr>
-        <w:t>RECICLAGEM;</w:t>
-      </w:r>
-    </w:p>
-    <w:p>
-      <w:pPr>
-        <w:spacing w:before="36"/>
-        <w:ind w:left="141"/>
-        <w:rPr>
-          <w:b/>
-          <w:sz w:val="20"/>
-        </w:rPr>
-      </w:pPr>
-      <w:r>
-        <w:rPr>
-          <w:b/>
-          <w:sz w:val="20"/>
-        </w:rPr>
-        <w:t>2a</w:t>
       </w:r>
       <w:r>
         <w:rPr>
@@ -1671,6 +1579,144 @@
           <w:b/>
           <w:sz w:val="20"/>
         </w:rPr>
+        <w:t>2a</w:t>
+      </w:r>
+      <w:r>
+        <w:rPr>
+          <w:b/>
+          <w:spacing w:val="-7"/>
+          <w:sz w:val="20"/>
+        </w:rPr>
+        <w:t xml:space="preserve"> </w:t>
+      </w:r>
+      <w:r>
+        <w:rPr>
+          <w:b/>
+          <w:sz w:val="20"/>
+        </w:rPr>
+        <w:t>OCORRÊNCIA:</w:t>
+      </w:r>
+      <w:r>
+        <w:rPr>
+          <w:b/>
+          <w:spacing w:val="-4"/>
+          <w:sz w:val="20"/>
+        </w:rPr>
+        <w:t xml:space="preserve"> </w:t>
+      </w:r>
+      <w:r>
+        <w:rPr>
+          <w:b/>
+          <w:sz w:val="20"/>
+        </w:rPr>
+        <w:t>ADVERTÊNCIA</w:t>
+      </w:r>
+      <w:r>
+        <w:rPr>
+          <w:b/>
+          <w:spacing w:val="-7"/>
+          <w:sz w:val="20"/>
+        </w:rPr>
+        <w:t xml:space="preserve"> </w:t>
+      </w:r>
+      <w:r>
+        <w:rPr>
+          <w:b/>
+          <w:sz w:val="20"/>
+        </w:rPr>
+        <w:t>POR</w:t>
+      </w:r>
+      <w:r>
+        <w:rPr>
+          <w:b/>
+          <w:spacing w:val="-5"/>
+          <w:sz w:val="20"/>
+        </w:rPr>
+        <w:t xml:space="preserve"> </w:t>
+      </w:r>
+      <w:r>
+        <w:rPr>
+          <w:b/>
+          <w:sz w:val="20"/>
+        </w:rPr>
+        <w:t>ESCRITO</w:t>
+      </w:r>
+      <w:r>
+        <w:rPr>
+          <w:b/>
+          <w:spacing w:val="-7"/>
+          <w:sz w:val="20"/>
+        </w:rPr>
+        <w:t xml:space="preserve"> </w:t>
+      </w:r>
+      <w:r>
+        <w:rPr>
+          <w:b/>
+          <w:sz w:val="20"/>
+        </w:rPr>
+        <w:t>+</w:t>
+      </w:r>
+      <w:r>
+        <w:rPr>
+          <w:b/>
+          <w:spacing w:val="-4"/>
+          <w:sz w:val="20"/>
+        </w:rPr>
+        <w:t xml:space="preserve"> </w:t>
+      </w:r>
+      <w:r>
+        <w:rPr>
+          <w:b/>
+          <w:sz w:val="20"/>
+        </w:rPr>
+        <w:t>TREINAMENTO</w:t>
+      </w:r>
+      <w:r>
+        <w:rPr>
+          <w:b/>
+          <w:spacing w:val="-6"/>
+          <w:sz w:val="20"/>
+        </w:rPr>
+        <w:t xml:space="preserve"> </w:t>
+      </w:r>
+      <w:r>
+        <w:rPr>
+          <w:b/>
+          <w:sz w:val="20"/>
+        </w:rPr>
+        <w:t>DE</w:t>
+      </w:r>
+      <w:r>
+        <w:rPr>
+          <w:b/>
+          <w:spacing w:val="-4"/>
+          <w:sz w:val="20"/>
+        </w:rPr>
+        <w:t xml:space="preserve"> </w:t>
+      </w:r>
+      <w:r>
+        <w:rPr>
+          <w:b/>
+          <w:spacing w:val="-2"/>
+          <w:sz w:val="20"/>
+        </w:rPr>
+        <w:t>RECICLAGEM;</w:t>
+      </w:r>
+    </w:p>
+    <w:p>
+      <w:pPr>
+        <w:spacing w:before="37"/>
+        <w:ind w:left="141"/>
+        <w:rPr>
+          <w:b/>
+          <w:sz w:val="20"/>
+        </w:rPr>
+      </w:pPr>
+      <w:r>
+        <w:rPr>
+          <w:b/>
+          <w:sz w:val="20"/>
+        </w:rPr>
         <w:t>3a</w:t>
       </w:r>
       <w:r>
@@ -1827,7 +1873,7 @@
     </w:p>
     <w:p>
       <w:pPr>
-        <w:spacing w:before="37" w:line="276" w:lineRule="auto"/>
+        <w:spacing w:before="36" w:line="276" w:lineRule="auto"/>
         <w:ind w:left="141" w:right="5052"/>
         <w:rPr>
           <w:b/>
@@ -1890,7 +1936,7 @@
     <w:p>
       <w:pPr>
         <w:pStyle w:val="Corpodetexto"/>
-        <w:spacing w:before="120" w:line="276" w:lineRule="auto"/>
+        <w:spacing w:before="121" w:line="276" w:lineRule="auto"/>
         <w:ind w:left="424" w:right="139"/>
         <w:jc w:val="both"/>
       </w:pPr>
@@ -1937,12 +1983,38 @@
     <w:p>
       <w:pPr>
         <w:pStyle w:val="Corpodetexto"/>
-        <w:spacing w:line="276" w:lineRule="auto"/>
+        <w:tabs>
+          <w:tab w:val="left" w:pos="9746"/>
+        </w:tabs>
+        <w:spacing w:before="196"/>
+        <w:ind w:left="424"/>
+        <w:jc w:val="both"/>
+      </w:pPr>
+      <w:r>
+        <w:t xml:space="preserve">Assinatura: </w:t>
+      </w:r>
+      <w:r>
+        <w:rPr>
+          <w:rFonts w:ascii="Times New Roman"/>
+          <w:u w:val="single"/>
+        </w:rPr>
+        <w:tab/>
+      </w:r>
+      <w:r>
+        <w:rPr>
+          <w:spacing w:val="-10"/>
+        </w:rPr>
+        <w:t>.</w:t>
+      </w:r>
+    </w:p>
+    <w:p>
+      <w:pPr>
+        <w:pStyle w:val="Corpodetexto"/>
         <w:jc w:val="both"/>
         <w:sectPr>
           <w:type w:val="continuous"/>
           <w:pgSz w:w="11910" w:h="16840"/>
-          <w:pgMar w:top="1720" w:right="708" w:bottom="900" w:left="708" w:header="706" w:footer="710" w:gutter="0"/>
+          <w:pgMar w:top="2000" w:right="708" w:bottom="900" w:left="708" w:header="706" w:footer="710" w:gutter="0"/>
           <w:cols w:space="720"/>
         </w:sectPr>
       </w:pPr>
@@ -1950,15 +2022,7 @@
     <w:p>
       <w:pPr>
         <w:pStyle w:val="Corpodetexto"/>
-        <w:rPr>
-          <w:sz w:val="22"/>
-        </w:rPr>
-      </w:pPr>
-    </w:p>
-    <w:p>
-      <w:pPr>
-        <w:pStyle w:val="Corpodetexto"/>
-        <w:spacing w:before="103"/>
+        <w:spacing w:before="117"/>
         <w:rPr>
           <w:sz w:val="22"/>
         </w:rPr>
@@ -2029,10 +2093,8 @@
           <w:sz w:val="19"/>
         </w:rPr>
         <w:sectPr>
-          <w:headerReference w:type="default" r:id="rId9"/>
-          <w:footerReference w:type="default" r:id="rId10"/>
           <w:pgSz w:w="11910" w:h="16840"/>
-          <w:pgMar w:top="2220" w:right="708" w:bottom="900" w:left="708" w:header="706" w:footer="710" w:gutter="0"/>
+          <w:pgMar w:top="2000" w:right="708" w:bottom="900" w:left="708" w:header="706" w:footer="710" w:gutter="0"/>
           <w:cols w:space="720"/>
         </w:sectPr>
       </w:pPr>
@@ -2040,7 +2102,7 @@
     <w:p>
       <w:pPr>
         <w:pStyle w:val="Corpodetexto"/>
-        <w:spacing w:before="59" w:line="348" w:lineRule="auto"/>
+        <w:spacing w:before="60" w:line="348" w:lineRule="auto"/>
         <w:ind w:left="995" w:right="3281"/>
       </w:pPr>
       <w:r>
@@ -2050,18 +2112,18 @@
         <mc:AlternateContent>
           <mc:Choice Requires="wps">
             <w:drawing>
-              <wp:anchor distT="0" distB="0" distL="0" distR="0" simplePos="0" relativeHeight="15729664" behindDoc="0" locked="0" layoutInCell="1" allowOverlap="1" wp14:anchorId="1597A8DF" wp14:editId="763638FE">
+              <wp:anchor distT="0" distB="0" distL="0" distR="0" simplePos="0" relativeHeight="15729664" behindDoc="0" locked="0" layoutInCell="1" allowOverlap="1" wp14:anchorId="777B1D91" wp14:editId="492A302C">
                 <wp:simplePos x="0" y="0"/>
                 <wp:positionH relativeFrom="page">
                   <wp:posOffset>615167</wp:posOffset>
                 </wp:positionH>
                 <wp:positionV relativeFrom="paragraph">
-                  <wp:posOffset>325193</wp:posOffset>
+                  <wp:posOffset>323742</wp:posOffset>
                 </wp:positionV>
                 <wp:extent cx="160020" cy="654685"/>
                 <wp:effectExtent l="0" t="0" r="0" b="0"/>
                 <wp:wrapNone/>
-                <wp:docPr id="6" name="Textbox 6"/>
+                <wp:docPr id="3" name="Textbox 3"/>
                 <wp:cNvGraphicFramePr>
                   <a:graphicFrameLocks xmlns:a="http://schemas.openxmlformats.org/drawingml/2006/main"/>
                 </wp:cNvGraphicFramePr>
@@ -2120,11 +2182,11 @@
           </mc:Choice>
           <mc:Fallback>
             <w:pict>
-              <v:shapetype w14:anchorId="1597A8DF" id="_x0000_t202" coordsize="21600,21600" o:spt="202" path="m,l,21600r21600,l21600,xe">
+              <v:shapetype w14:anchorId="777B1D91" id="_x0000_t202" coordsize="21600,21600" o:spt="202" path="m,l,21600r21600,l21600,xe">
                 <v:stroke joinstyle="miter"/>
                 <v:path gradientshapeok="t" o:connecttype="rect"/>
               </v:shapetype>
-              <v:shape id="Textbox 6" o:spid="_x0000_s1026" type="#_x0000_t202" style="position:absolute;left:0;text-align:left;margin-left:48.45pt;margin-top:25.6pt;width:12.6pt;height:51.55pt;z-index:15729664;visibility:visible;mso-wrap-style:square;mso-wrap-distance-left:0;mso-wrap-distance-top:0;mso-wrap-distance-right:0;mso-wrap-distance-bottom:0;mso-position-horizontal:absolute;mso-position-horizontal-relative:page;mso-position-vertical:absolute;mso-position-vertical-relative:text;v-text-anchor:top" o:gfxdata="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" filled="f" stroked="f">
+              <v:shape id="Textbox 3" o:spid="_x0000_s1026" type="#_x0000_t202" style="position:absolute;left:0;text-align:left;margin-left:48.45pt;margin-top:25.5pt;width:12.6pt;height:51.55pt;z-index:15729664;visibility:visible;mso-wrap-style:square;mso-wrap-distance-left:0;mso-wrap-distance-top:0;mso-wrap-distance-right:0;mso-wrap-distance-bottom:0;mso-position-horizontal:absolute;mso-position-horizontal-relative:page;mso-position-vertical:absolute;mso-position-vertical-relative:text;v-text-anchor:top" o:gfxdata="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" filled="f" stroked="f">
                 <v:textbox style="layout-flow:vertical;mso-layout-flow-alt:bottom-to-top" inset="0,0,0,0">
                   <w:txbxContent>
                     <w:p>
@@ -2167,15 +2229,887 @@
         <mc:AlternateContent>
           <mc:Choice Requires="wps">
             <w:drawing>
-              <wp:anchor distT="0" distB="0" distL="0" distR="0" simplePos="0" relativeHeight="15731200" behindDoc="0" locked="0" layoutInCell="1" allowOverlap="1" wp14:anchorId="19355B24" wp14:editId="2EF63917">
+              <wp:anchor distT="0" distB="0" distL="0" distR="0" simplePos="0" relativeHeight="15731200" behindDoc="0" locked="0" layoutInCell="1" allowOverlap="1" wp14:anchorId="7286E26C" wp14:editId="3BA92C4A">
                 <wp:simplePos x="0" y="0"/>
                 <wp:positionH relativeFrom="page">
                   <wp:posOffset>749808</wp:posOffset>
                 </wp:positionH>
                 <wp:positionV relativeFrom="paragraph">
-                  <wp:posOffset>381</wp:posOffset>
+                  <wp:posOffset>475</wp:posOffset>
+                </wp:positionV>
+                <wp:extent cx="337185" cy="1121410"/>
+                <wp:effectExtent l="0" t="0" r="0" b="0"/>
+                <wp:wrapNone/>
+                <wp:docPr id="4" name="Textbox 4"/>
+                <wp:cNvGraphicFramePr>
+                  <a:graphicFrameLocks xmlns:a="http://schemas.openxmlformats.org/drawingml/2006/main"/>
+                </wp:cNvGraphicFramePr>
+                <a:graphic xmlns:a="http://schemas.openxmlformats.org/drawingml/2006/main">
+                  <a:graphicData uri="http://schemas.microsoft.com/office/word/2010/wordprocessingShape">
+                    <wps:wsp>
+                      <wps:cNvSpPr txBox="1">
+                        <a:spLocks/>
+                      </wps:cNvSpPr>
+                      <wps:spPr>
+                        <a:xfrm>
+                          <a:off x="0" y="0"/>
+                          <a:ext cx="337185" cy="1121410"/>
+                        </a:xfrm>
+                        <a:prstGeom prst="rect">
+                          <a:avLst/>
+                        </a:prstGeom>
+                      </wps:spPr>
+                      <wps:txbx>
+                        <w:txbxContent>
+                          <w:tbl>
+                            <w:tblPr>
+                              <w:tblStyle w:val="TableNormal"/>
+                              <w:tblW w:w="0" w:type="auto"/>
+                              <w:tblInd w:w="65" w:type="dxa"/>
+                              <w:tblBorders>
+                                <w:top w:val="single" w:sz="4" w:space="0" w:color="000000"/>
+                                <w:left w:val="single" w:sz="4" w:space="0" w:color="000000"/>
+                                <w:bottom w:val="single" w:sz="4" w:space="0" w:color="000000"/>
+                                <w:right w:val="single" w:sz="4" w:space="0" w:color="000000"/>
+                                <w:insideH w:val="single" w:sz="4" w:space="0" w:color="000000"/>
+                                <w:insideV w:val="single" w:sz="4" w:space="0" w:color="000000"/>
+                              </w:tblBorders>
+                              <w:tblLayout w:type="fixed"/>
+                              <w:tblLook w:val="01E0" w:firstRow="1" w:lastRow="1" w:firstColumn="1" w:lastColumn="1" w:noHBand="0" w:noVBand="0"/>
+                            </w:tblPr>
+                            <w:tblGrid>
+                              <w:gridCol w:w="401"/>
+                            </w:tblGrid>
+                            <w:tr>
+                              <w:trPr>
+                                <w:trHeight w:val="342"/>
+                              </w:trPr>
+                              <w:tc>
+                                <w:tcPr>
+                                  <w:tcW w:w="401" w:type="dxa"/>
+                                </w:tcPr>
+                                <w:p>
+                                  <w:pPr>
+                                    <w:pStyle w:val="TableParagraph"/>
+                                    <w:rPr>
+                                      <w:sz w:val="20"/>
+                                    </w:rPr>
+                                  </w:pPr>
+                                </w:p>
+                              </w:tc>
+                            </w:tr>
+                            <w:tr>
+                              <w:trPr>
+                                <w:trHeight w:val="340"/>
+                              </w:trPr>
+                              <w:tc>
+                                <w:tcPr>
+                                  <w:tcW w:w="401" w:type="dxa"/>
+                                </w:tcPr>
+                                <w:p>
+                                  <w:pPr>
+                                    <w:pStyle w:val="TableParagraph"/>
+                                    <w:rPr>
+                                      <w:sz w:val="20"/>
+                                    </w:rPr>
+                                  </w:pPr>
+                                </w:p>
+                              </w:tc>
+                            </w:tr>
+                            <w:tr>
+                              <w:trPr>
+                                <w:trHeight w:val="342"/>
+                              </w:trPr>
+                              <w:tc>
+                                <w:tcPr>
+                                  <w:tcW w:w="401" w:type="dxa"/>
+                                </w:tcPr>
+                                <w:p>
+                                  <w:pPr>
+                                    <w:pStyle w:val="TableParagraph"/>
+                                    <w:rPr>
+                                      <w:sz w:val="20"/>
+                                    </w:rPr>
+                                  </w:pPr>
+                                </w:p>
+                              </w:tc>
+                            </w:tr>
+                            <w:tr>
+                              <w:trPr>
+                                <w:trHeight w:val="342"/>
+                              </w:trPr>
+                              <w:tc>
+                                <w:tcPr>
+                                  <w:tcW w:w="401" w:type="dxa"/>
+                                </w:tcPr>
+                                <w:p>
+                                  <w:pPr>
+                                    <w:pStyle w:val="TableParagraph"/>
+                                    <w:rPr>
+                                      <w:sz w:val="20"/>
+                                    </w:rPr>
+                                  </w:pPr>
+                                </w:p>
+                              </w:tc>
+                            </w:tr>
+                            <w:tr>
+                              <w:trPr>
+                                <w:trHeight w:val="340"/>
+                              </w:trPr>
+                              <w:tc>
+                                <w:tcPr>
+                                  <w:tcW w:w="401" w:type="dxa"/>
+                                </w:tcPr>
+                                <w:p>
+                                  <w:pPr>
+                                    <w:pStyle w:val="TableParagraph"/>
+                                    <w:rPr>
+                                      <w:sz w:val="20"/>
+                                    </w:rPr>
+                                  </w:pPr>
+                                </w:p>
+                              </w:tc>
+                            </w:tr>
+                          </w:tbl>
+                          <w:p>
+                            <w:pPr>
+                              <w:pStyle w:val="Corpodetexto"/>
+                            </w:pPr>
+                          </w:p>
+                        </w:txbxContent>
+                      </wps:txbx>
+                      <wps:bodyPr wrap="square" lIns="0" tIns="0" rIns="0" bIns="0" rtlCol="0">
+                        <a:noAutofit/>
+                      </wps:bodyPr>
+                    </wps:wsp>
+                  </a:graphicData>
+                </a:graphic>
+              </wp:anchor>
+            </w:drawing>
+          </mc:Choice>
+          <mc:Fallback>
+            <w:pict>
+              <v:shape w14:anchorId="7286E26C" id="Textbox 4" o:spid="_x0000_s1027" type="#_x0000_t202" style="position:absolute;left:0;text-align:left;margin-left:59.05pt;margin-top:.05pt;width:26.55pt;height:88.3pt;z-index:15731200;visibility:visible;mso-wrap-style:square;mso-wrap-distance-left:0;mso-wrap-distance-top:0;mso-wrap-distance-right:0;mso-wrap-distance-bottom:0;mso-position-horizontal:absolute;mso-position-horizontal-relative:page;mso-position-vertical:absolute;mso-position-vertical-relative:text;v-text-anchor:top" o:gfxdata="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" filled="f" stroked="f">
+                <v:textbox inset="0,0,0,0">
+                  <w:txbxContent>
+                    <w:tbl>
+                      <w:tblPr>
+                        <w:tblStyle w:val="TableNormal"/>
+                        <w:tblW w:w="0" w:type="auto"/>
+                        <w:tblInd w:w="65" w:type="dxa"/>
+                        <w:tblBorders>
+                          <w:top w:val="single" w:sz="4" w:space="0" w:color="000000"/>
+                          <w:left w:val="single" w:sz="4" w:space="0" w:color="000000"/>
+                          <w:bottom w:val="single" w:sz="4" w:space="0" w:color="000000"/>
+                          <w:right w:val="single" w:sz="4" w:space="0" w:color="000000"/>
+                          <w:insideH w:val="single" w:sz="4" w:space="0" w:color="000000"/>
+                          <w:insideV w:val="single" w:sz="4" w:space="0" w:color="000000"/>
+                        </w:tblBorders>
+                        <w:tblLayout w:type="fixed"/>
+                        <w:tblLook w:val="01E0" w:firstRow="1" w:lastRow="1" w:firstColumn="1" w:lastColumn="1" w:noHBand="0" w:noVBand="0"/>
+                      </w:tblPr>
+                      <w:tblGrid>
+                        <w:gridCol w:w="401"/>
+                      </w:tblGrid>
+                      <w:tr>
+                        <w:trPr>
+                          <w:trHeight w:val="342"/>
+                        </w:trPr>
+                        <w:tc>
+                          <w:tcPr>
+                            <w:tcW w:w="401" w:type="dxa"/>
+                          </w:tcPr>
+                          <w:p>
+                            <w:pPr>
+                              <w:pStyle w:val="TableParagraph"/>
+                              <w:rPr>
+                                <w:sz w:val="20"/>
+                              </w:rPr>
+                            </w:pPr>
+                          </w:p>
+                        </w:tc>
+                      </w:tr>
+                      <w:tr>
+                        <w:trPr>
+                          <w:trHeight w:val="340"/>
+                        </w:trPr>
+                        <w:tc>
+                          <w:tcPr>
+                            <w:tcW w:w="401" w:type="dxa"/>
+                          </w:tcPr>
+                          <w:p>
+                            <w:pPr>
+                              <w:pStyle w:val="TableParagraph"/>
+                              <w:rPr>
+                                <w:sz w:val="20"/>
+                              </w:rPr>
+                            </w:pPr>
+                          </w:p>
+                        </w:tc>
+                      </w:tr>
+                      <w:tr>
+                        <w:trPr>
+                          <w:trHeight w:val="342"/>
+                        </w:trPr>
+                        <w:tc>
+                          <w:tcPr>
+                            <w:tcW w:w="401" w:type="dxa"/>
+                          </w:tcPr>
+                          <w:p>
+                            <w:pPr>
+                              <w:pStyle w:val="TableParagraph"/>
+                              <w:rPr>
+                                <w:sz w:val="20"/>
+                              </w:rPr>
+                            </w:pPr>
+                          </w:p>
+                        </w:tc>
+                      </w:tr>
+                      <w:tr>
+                        <w:trPr>
+                          <w:trHeight w:val="342"/>
+                        </w:trPr>
+                        <w:tc>
+                          <w:tcPr>
+                            <w:tcW w:w="401" w:type="dxa"/>
+                          </w:tcPr>
+                          <w:p>
+                            <w:pPr>
+                              <w:pStyle w:val="TableParagraph"/>
+                              <w:rPr>
+                                <w:sz w:val="20"/>
+                              </w:rPr>
+                            </w:pPr>
+                          </w:p>
+                        </w:tc>
+                      </w:tr>
+                      <w:tr>
+                        <w:trPr>
+                          <w:trHeight w:val="340"/>
+                        </w:trPr>
+                        <w:tc>
+                          <w:tcPr>
+                            <w:tcW w:w="401" w:type="dxa"/>
+                          </w:tcPr>
+                          <w:p>
+                            <w:pPr>
+                              <w:pStyle w:val="TableParagraph"/>
+                              <w:rPr>
+                                <w:sz w:val="20"/>
+                              </w:rPr>
+                            </w:pPr>
+                          </w:p>
+                        </w:tc>
+                      </w:tr>
+                    </w:tbl>
+                    <w:p>
+                      <w:pPr>
+                        <w:pStyle w:val="Corpodetexto"/>
+                      </w:pPr>
+                    </w:p>
+                  </w:txbxContent>
+                </v:textbox>
+                <w10:wrap anchorx="page"/>
+              </v:shape>
+            </w:pict>
+          </mc:Fallback>
+        </mc:AlternateContent>
+      </w:r>
+      <w:r>
+        <w:rPr>
+          <w:spacing w:val="-2"/>
+        </w:rPr>
+        <w:t>Ruído Vibração</w:t>
+      </w:r>
+    </w:p>
+    <w:p>
+      <w:pPr>
+        <w:pStyle w:val="Corpodetexto"/>
+        <w:spacing w:line="345" w:lineRule="auto"/>
+        <w:ind w:left="995" w:right="96"/>
+      </w:pPr>
+      <w:r>
+        <w:t>Radiação</w:t>
+      </w:r>
+      <w:r>
+        <w:rPr>
+          <w:spacing w:val="-7"/>
+        </w:rPr>
+        <w:t xml:space="preserve"> </w:t>
+      </w:r>
+      <w:r>
+        <w:t>Não</w:t>
+      </w:r>
+      <w:r>
+        <w:rPr>
+          <w:spacing w:val="-7"/>
+        </w:rPr>
+        <w:t xml:space="preserve"> </w:t>
+      </w:r>
+      <w:r>
+        <w:t>ionizante</w:t>
+      </w:r>
+      <w:r>
+        <w:rPr>
+          <w:spacing w:val="-8"/>
+        </w:rPr>
+        <w:t xml:space="preserve"> </w:t>
+      </w:r>
+      <w:r>
+        <w:t>-</w:t>
+      </w:r>
+      <w:r>
+        <w:rPr>
+          <w:spacing w:val="-7"/>
+        </w:rPr>
+        <w:t xml:space="preserve"> </w:t>
+      </w:r>
+      <w:r>
+        <w:t>Radiação</w:t>
+      </w:r>
+      <w:r>
+        <w:rPr>
+          <w:spacing w:val="-7"/>
+        </w:rPr>
+        <w:t xml:space="preserve"> </w:t>
+      </w:r>
+      <w:r>
+        <w:t xml:space="preserve">solar </w:t>
+      </w:r>
+      <w:r>
+        <w:rPr>
+          <w:spacing w:val="-2"/>
+        </w:rPr>
+        <w:t>Umidade</w:t>
+      </w:r>
+    </w:p>
+    <w:p>
+      <w:pPr>
+        <w:pStyle w:val="Corpodetexto"/>
+        <w:ind w:left="995"/>
+      </w:pPr>
+      <w:r>
+        <w:rPr>
+          <w:spacing w:val="-2"/>
+        </w:rPr>
+        <w:t>Calor</w:t>
+      </w:r>
+    </w:p>
+    <w:p>
+      <w:pPr>
+        <w:pStyle w:val="Corpodetexto"/>
+        <w:spacing w:before="178"/>
+      </w:pPr>
+    </w:p>
+    <w:p>
+      <w:pPr>
+        <w:pStyle w:val="Corpodetexto"/>
+        <w:spacing w:before="1" w:line="348" w:lineRule="auto"/>
+        <w:ind w:left="995" w:right="2138"/>
+      </w:pPr>
+      <w:r>
+        <w:rPr>
+          <w:noProof/>
+        </w:rPr>
+        <mc:AlternateContent>
+          <mc:Choice Requires="wps">
+            <w:drawing>
+              <wp:anchor distT="0" distB="0" distL="0" distR="0" simplePos="0" relativeHeight="15729152" behindDoc="0" locked="0" layoutInCell="1" allowOverlap="1" wp14:anchorId="6414F1D1" wp14:editId="128DBE16">
+                <wp:simplePos x="0" y="0"/>
+                <wp:positionH relativeFrom="page">
+                  <wp:posOffset>615167</wp:posOffset>
+                </wp:positionH>
+                <wp:positionV relativeFrom="paragraph">
+                  <wp:posOffset>162955</wp:posOffset>
+                </wp:positionV>
+                <wp:extent cx="160020" cy="810260"/>
+                <wp:effectExtent l="0" t="0" r="0" b="0"/>
+                <wp:wrapNone/>
+                <wp:docPr id="5" name="Textbox 5"/>
+                <wp:cNvGraphicFramePr>
+                  <a:graphicFrameLocks xmlns:a="http://schemas.openxmlformats.org/drawingml/2006/main"/>
+                </wp:cNvGraphicFramePr>
+                <a:graphic xmlns:a="http://schemas.openxmlformats.org/drawingml/2006/main">
+                  <a:graphicData uri="http://schemas.microsoft.com/office/word/2010/wordprocessingShape">
+                    <wps:wsp>
+                      <wps:cNvSpPr txBox="1">
+                        <a:spLocks/>
+                      </wps:cNvSpPr>
+                      <wps:spPr>
+                        <a:xfrm>
+                          <a:off x="0" y="0"/>
+                          <a:ext cx="160020" cy="810260"/>
+                        </a:xfrm>
+                        <a:prstGeom prst="rect">
+                          <a:avLst/>
+                        </a:prstGeom>
+                      </wps:spPr>
+                      <wps:txbx>
+                        <w:txbxContent>
+                          <w:p>
+                            <w:pPr>
+                              <w:spacing w:line="235" w:lineRule="exact"/>
+                              <w:ind w:left="20"/>
+                              <w:rPr>
+                                <w:b/>
+                                <w:sz w:val="21"/>
+                              </w:rPr>
+                            </w:pPr>
+                            <w:r>
+                              <w:rPr>
+                                <w:b/>
+                                <w:sz w:val="21"/>
+                              </w:rPr>
+                              <w:t>Risco</w:t>
+                            </w:r>
+                            <w:r>
+                              <w:rPr>
+                                <w:b/>
+                                <w:spacing w:val="-4"/>
+                                <w:sz w:val="21"/>
+                              </w:rPr>
+                              <w:t xml:space="preserve"> </w:t>
+                            </w:r>
+                            <w:r>
+                              <w:rPr>
+                                <w:b/>
+                                <w:spacing w:val="-2"/>
+                                <w:sz w:val="21"/>
+                              </w:rPr>
+                              <w:t>Químico</w:t>
+                            </w:r>
+                          </w:p>
+                        </w:txbxContent>
+                      </wps:txbx>
+                      <wps:bodyPr vert="vert270" wrap="square" lIns="0" tIns="0" rIns="0" bIns="0" rtlCol="0">
+                        <a:noAutofit/>
+                      </wps:bodyPr>
+                    </wps:wsp>
+                  </a:graphicData>
+                </a:graphic>
+              </wp:anchor>
+            </w:drawing>
+          </mc:Choice>
+          <mc:Fallback>
+            <w:pict>
+              <v:shape w14:anchorId="6414F1D1" id="Textbox 5" o:spid="_x0000_s1028" type="#_x0000_t202" style="position:absolute;left:0;text-align:left;margin-left:48.45pt;margin-top:12.85pt;width:12.6pt;height:63.8pt;z-index:15729152;visibility:visible;mso-wrap-style:square;mso-wrap-distance-left:0;mso-wrap-distance-top:0;mso-wrap-distance-right:0;mso-wrap-distance-bottom:0;mso-position-horizontal:absolute;mso-position-horizontal-relative:page;mso-position-vertical:absolute;mso-position-vertical-relative:text;v-text-anchor:top" o:gfxdata="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" filled="f" stroked="f">
+                <v:textbox style="layout-flow:vertical;mso-layout-flow-alt:bottom-to-top" inset="0,0,0,0">
+                  <w:txbxContent>
+                    <w:p>
+                      <w:pPr>
+                        <w:spacing w:line="235" w:lineRule="exact"/>
+                        <w:ind w:left="20"/>
+                        <w:rPr>
+                          <w:b/>
+                          <w:sz w:val="21"/>
+                        </w:rPr>
+                      </w:pPr>
+                      <w:r>
+                        <w:rPr>
+                          <w:b/>
+                          <w:sz w:val="21"/>
+                        </w:rPr>
+                        <w:t>Risco</w:t>
+                      </w:r>
+                      <w:r>
+                        <w:rPr>
+                          <w:b/>
+                          <w:spacing w:val="-4"/>
+                          <w:sz w:val="21"/>
+                        </w:rPr>
+                        <w:t xml:space="preserve"> </w:t>
+                      </w:r>
+                      <w:r>
+                        <w:rPr>
+                          <w:b/>
+                          <w:spacing w:val="-2"/>
+                          <w:sz w:val="21"/>
+                        </w:rPr>
+                        <w:t>Químico</w:t>
+                      </w:r>
+                    </w:p>
+                  </w:txbxContent>
+                </v:textbox>
+                <w10:wrap anchorx="page"/>
+              </v:shape>
+            </w:pict>
+          </mc:Fallback>
+        </mc:AlternateContent>
+      </w:r>
+      <w:r>
+        <w:rPr>
+          <w:noProof/>
+        </w:rPr>
+        <mc:AlternateContent>
+          <mc:Choice Requires="wps">
+            <w:drawing>
+              <wp:anchor distT="0" distB="0" distL="0" distR="0" simplePos="0" relativeHeight="15732224" behindDoc="0" locked="0" layoutInCell="1" allowOverlap="1" wp14:anchorId="62C21FB1" wp14:editId="4C46B100">
+                <wp:simplePos x="0" y="0"/>
+                <wp:positionH relativeFrom="page">
+                  <wp:posOffset>749808</wp:posOffset>
+                </wp:positionH>
+                <wp:positionV relativeFrom="paragraph">
+                  <wp:posOffset>-36998</wp:posOffset>
                 </wp:positionV>
                 <wp:extent cx="337185" cy="1122680"/>
+                <wp:effectExtent l="0" t="0" r="0" b="0"/>
+                <wp:wrapNone/>
+                <wp:docPr id="6" name="Textbox 6"/>
+                <wp:cNvGraphicFramePr>
+                  <a:graphicFrameLocks xmlns:a="http://schemas.openxmlformats.org/drawingml/2006/main"/>
+                </wp:cNvGraphicFramePr>
+                <a:graphic xmlns:a="http://schemas.openxmlformats.org/drawingml/2006/main">
+                  <a:graphicData uri="http://schemas.microsoft.com/office/word/2010/wordprocessingShape">
+                    <wps:wsp>
+                      <wps:cNvSpPr txBox="1">
+                        <a:spLocks/>
+                      </wps:cNvSpPr>
+                      <wps:spPr>
+                        <a:xfrm>
+                          <a:off x="0" y="0"/>
+                          <a:ext cx="337185" cy="1122680"/>
+                        </a:xfrm>
+                        <a:prstGeom prst="rect">
+                          <a:avLst/>
+                        </a:prstGeom>
+                      </wps:spPr>
+                      <wps:txbx>
+                        <w:txbxContent>
+                          <w:tbl>
+                            <w:tblPr>
+                              <w:tblStyle w:val="TableNormal"/>
+                              <w:tblW w:w="0" w:type="auto"/>
+                              <w:tblInd w:w="65" w:type="dxa"/>
+                              <w:tblBorders>
+                                <w:top w:val="single" w:sz="4" w:space="0" w:color="000000"/>
+                                <w:left w:val="single" w:sz="4" w:space="0" w:color="000000"/>
+                                <w:bottom w:val="single" w:sz="4" w:space="0" w:color="000000"/>
+                                <w:right w:val="single" w:sz="4" w:space="0" w:color="000000"/>
+                                <w:insideH w:val="single" w:sz="4" w:space="0" w:color="000000"/>
+                                <w:insideV w:val="single" w:sz="4" w:space="0" w:color="000000"/>
+                              </w:tblBorders>
+                              <w:tblLayout w:type="fixed"/>
+                              <w:tblLook w:val="01E0" w:firstRow="1" w:lastRow="1" w:firstColumn="1" w:lastColumn="1" w:noHBand="0" w:noVBand="0"/>
+                            </w:tblPr>
+                            <w:tblGrid>
+                              <w:gridCol w:w="401"/>
+                            </w:tblGrid>
+                            <w:tr>
+                              <w:trPr>
+                                <w:trHeight w:val="342"/>
+                              </w:trPr>
+                              <w:tc>
+                                <w:tcPr>
+                                  <w:tcW w:w="401" w:type="dxa"/>
+                                </w:tcPr>
+                                <w:p>
+                                  <w:pPr>
+                                    <w:pStyle w:val="TableParagraph"/>
+                                    <w:rPr>
+                                      <w:sz w:val="20"/>
+                                    </w:rPr>
+                                  </w:pPr>
+                                </w:p>
+                              </w:tc>
+                            </w:tr>
+                            <w:tr>
+                              <w:trPr>
+                                <w:trHeight w:val="340"/>
+                              </w:trPr>
+                              <w:tc>
+                                <w:tcPr>
+                                  <w:tcW w:w="401" w:type="dxa"/>
+                                </w:tcPr>
+                                <w:p>
+                                  <w:pPr>
+                                    <w:pStyle w:val="TableParagraph"/>
+                                    <w:rPr>
+                                      <w:sz w:val="20"/>
+                                    </w:rPr>
+                                  </w:pPr>
+                                </w:p>
+                              </w:tc>
+                            </w:tr>
+                            <w:tr>
+                              <w:trPr>
+                                <w:trHeight w:val="342"/>
+                              </w:trPr>
+                              <w:tc>
+                                <w:tcPr>
+                                  <w:tcW w:w="401" w:type="dxa"/>
+                                </w:tcPr>
+                                <w:p>
+                                  <w:pPr>
+                                    <w:pStyle w:val="TableParagraph"/>
+                                    <w:rPr>
+                                      <w:sz w:val="20"/>
+                                    </w:rPr>
+                                  </w:pPr>
+                                </w:p>
+                              </w:tc>
+                            </w:tr>
+                            <w:tr>
+                              <w:trPr>
+                                <w:trHeight w:val="342"/>
+                              </w:trPr>
+                              <w:tc>
+                                <w:tcPr>
+                                  <w:tcW w:w="401" w:type="dxa"/>
+                                </w:tcPr>
+                                <w:p>
+                                  <w:pPr>
+                                    <w:pStyle w:val="TableParagraph"/>
+                                    <w:rPr>
+                                      <w:sz w:val="20"/>
+                                    </w:rPr>
+                                  </w:pPr>
+                                </w:p>
+                              </w:tc>
+                            </w:tr>
+                            <w:tr>
+                              <w:trPr>
+                                <w:trHeight w:val="342"/>
+                              </w:trPr>
+                              <w:tc>
+                                <w:tcPr>
+                                  <w:tcW w:w="401" w:type="dxa"/>
+                                </w:tcPr>
+                                <w:p>
+                                  <w:pPr>
+                                    <w:pStyle w:val="TableParagraph"/>
+                                    <w:rPr>
+                                      <w:sz w:val="20"/>
+                                    </w:rPr>
+                                  </w:pPr>
+                                </w:p>
+                              </w:tc>
+                            </w:tr>
+                          </w:tbl>
+                          <w:p>
+                            <w:pPr>
+                              <w:pStyle w:val="Corpodetexto"/>
+                            </w:pPr>
+                          </w:p>
+                        </w:txbxContent>
+                      </wps:txbx>
+                      <wps:bodyPr wrap="square" lIns="0" tIns="0" rIns="0" bIns="0" rtlCol="0">
+                        <a:noAutofit/>
+                      </wps:bodyPr>
+                    </wps:wsp>
+                  </a:graphicData>
+                </a:graphic>
+              </wp:anchor>
+            </w:drawing>
+          </mc:Choice>
+          <mc:Fallback>
+            <w:pict>
+              <v:shape w14:anchorId="62C21FB1" id="Textbox 6" o:spid="_x0000_s1029" type="#_x0000_t202" style="position:absolute;left:0;text-align:left;margin-left:59.05pt;margin-top:-2.9pt;width:26.55pt;height:88.4pt;z-index:15732224;visibility:visible;mso-wrap-style:square;mso-wrap-distance-left:0;mso-wrap-distance-top:0;mso-wrap-distance-right:0;mso-wrap-distance-bottom:0;mso-position-horizontal:absolute;mso-position-horizontal-relative:page;mso-position-vertical:absolute;mso-position-vertical-relative:text;v-text-anchor:top" o:gfxdata="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" filled="f" stroked="f">
+                <v:textbox inset="0,0,0,0">
+                  <w:txbxContent>
+                    <w:tbl>
+                      <w:tblPr>
+                        <w:tblStyle w:val="TableNormal"/>
+                        <w:tblW w:w="0" w:type="auto"/>
+                        <w:tblInd w:w="65" w:type="dxa"/>
+                        <w:tblBorders>
+                          <w:top w:val="single" w:sz="4" w:space="0" w:color="000000"/>
+                          <w:left w:val="single" w:sz="4" w:space="0" w:color="000000"/>
+                          <w:bottom w:val="single" w:sz="4" w:space="0" w:color="000000"/>
+                          <w:right w:val="single" w:sz="4" w:space="0" w:color="000000"/>
+                          <w:insideH w:val="single" w:sz="4" w:space="0" w:color="000000"/>
+                          <w:insideV w:val="single" w:sz="4" w:space="0" w:color="000000"/>
+                        </w:tblBorders>
+                        <w:tblLayout w:type="fixed"/>
+                        <w:tblLook w:val="01E0" w:firstRow="1" w:lastRow="1" w:firstColumn="1" w:lastColumn="1" w:noHBand="0" w:noVBand="0"/>
+                      </w:tblPr>
+                      <w:tblGrid>
+                        <w:gridCol w:w="401"/>
+                      </w:tblGrid>
+                      <w:tr>
+                        <w:trPr>
+                          <w:trHeight w:val="342"/>
+                        </w:trPr>
+                        <w:tc>
+                          <w:tcPr>
+                            <w:tcW w:w="401" w:type="dxa"/>
+                          </w:tcPr>
+                          <w:p>
+                            <w:pPr>
+                              <w:pStyle w:val="TableParagraph"/>
+                              <w:rPr>
+                                <w:sz w:val="20"/>
+                              </w:rPr>
+                            </w:pPr>
+                          </w:p>
+                        </w:tc>
+                      </w:tr>
+                      <w:tr>
+                        <w:trPr>
+                          <w:trHeight w:val="340"/>
+                        </w:trPr>
+                        <w:tc>
+                          <w:tcPr>
+                            <w:tcW w:w="401" w:type="dxa"/>
+                          </w:tcPr>
+                          <w:p>
+                            <w:pPr>
+                              <w:pStyle w:val="TableParagraph"/>
+                              <w:rPr>
+                                <w:sz w:val="20"/>
+                              </w:rPr>
+                            </w:pPr>
+                          </w:p>
+                        </w:tc>
+                      </w:tr>
+                      <w:tr>
+                        <w:trPr>
+                          <w:trHeight w:val="342"/>
+                        </w:trPr>
+                        <w:tc>
+                          <w:tcPr>
+                            <w:tcW w:w="401" w:type="dxa"/>
+                          </w:tcPr>
+                          <w:p>
+                            <w:pPr>
+                              <w:pStyle w:val="TableParagraph"/>
+                              <w:rPr>
+                                <w:sz w:val="20"/>
+                              </w:rPr>
+                            </w:pPr>
+                          </w:p>
+                        </w:tc>
+                      </w:tr>
+                      <w:tr>
+                        <w:trPr>
+                          <w:trHeight w:val="342"/>
+                        </w:trPr>
+                        <w:tc>
+                          <w:tcPr>
+                            <w:tcW w:w="401" w:type="dxa"/>
+                          </w:tcPr>
+                          <w:p>
+                            <w:pPr>
+                              <w:pStyle w:val="TableParagraph"/>
+                              <w:rPr>
+                                <w:sz w:val="20"/>
+                              </w:rPr>
+                            </w:pPr>
+                          </w:p>
+                        </w:tc>
+                      </w:tr>
+                      <w:tr>
+                        <w:trPr>
+                          <w:trHeight w:val="342"/>
+                        </w:trPr>
+                        <w:tc>
+                          <w:tcPr>
+                            <w:tcW w:w="401" w:type="dxa"/>
+                          </w:tcPr>
+                          <w:p>
+                            <w:pPr>
+                              <w:pStyle w:val="TableParagraph"/>
+                              <w:rPr>
+                                <w:sz w:val="20"/>
+                              </w:rPr>
+                            </w:pPr>
+                          </w:p>
+                        </w:tc>
+                      </w:tr>
+                    </w:tbl>
+                    <w:p>
+                      <w:pPr>
+                        <w:pStyle w:val="Corpodetexto"/>
+                      </w:pPr>
+                    </w:p>
+                  </w:txbxContent>
+                </v:textbox>
+                <w10:wrap anchorx="page"/>
+              </v:shape>
+            </w:pict>
+          </mc:Fallback>
+        </mc:AlternateContent>
+      </w:r>
+      <w:r>
+        <w:t>Poeiras</w:t>
+      </w:r>
+      <w:r>
+        <w:rPr>
+          <w:spacing w:val="-12"/>
+        </w:rPr>
+        <w:t xml:space="preserve"> </w:t>
+      </w:r>
+      <w:r>
+        <w:t>Minerais Fumos</w:t>
+      </w:r>
+      <w:r>
+        <w:rPr>
+          <w:spacing w:val="-5"/>
+        </w:rPr>
+        <w:t xml:space="preserve"> </w:t>
+      </w:r>
+      <w:r>
+        <w:rPr>
+          <w:spacing w:val="-2"/>
+        </w:rPr>
+        <w:t>Metálicos</w:t>
+      </w:r>
+    </w:p>
+    <w:p>
+      <w:pPr>
+        <w:pStyle w:val="Corpodetexto"/>
+        <w:spacing w:line="345" w:lineRule="auto"/>
+        <w:ind w:left="995" w:right="1074"/>
+      </w:pPr>
+      <w:r>
+        <w:t>Névoas ou neblinas de pintura Gases e/ou vapores químicos Substâncias;</w:t>
+      </w:r>
+      <w:r>
+        <w:rPr>
+          <w:spacing w:val="-12"/>
+        </w:rPr>
+        <w:t xml:space="preserve"> </w:t>
+      </w:r>
+      <w:r>
+        <w:t>Compostos</w:t>
+      </w:r>
+      <w:r>
+        <w:rPr>
+          <w:spacing w:val="-11"/>
+        </w:rPr>
+        <w:t xml:space="preserve"> </w:t>
+      </w:r>
+      <w:r>
+        <w:t>químicos</w:t>
+      </w:r>
+    </w:p>
+    <w:p>
+      <w:pPr>
+        <w:pStyle w:val="Corpodetexto"/>
+        <w:spacing w:before="73"/>
+      </w:pPr>
+    </w:p>
+    <w:p>
+      <w:pPr>
+        <w:pStyle w:val="Corpodetexto"/>
+        <w:spacing w:before="1" w:line="345" w:lineRule="auto"/>
+        <w:ind w:left="995" w:right="3253"/>
+      </w:pPr>
+      <w:r>
+        <w:rPr>
+          <w:noProof/>
+        </w:rPr>
+        <mc:AlternateContent>
+          <mc:Choice Requires="wps">
+            <w:drawing>
+              <wp:anchor distT="0" distB="0" distL="0" distR="0" simplePos="0" relativeHeight="15728640" behindDoc="0" locked="0" layoutInCell="1" allowOverlap="1" wp14:anchorId="4F0135D3" wp14:editId="7C7ABDE9">
+                <wp:simplePos x="0" y="0"/>
+                <wp:positionH relativeFrom="page">
+                  <wp:posOffset>615167</wp:posOffset>
+                </wp:positionH>
+                <wp:positionV relativeFrom="paragraph">
+                  <wp:posOffset>14806</wp:posOffset>
+                </wp:positionV>
+                <wp:extent cx="160020" cy="854075"/>
                 <wp:effectExtent l="0" t="0" r="0" b="0"/>
                 <wp:wrapNone/>
                 <wp:docPr id="7" name="Textbox 7"/>
@@ -2191,7 +3125,120 @@
                       <wps:spPr>
                         <a:xfrm>
                           <a:off x="0" y="0"/>
-                          <a:ext cx="337185" cy="1122680"/>
+                          <a:ext cx="160020" cy="854075"/>
+                        </a:xfrm>
+                        <a:prstGeom prst="rect">
+                          <a:avLst/>
+                        </a:prstGeom>
+                      </wps:spPr>
+                      <wps:txbx>
+                        <w:txbxContent>
+                          <w:p>
+                            <w:pPr>
+                              <w:spacing w:line="235" w:lineRule="exact"/>
+                              <w:ind w:left="20"/>
+                              <w:rPr>
+                                <w:b/>
+                                <w:sz w:val="21"/>
+                              </w:rPr>
+                            </w:pPr>
+                            <w:r>
+                              <w:rPr>
+                                <w:b/>
+                                <w:sz w:val="21"/>
+                              </w:rPr>
+                              <w:t>Risco</w:t>
+                            </w:r>
+                            <w:r>
+                              <w:rPr>
+                                <w:b/>
+                                <w:spacing w:val="-2"/>
+                                <w:sz w:val="21"/>
+                              </w:rPr>
+                              <w:t xml:space="preserve"> Biológico</w:t>
+                            </w:r>
+                          </w:p>
+                        </w:txbxContent>
+                      </wps:txbx>
+                      <wps:bodyPr vert="vert270" wrap="square" lIns="0" tIns="0" rIns="0" bIns="0" rtlCol="0">
+                        <a:noAutofit/>
+                      </wps:bodyPr>
+                    </wps:wsp>
+                  </a:graphicData>
+                </a:graphic>
+              </wp:anchor>
+            </w:drawing>
+          </mc:Choice>
+          <mc:Fallback>
+            <w:pict>
+              <v:shape w14:anchorId="4F0135D3" id="Textbox 7" o:spid="_x0000_s1030" type="#_x0000_t202" style="position:absolute;left:0;text-align:left;margin-left:48.45pt;margin-top:1.15pt;width:12.6pt;height:67.25pt;z-index:15728640;visibility:visible;mso-wrap-style:square;mso-wrap-distance-left:0;mso-wrap-distance-top:0;mso-wrap-distance-right:0;mso-wrap-distance-bottom:0;mso-position-horizontal:absolute;mso-position-horizontal-relative:page;mso-position-vertical:absolute;mso-position-vertical-relative:text;v-text-anchor:top" o:gfxdata="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" filled="f" stroked="f">
+                <v:textbox style="layout-flow:vertical;mso-layout-flow-alt:bottom-to-top" inset="0,0,0,0">
+                  <w:txbxContent>
+                    <w:p>
+                      <w:pPr>
+                        <w:spacing w:line="235" w:lineRule="exact"/>
+                        <w:ind w:left="20"/>
+                        <w:rPr>
+                          <w:b/>
+                          <w:sz w:val="21"/>
+                        </w:rPr>
+                      </w:pPr>
+                      <w:r>
+                        <w:rPr>
+                          <w:b/>
+                          <w:sz w:val="21"/>
+                        </w:rPr>
+                        <w:t>Risco</w:t>
+                      </w:r>
+                      <w:r>
+                        <w:rPr>
+                          <w:b/>
+                          <w:spacing w:val="-2"/>
+                          <w:sz w:val="21"/>
+                        </w:rPr>
+                        <w:t xml:space="preserve"> Biológico</w:t>
+                      </w:r>
+                    </w:p>
+                  </w:txbxContent>
+                </v:textbox>
+                <w10:wrap anchorx="page"/>
+              </v:shape>
+            </w:pict>
+          </mc:Fallback>
+        </mc:AlternateContent>
+      </w:r>
+      <w:r>
+        <w:rPr>
+          <w:noProof/>
+        </w:rPr>
+        <mc:AlternateContent>
+          <mc:Choice Requires="wps">
+            <w:drawing>
+              <wp:anchor distT="0" distB="0" distL="0" distR="0" simplePos="0" relativeHeight="15733248" behindDoc="0" locked="0" layoutInCell="1" allowOverlap="1" wp14:anchorId="0BD480D2" wp14:editId="725E9E6D">
+                <wp:simplePos x="0" y="0"/>
+                <wp:positionH relativeFrom="page">
+                  <wp:posOffset>749808</wp:posOffset>
+                </wp:positionH>
+                <wp:positionV relativeFrom="paragraph">
+                  <wp:posOffset>-38545</wp:posOffset>
+                </wp:positionV>
+                <wp:extent cx="337185" cy="899160"/>
+                <wp:effectExtent l="0" t="0" r="0" b="0"/>
+                <wp:wrapNone/>
+                <wp:docPr id="8" name="Textbox 8"/>
+                <wp:cNvGraphicFramePr>
+                  <a:graphicFrameLocks xmlns:a="http://schemas.openxmlformats.org/drawingml/2006/main"/>
+                </wp:cNvGraphicFramePr>
+                <a:graphic xmlns:a="http://schemas.openxmlformats.org/drawingml/2006/main">
+                  <a:graphicData uri="http://schemas.microsoft.com/office/word/2010/wordprocessingShape">
+                    <wps:wsp>
+                      <wps:cNvSpPr txBox="1">
+                        <a:spLocks/>
+                      </wps:cNvSpPr>
+                      <wps:spPr>
+                        <a:xfrm>
+                          <a:off x="0" y="0"/>
+                          <a:ext cx="337185" cy="899160"/>
                         </a:xfrm>
                         <a:prstGeom prst="rect">
                           <a:avLst/>
@@ -2290,24 +3337,6 @@
                                 </w:p>
                               </w:tc>
                             </w:tr>
-                            <w:tr>
-                              <w:trPr>
-                                <w:trHeight w:val="342"/>
-                              </w:trPr>
-                              <w:tc>
-                                <w:tcPr>
-                                  <w:tcW w:w="401" w:type="dxa"/>
-                                </w:tcPr>
-                                <w:p>
-                                  <w:pPr>
-                                    <w:pStyle w:val="TableParagraph"/>
-                                    <w:rPr>
-                                      <w:sz w:val="20"/>
-                                    </w:rPr>
-                                  </w:pPr>
-                                </w:p>
-                              </w:tc>
-                            </w:tr>
                           </w:tbl>
                           <w:p>
                             <w:pPr>
@@ -2327,7 +3356,7 @@
           </mc:Choice>
           <mc:Fallback>
             <w:pict>
-              <v:shape w14:anchorId="19355B24" id="Textbox 7" o:spid="_x0000_s1027" type="#_x0000_t202" style="position:absolute;left:0;text-align:left;margin-left:59.05pt;margin-top:.05pt;width:26.55pt;height:88.4pt;z-index:15731200;visibility:visible;mso-wrap-style:square;mso-wrap-distance-left:0;mso-wrap-distance-top:0;mso-wrap-distance-right:0;mso-wrap-distance-bottom:0;mso-position-horizontal:absolute;mso-position-horizontal-relative:page;mso-position-vertical:absolute;mso-position-vertical-relative:text;v-text-anchor:top" o:gfxdata="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" filled="f" stroked="f">
+              <v:shape w14:anchorId="0BD480D2" id="Textbox 8" o:spid="_x0000_s1031" type="#_x0000_t202" style="position:absolute;left:0;text-align:left;margin-left:59.05pt;margin-top:-3.05pt;width:26.55pt;height:70.8pt;z-index:15733248;visibility:visible;mso-wrap-style:square;mso-wrap-distance-left:0;mso-wrap-distance-top:0;mso-wrap-distance-right:0;mso-wrap-distance-bottom:0;mso-position-horizontal:absolute;mso-position-horizontal-relative:page;mso-position-vertical:absolute;mso-position-vertical-relative:text;v-text-anchor:top" o:gfxdata="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" filled="f" stroked="f">
                 <v:textbox inset="0,0,0,0">
                   <w:txbxContent>
                     <w:tbl>
@@ -2421,24 +3450,6 @@
                           </w:p>
                         </w:tc>
                       </w:tr>
-                      <w:tr>
-                        <w:trPr>
-                          <w:trHeight w:val="342"/>
-                        </w:trPr>
-                        <w:tc>
-                          <w:tcPr>
-                            <w:tcW w:w="401" w:type="dxa"/>
-                          </w:tcPr>
-                          <w:p>
-                            <w:pPr>
-                              <w:pStyle w:val="TableParagraph"/>
-                              <w:rPr>
-                                <w:sz w:val="20"/>
-                              </w:rPr>
-                            </w:pPr>
-                          </w:p>
-                        </w:tc>
-                      </w:tr>
                     </w:tbl>
                     <w:p>
                       <w:pPr>
@@ -2457,93 +3468,908 @@
         <w:rPr>
           <w:spacing w:val="-2"/>
         </w:rPr>
-        <w:t>Ruído Vibração</w:t>
+        <w:t>Vírus Bactérias</w:t>
+      </w:r>
+    </w:p>
+    <w:p>
+      <w:pPr>
+        <w:pStyle w:val="Corpodetexto"/>
+        <w:spacing w:line="348" w:lineRule="auto"/>
+        <w:ind w:left="995" w:right="1244"/>
+      </w:pPr>
+      <w:r>
+        <w:t>Fungos</w:t>
+      </w:r>
+      <w:r>
+        <w:rPr>
+          <w:spacing w:val="-12"/>
+        </w:rPr>
+        <w:t xml:space="preserve"> </w:t>
+      </w:r>
+      <w:r>
+        <w:t>e/ou</w:t>
+      </w:r>
+      <w:r>
+        <w:rPr>
+          <w:spacing w:val="-11"/>
+        </w:rPr>
+        <w:t xml:space="preserve"> </w:t>
+      </w:r>
+      <w:r>
+        <w:t xml:space="preserve">Protozoários </w:t>
+      </w:r>
+      <w:r>
+        <w:rPr>
+          <w:spacing w:val="-2"/>
+        </w:rPr>
+        <w:t>Parasitas</w:t>
+      </w:r>
+    </w:p>
+    <w:p>
+      <w:pPr>
+        <w:pStyle w:val="Corpodetexto"/>
+        <w:spacing w:before="36"/>
+      </w:pPr>
+    </w:p>
+    <w:p>
+      <w:pPr>
+        <w:pStyle w:val="Ttulo1"/>
+        <w:ind w:left="427"/>
+      </w:pPr>
+      <w:r>
+        <w:t>Medidas</w:t>
+      </w:r>
+      <w:r>
+        <w:rPr>
+          <w:spacing w:val="-2"/>
+        </w:rPr>
+        <w:t xml:space="preserve"> </w:t>
+      </w:r>
+      <w:r>
+        <w:t>de</w:t>
+      </w:r>
+      <w:r>
+        <w:rPr>
+          <w:spacing w:val="-2"/>
+        </w:rPr>
+        <w:t xml:space="preserve"> Controle</w:t>
+      </w:r>
+    </w:p>
+    <w:p>
+      <w:pPr>
+        <w:pStyle w:val="Corpodetexto"/>
+        <w:spacing w:before="29"/>
+        <w:rPr>
+          <w:b/>
+          <w:sz w:val="22"/>
+        </w:rPr>
+      </w:pPr>
+    </w:p>
+    <w:p>
+      <w:pPr>
+        <w:spacing w:before="1"/>
+        <w:ind w:left="765"/>
+        <w:rPr>
+          <w:b/>
+          <w:sz w:val="20"/>
+        </w:rPr>
+      </w:pPr>
+      <w:r>
+        <w:rPr>
+          <w:b/>
+          <w:sz w:val="20"/>
+        </w:rPr>
+        <w:t>Medidas</w:t>
+      </w:r>
+      <w:r>
+        <w:rPr>
+          <w:b/>
+          <w:spacing w:val="-5"/>
+          <w:sz w:val="20"/>
+        </w:rPr>
+        <w:t xml:space="preserve"> </w:t>
+      </w:r>
+      <w:r>
+        <w:rPr>
+          <w:b/>
+          <w:sz w:val="20"/>
+        </w:rPr>
+        <w:t>de</w:t>
+      </w:r>
+      <w:r>
+        <w:rPr>
+          <w:b/>
+          <w:spacing w:val="-4"/>
+          <w:sz w:val="20"/>
+        </w:rPr>
+        <w:t xml:space="preserve"> </w:t>
+      </w:r>
+      <w:r>
+        <w:rPr>
+          <w:b/>
+          <w:spacing w:val="-2"/>
+          <w:sz w:val="20"/>
+        </w:rPr>
+        <w:t>Prevenção</w:t>
+      </w:r>
+    </w:p>
+    <w:p>
+      <w:pPr>
+        <w:pStyle w:val="PargrafodaLista"/>
+        <w:numPr>
+          <w:ilvl w:val="0"/>
+          <w:numId w:val="1"/>
+        </w:numPr>
+        <w:tabs>
+          <w:tab w:val="left" w:pos="1137"/>
+        </w:tabs>
+        <w:spacing w:before="55"/>
+        <w:rPr>
+          <w:sz w:val="20"/>
+        </w:rPr>
+      </w:pPr>
+      <w:r>
+        <w:rPr>
+          <w:sz w:val="20"/>
+        </w:rPr>
+        <w:t>Atentar</w:t>
+      </w:r>
+      <w:r>
+        <w:rPr>
+          <w:spacing w:val="-4"/>
+          <w:sz w:val="20"/>
+        </w:rPr>
+        <w:t xml:space="preserve"> </w:t>
+      </w:r>
+      <w:r>
+        <w:rPr>
+          <w:sz w:val="20"/>
+        </w:rPr>
+        <w:t>para</w:t>
+      </w:r>
+      <w:r>
+        <w:rPr>
+          <w:spacing w:val="-4"/>
+          <w:sz w:val="20"/>
+        </w:rPr>
+        <w:t xml:space="preserve"> </w:t>
+      </w:r>
+      <w:r>
+        <w:rPr>
+          <w:sz w:val="20"/>
+        </w:rPr>
+        <w:t>a</w:t>
+      </w:r>
+      <w:r>
+        <w:rPr>
+          <w:spacing w:val="-2"/>
+          <w:sz w:val="20"/>
+        </w:rPr>
+        <w:t xml:space="preserve"> </w:t>
+      </w:r>
+      <w:r>
+        <w:rPr>
+          <w:sz w:val="20"/>
+        </w:rPr>
+        <w:t>postura</w:t>
+      </w:r>
+      <w:r>
+        <w:rPr>
+          <w:spacing w:val="-1"/>
+          <w:sz w:val="20"/>
+        </w:rPr>
+        <w:t xml:space="preserve"> </w:t>
+      </w:r>
+      <w:r>
+        <w:rPr>
+          <w:sz w:val="20"/>
+        </w:rPr>
+        <w:t>no</w:t>
+      </w:r>
+      <w:r>
+        <w:rPr>
+          <w:spacing w:val="-2"/>
+          <w:sz w:val="20"/>
+        </w:rPr>
+        <w:t xml:space="preserve"> trabalho;</w:t>
+      </w:r>
+    </w:p>
+    <w:p>
+      <w:pPr>
+        <w:pStyle w:val="PargrafodaLista"/>
+        <w:numPr>
+          <w:ilvl w:val="0"/>
+          <w:numId w:val="1"/>
+        </w:numPr>
+        <w:tabs>
+          <w:tab w:val="left" w:pos="1137"/>
+        </w:tabs>
+        <w:spacing w:before="56"/>
+        <w:rPr>
+          <w:sz w:val="20"/>
+        </w:rPr>
+      </w:pPr>
+      <w:r>
+        <w:rPr>
+          <w:sz w:val="20"/>
+        </w:rPr>
+        <w:t>Respeitar</w:t>
+      </w:r>
+      <w:r>
+        <w:rPr>
+          <w:spacing w:val="-5"/>
+          <w:sz w:val="20"/>
+        </w:rPr>
+        <w:t xml:space="preserve"> </w:t>
+      </w:r>
+      <w:r>
+        <w:rPr>
+          <w:sz w:val="20"/>
+        </w:rPr>
+        <w:t>a</w:t>
+      </w:r>
+      <w:r>
+        <w:rPr>
+          <w:spacing w:val="-2"/>
+          <w:sz w:val="20"/>
+        </w:rPr>
+        <w:t xml:space="preserve"> </w:t>
+      </w:r>
+      <w:r>
+        <w:rPr>
+          <w:sz w:val="20"/>
+        </w:rPr>
+        <w:t>sinalização</w:t>
+      </w:r>
+      <w:r>
+        <w:rPr>
+          <w:spacing w:val="-4"/>
+          <w:sz w:val="20"/>
+        </w:rPr>
+        <w:t xml:space="preserve"> </w:t>
+      </w:r>
+      <w:r>
+        <w:rPr>
+          <w:sz w:val="20"/>
+        </w:rPr>
+        <w:t>de</w:t>
+      </w:r>
+      <w:r>
+        <w:rPr>
+          <w:spacing w:val="-6"/>
+          <w:sz w:val="20"/>
+        </w:rPr>
+        <w:t xml:space="preserve"> </w:t>
+      </w:r>
+      <w:r>
+        <w:rPr>
+          <w:spacing w:val="-2"/>
+          <w:sz w:val="20"/>
+        </w:rPr>
+        <w:t>segurança;</w:t>
+      </w:r>
+    </w:p>
+    <w:p>
+      <w:pPr>
+        <w:pStyle w:val="PargrafodaLista"/>
+        <w:numPr>
+          <w:ilvl w:val="0"/>
+          <w:numId w:val="1"/>
+        </w:numPr>
+        <w:tabs>
+          <w:tab w:val="left" w:pos="1137"/>
+        </w:tabs>
+        <w:spacing w:before="56"/>
+        <w:rPr>
+          <w:sz w:val="20"/>
+        </w:rPr>
+      </w:pPr>
+      <w:r>
+        <w:rPr>
+          <w:sz w:val="20"/>
+        </w:rPr>
+        <w:t>Manter</w:t>
+      </w:r>
+      <w:r>
+        <w:rPr>
+          <w:spacing w:val="-5"/>
+          <w:sz w:val="20"/>
+        </w:rPr>
+        <w:t xml:space="preserve"> </w:t>
+      </w:r>
+      <w:r>
+        <w:rPr>
+          <w:sz w:val="20"/>
+        </w:rPr>
+        <w:t>limpo</w:t>
+      </w:r>
+      <w:r>
+        <w:rPr>
+          <w:spacing w:val="-1"/>
+          <w:sz w:val="20"/>
+        </w:rPr>
+        <w:t xml:space="preserve"> </w:t>
+      </w:r>
+      <w:r>
+        <w:rPr>
+          <w:sz w:val="20"/>
+        </w:rPr>
+        <w:t>o</w:t>
+      </w:r>
+      <w:r>
+        <w:rPr>
+          <w:spacing w:val="-5"/>
+          <w:sz w:val="20"/>
+        </w:rPr>
+        <w:t xml:space="preserve"> </w:t>
+      </w:r>
+      <w:r>
+        <w:rPr>
+          <w:sz w:val="20"/>
+        </w:rPr>
+        <w:t>local</w:t>
+      </w:r>
+      <w:r>
+        <w:rPr>
+          <w:spacing w:val="-4"/>
+          <w:sz w:val="20"/>
+        </w:rPr>
+        <w:t xml:space="preserve"> </w:t>
+      </w:r>
+      <w:r>
+        <w:rPr>
+          <w:sz w:val="20"/>
+        </w:rPr>
+        <w:t>de</w:t>
+      </w:r>
+      <w:r>
+        <w:rPr>
+          <w:spacing w:val="-4"/>
+          <w:sz w:val="20"/>
+        </w:rPr>
+        <w:t xml:space="preserve"> </w:t>
+      </w:r>
+      <w:r>
+        <w:rPr>
+          <w:spacing w:val="-2"/>
+          <w:sz w:val="20"/>
+        </w:rPr>
+        <w:t>trabalho;</w:t>
+      </w:r>
+    </w:p>
+    <w:p>
+      <w:pPr>
+        <w:pStyle w:val="PargrafodaLista"/>
+        <w:numPr>
+          <w:ilvl w:val="0"/>
+          <w:numId w:val="1"/>
+        </w:numPr>
+        <w:tabs>
+          <w:tab w:val="left" w:pos="1137"/>
+        </w:tabs>
+        <w:spacing w:before="56" w:line="243" w:lineRule="exact"/>
+        <w:rPr>
+          <w:sz w:val="20"/>
+        </w:rPr>
+      </w:pPr>
+      <w:r>
+        <w:rPr>
+          <w:sz w:val="20"/>
+        </w:rPr>
+        <w:t>Participar</w:t>
+      </w:r>
+      <w:r>
+        <w:rPr>
+          <w:spacing w:val="-4"/>
+          <w:sz w:val="20"/>
+        </w:rPr>
+        <w:t xml:space="preserve"> </w:t>
+      </w:r>
+      <w:r>
+        <w:rPr>
+          <w:sz w:val="20"/>
+        </w:rPr>
+        <w:t>dos</w:t>
+      </w:r>
+      <w:r>
+        <w:rPr>
+          <w:spacing w:val="-4"/>
+          <w:sz w:val="20"/>
+        </w:rPr>
+        <w:t xml:space="preserve"> </w:t>
+      </w:r>
+      <w:r>
+        <w:rPr>
+          <w:spacing w:val="-2"/>
+          <w:sz w:val="20"/>
+        </w:rPr>
+        <w:t>treinamentos;</w:t>
+      </w:r>
+    </w:p>
+    <w:p>
+      <w:pPr>
+        <w:pStyle w:val="PargrafodaLista"/>
+        <w:numPr>
+          <w:ilvl w:val="0"/>
+          <w:numId w:val="1"/>
+        </w:numPr>
+        <w:tabs>
+          <w:tab w:val="left" w:pos="1137"/>
+        </w:tabs>
+        <w:ind w:right="98"/>
+        <w:rPr>
+          <w:sz w:val="20"/>
+        </w:rPr>
+      </w:pPr>
+      <w:r>
+        <w:rPr>
+          <w:sz w:val="20"/>
+        </w:rPr>
+        <w:t>Reduzir ao máximo possível o tempo exposto a qualquer dos riscos indicados na OS;</w:t>
+      </w:r>
+    </w:p>
+    <w:p>
+      <w:pPr>
+        <w:pStyle w:val="PargrafodaLista"/>
+        <w:numPr>
+          <w:ilvl w:val="0"/>
+          <w:numId w:val="1"/>
+        </w:numPr>
+        <w:tabs>
+          <w:tab w:val="left" w:pos="1137"/>
+        </w:tabs>
+        <w:ind w:right="101"/>
+        <w:rPr>
+          <w:sz w:val="20"/>
+        </w:rPr>
+      </w:pPr>
+      <w:r>
+        <w:rPr>
+          <w:sz w:val="20"/>
+        </w:rPr>
+        <w:t>Não</w:t>
+      </w:r>
+      <w:r>
+        <w:rPr>
+          <w:spacing w:val="80"/>
+          <w:w w:val="150"/>
+          <w:sz w:val="20"/>
+        </w:rPr>
+        <w:t xml:space="preserve"> </w:t>
+      </w:r>
+      <w:r>
+        <w:rPr>
+          <w:sz w:val="20"/>
+        </w:rPr>
+        <w:t>manipular</w:t>
+      </w:r>
+      <w:r>
+        <w:rPr>
+          <w:spacing w:val="80"/>
+          <w:w w:val="150"/>
+          <w:sz w:val="20"/>
+        </w:rPr>
+        <w:t xml:space="preserve"> </w:t>
+      </w:r>
+      <w:r>
+        <w:rPr>
+          <w:sz w:val="20"/>
+        </w:rPr>
+        <w:t>produtos</w:t>
+      </w:r>
+      <w:r>
+        <w:rPr>
+          <w:spacing w:val="80"/>
+          <w:w w:val="150"/>
+          <w:sz w:val="20"/>
+        </w:rPr>
+        <w:t xml:space="preserve"> </w:t>
+      </w:r>
+      <w:r>
+        <w:rPr>
+          <w:sz w:val="20"/>
+        </w:rPr>
+        <w:t>químicos</w:t>
+      </w:r>
+      <w:r>
+        <w:rPr>
+          <w:spacing w:val="80"/>
+          <w:w w:val="150"/>
+          <w:sz w:val="20"/>
+        </w:rPr>
+        <w:t xml:space="preserve"> </w:t>
+      </w:r>
+      <w:r>
+        <w:rPr>
+          <w:sz w:val="20"/>
+        </w:rPr>
+        <w:t>sem autorização e proteção individual;</w:t>
+      </w:r>
+    </w:p>
+    <w:p>
+      <w:pPr>
+        <w:pStyle w:val="PargrafodaLista"/>
+        <w:numPr>
+          <w:ilvl w:val="0"/>
+          <w:numId w:val="1"/>
+        </w:numPr>
+        <w:tabs>
+          <w:tab w:val="left" w:pos="1137"/>
+        </w:tabs>
+        <w:spacing w:before="57" w:line="243" w:lineRule="exact"/>
+        <w:rPr>
+          <w:sz w:val="20"/>
+        </w:rPr>
+      </w:pPr>
+      <w:r>
+        <w:rPr>
+          <w:sz w:val="20"/>
+        </w:rPr>
+        <w:t>Realizar</w:t>
+      </w:r>
+      <w:r>
+        <w:rPr>
+          <w:spacing w:val="-5"/>
+          <w:sz w:val="20"/>
+        </w:rPr>
+        <w:t xml:space="preserve"> </w:t>
+      </w:r>
+      <w:r>
+        <w:rPr>
+          <w:sz w:val="20"/>
+        </w:rPr>
+        <w:t>os</w:t>
+      </w:r>
+      <w:r>
+        <w:rPr>
+          <w:spacing w:val="-3"/>
+          <w:sz w:val="20"/>
+        </w:rPr>
+        <w:t xml:space="preserve"> </w:t>
+      </w:r>
+      <w:r>
+        <w:rPr>
+          <w:sz w:val="20"/>
+        </w:rPr>
+        <w:t>trabalhos</w:t>
+      </w:r>
+      <w:r>
+        <w:rPr>
+          <w:spacing w:val="-3"/>
+          <w:sz w:val="20"/>
+        </w:rPr>
+        <w:t xml:space="preserve"> </w:t>
+      </w:r>
+      <w:r>
+        <w:rPr>
+          <w:sz w:val="20"/>
+        </w:rPr>
+        <w:t>sempre</w:t>
+      </w:r>
+      <w:r>
+        <w:rPr>
+          <w:spacing w:val="-5"/>
+          <w:sz w:val="20"/>
+        </w:rPr>
+        <w:t xml:space="preserve"> </w:t>
+      </w:r>
+      <w:r>
+        <w:rPr>
+          <w:sz w:val="20"/>
+        </w:rPr>
+        <w:t>sob</w:t>
+      </w:r>
+      <w:r>
+        <w:rPr>
+          <w:spacing w:val="-2"/>
+          <w:sz w:val="20"/>
+        </w:rPr>
+        <w:t xml:space="preserve"> supervisão;</w:t>
+      </w:r>
+    </w:p>
+    <w:p>
+      <w:pPr>
+        <w:pStyle w:val="PargrafodaLista"/>
+        <w:numPr>
+          <w:ilvl w:val="0"/>
+          <w:numId w:val="1"/>
+        </w:numPr>
+        <w:tabs>
+          <w:tab w:val="left" w:pos="1137"/>
+        </w:tabs>
+        <w:ind w:right="98"/>
+        <w:rPr>
+          <w:sz w:val="20"/>
+        </w:rPr>
+      </w:pPr>
+      <w:r>
+        <w:rPr>
+          <w:sz w:val="20"/>
+        </w:rPr>
+        <w:t>Iluminar</w:t>
+      </w:r>
+      <w:r>
+        <w:rPr>
+          <w:spacing w:val="80"/>
+          <w:sz w:val="20"/>
+        </w:rPr>
+        <w:t xml:space="preserve"> </w:t>
+      </w:r>
+      <w:r>
+        <w:rPr>
+          <w:sz w:val="20"/>
+        </w:rPr>
+        <w:t>o</w:t>
+      </w:r>
+      <w:r>
+        <w:rPr>
+          <w:spacing w:val="80"/>
+          <w:sz w:val="20"/>
+        </w:rPr>
+        <w:t xml:space="preserve"> </w:t>
+      </w:r>
+      <w:r>
+        <w:rPr>
+          <w:sz w:val="20"/>
+        </w:rPr>
+        <w:t>local</w:t>
+      </w:r>
+      <w:r>
+        <w:rPr>
+          <w:spacing w:val="80"/>
+          <w:sz w:val="20"/>
+        </w:rPr>
+        <w:t xml:space="preserve"> </w:t>
+      </w:r>
+      <w:r>
+        <w:rPr>
+          <w:sz w:val="20"/>
+        </w:rPr>
+        <w:t>de</w:t>
+      </w:r>
+      <w:r>
+        <w:rPr>
+          <w:spacing w:val="80"/>
+          <w:sz w:val="20"/>
+        </w:rPr>
+        <w:t xml:space="preserve"> </w:t>
+      </w:r>
+      <w:r>
+        <w:rPr>
+          <w:sz w:val="20"/>
+        </w:rPr>
+        <w:t>trabalho</w:t>
+      </w:r>
+      <w:r>
+        <w:rPr>
+          <w:spacing w:val="80"/>
+          <w:sz w:val="20"/>
+        </w:rPr>
+        <w:t xml:space="preserve"> </w:t>
+      </w:r>
+      <w:r>
+        <w:rPr>
+          <w:sz w:val="20"/>
+        </w:rPr>
+        <w:t>o</w:t>
+      </w:r>
+      <w:r>
+        <w:rPr>
+          <w:spacing w:val="80"/>
+          <w:sz w:val="20"/>
+        </w:rPr>
+        <w:t xml:space="preserve"> </w:t>
+      </w:r>
+      <w:r>
+        <w:rPr>
+          <w:sz w:val="20"/>
+        </w:rPr>
+        <w:t xml:space="preserve">máximo </w:t>
+      </w:r>
+      <w:r>
+        <w:rPr>
+          <w:spacing w:val="-2"/>
+          <w:sz w:val="20"/>
+        </w:rPr>
+        <w:t>possível;</w:t>
+      </w:r>
+    </w:p>
+    <w:p>
+      <w:pPr>
+        <w:pStyle w:val="PargrafodaLista"/>
+        <w:numPr>
+          <w:ilvl w:val="0"/>
+          <w:numId w:val="1"/>
+        </w:numPr>
+        <w:tabs>
+          <w:tab w:val="left" w:pos="1137"/>
+        </w:tabs>
+        <w:spacing w:before="56" w:line="243" w:lineRule="exact"/>
+        <w:rPr>
+          <w:sz w:val="20"/>
+        </w:rPr>
+      </w:pPr>
+      <w:r>
+        <w:rPr>
+          <w:sz w:val="20"/>
+        </w:rPr>
+        <w:t>Verificar</w:t>
+      </w:r>
+      <w:r>
+        <w:rPr>
+          <w:spacing w:val="-8"/>
+          <w:sz w:val="20"/>
+        </w:rPr>
+        <w:t xml:space="preserve"> </w:t>
+      </w:r>
+      <w:r>
+        <w:rPr>
+          <w:sz w:val="20"/>
+        </w:rPr>
+        <w:t>extensões</w:t>
+      </w:r>
+      <w:r>
+        <w:rPr>
+          <w:spacing w:val="-5"/>
+          <w:sz w:val="20"/>
+        </w:rPr>
+        <w:t xml:space="preserve"> </w:t>
+      </w:r>
+      <w:r>
+        <w:rPr>
+          <w:sz w:val="20"/>
+        </w:rPr>
+        <w:t>e</w:t>
+      </w:r>
+      <w:r>
+        <w:rPr>
+          <w:spacing w:val="-8"/>
+          <w:sz w:val="20"/>
+        </w:rPr>
+        <w:t xml:space="preserve"> </w:t>
+      </w:r>
+      <w:r>
+        <w:rPr>
+          <w:sz w:val="20"/>
+        </w:rPr>
+        <w:t>equipamentos</w:t>
+      </w:r>
+      <w:r>
+        <w:rPr>
+          <w:spacing w:val="-5"/>
+          <w:sz w:val="20"/>
+        </w:rPr>
+        <w:t xml:space="preserve"> </w:t>
+      </w:r>
+      <w:r>
+        <w:rPr>
+          <w:spacing w:val="-2"/>
+          <w:sz w:val="20"/>
+        </w:rPr>
+        <w:t>elétricos.</w:t>
+      </w:r>
+    </w:p>
+    <w:p>
+      <w:pPr>
+        <w:pStyle w:val="Ttulo2"/>
+        <w:spacing w:line="243" w:lineRule="exact"/>
+        <w:ind w:left="427"/>
+      </w:pPr>
+      <w:r>
+        <w:t>DECLARAÇÃO</w:t>
+      </w:r>
+      <w:r>
+        <w:rPr>
+          <w:spacing w:val="-5"/>
+        </w:rPr>
+        <w:t xml:space="preserve"> </w:t>
+      </w:r>
+      <w:r>
+        <w:t>DE</w:t>
+      </w:r>
+      <w:r>
+        <w:rPr>
+          <w:spacing w:val="-3"/>
+        </w:rPr>
+        <w:t xml:space="preserve"> </w:t>
+      </w:r>
+      <w:r>
+        <w:t>ACORDO</w:t>
+      </w:r>
+      <w:r>
+        <w:rPr>
+          <w:spacing w:val="-7"/>
+        </w:rPr>
+        <w:t xml:space="preserve"> </w:t>
+      </w:r>
+      <w:r>
+        <w:t>COM</w:t>
+      </w:r>
+      <w:r>
+        <w:rPr>
+          <w:spacing w:val="-4"/>
+        </w:rPr>
+        <w:t xml:space="preserve"> </w:t>
+      </w:r>
+      <w:r>
+        <w:t>A</w:t>
+      </w:r>
+      <w:r>
+        <w:rPr>
+          <w:spacing w:val="-6"/>
+        </w:rPr>
+        <w:t xml:space="preserve"> </w:t>
+      </w:r>
+      <w:r>
+        <w:t>ORDEM</w:t>
+      </w:r>
+      <w:r>
+        <w:rPr>
+          <w:spacing w:val="-4"/>
+        </w:rPr>
+        <w:t xml:space="preserve"> </w:t>
+      </w:r>
+      <w:r>
+        <w:t>DE</w:t>
+      </w:r>
+      <w:r>
+        <w:rPr>
+          <w:spacing w:val="-5"/>
+        </w:rPr>
+        <w:t xml:space="preserve"> </w:t>
+      </w:r>
+      <w:r>
+        <w:rPr>
+          <w:spacing w:val="-2"/>
+        </w:rPr>
+        <w:t>SERVIÇO</w:t>
+      </w:r>
+    </w:p>
+    <w:p>
+      <w:pPr>
+        <w:pStyle w:val="Corpodetexto"/>
+        <w:spacing w:before="60" w:line="348" w:lineRule="auto"/>
+        <w:ind w:left="597" w:right="1531"/>
+      </w:pPr>
+      <w:r>
+        <w:br w:type="column"/>
+      </w:r>
+      <w:r>
+        <w:t>Animais</w:t>
+      </w:r>
+      <w:r>
+        <w:rPr>
+          <w:spacing w:val="-12"/>
+        </w:rPr>
+        <w:t xml:space="preserve"> </w:t>
+      </w:r>
+      <w:r>
+        <w:t>e</w:t>
+      </w:r>
+      <w:r>
+        <w:rPr>
+          <w:spacing w:val="-11"/>
+        </w:rPr>
+        <w:t xml:space="preserve"> </w:t>
+      </w:r>
+      <w:r>
+        <w:t>insetos</w:t>
+      </w:r>
+      <w:r>
+        <w:rPr>
+          <w:spacing w:val="-11"/>
+        </w:rPr>
+        <w:t xml:space="preserve"> </w:t>
+      </w:r>
+      <w:r>
+        <w:t>peçonhentos Queimaduras ou cortes Eletricidade; Choque elétrico</w:t>
       </w:r>
     </w:p>
     <w:p>
       <w:pPr>
         <w:pStyle w:val="Corpodetexto"/>
         <w:spacing w:line="345" w:lineRule="auto"/>
-        <w:ind w:left="995" w:right="96"/>
-      </w:pPr>
-      <w:r>
-        <w:t>Radiação</w:t>
-      </w:r>
-      <w:r>
-        <w:rPr>
-          <w:spacing w:val="-7"/>
-        </w:rPr>
-        <w:t xml:space="preserve"> </w:t>
-      </w:r>
-      <w:r>
-        <w:t>Não</w:t>
-      </w:r>
-      <w:r>
-        <w:rPr>
-          <w:spacing w:val="-7"/>
-        </w:rPr>
-        <w:t xml:space="preserve"> </w:t>
-      </w:r>
-      <w:r>
-        <w:t>ionizante</w:t>
-      </w:r>
-      <w:r>
-        <w:rPr>
-          <w:spacing w:val="-8"/>
-        </w:rPr>
-        <w:t xml:space="preserve"> </w:t>
-      </w:r>
-      <w:r>
-        <w:t>-</w:t>
-      </w:r>
-      <w:r>
-        <w:rPr>
-          <w:spacing w:val="-7"/>
-        </w:rPr>
-        <w:t xml:space="preserve"> </w:t>
-      </w:r>
-      <w:r>
-        <w:t>Radiação</w:t>
-      </w:r>
-      <w:r>
-        <w:rPr>
-          <w:spacing w:val="-7"/>
-        </w:rPr>
-        <w:t xml:space="preserve"> </w:t>
-      </w:r>
-      <w:r>
-        <w:t xml:space="preserve">solar </w:t>
-      </w:r>
-      <w:r>
-        <w:rPr>
-          <w:spacing w:val="-2"/>
-        </w:rPr>
-        <w:t>Umidade</w:t>
-      </w:r>
-    </w:p>
-    <w:p>
-      <w:pPr>
-        <w:pStyle w:val="Corpodetexto"/>
-        <w:ind w:left="995"/>
-      </w:pPr>
-      <w:r>
-        <w:rPr>
-          <w:spacing w:val="-2"/>
-        </w:rPr>
-        <w:t>Calor</w:t>
-      </w:r>
-    </w:p>
-    <w:p>
-      <w:pPr>
-        <w:pStyle w:val="Corpodetexto"/>
-        <w:spacing w:before="182"/>
-      </w:pPr>
-    </w:p>
-    <w:p>
-      <w:pPr>
-        <w:pStyle w:val="Corpodetexto"/>
-        <w:spacing w:line="345" w:lineRule="auto"/>
-        <w:ind w:left="995" w:right="2138"/>
+        <w:ind w:left="597" w:right="453"/>
       </w:pPr>
       <w:r>
         <w:rPr>
@@ -2552,18 +4378,18 @@
         <mc:AlternateContent>
           <mc:Choice Requires="wps">
             <w:drawing>
-              <wp:anchor distT="0" distB="0" distL="0" distR="0" simplePos="0" relativeHeight="15729152" behindDoc="0" locked="0" layoutInCell="1" allowOverlap="1" wp14:anchorId="36F8E5FF" wp14:editId="059C3BC9">
+              <wp:anchor distT="0" distB="0" distL="0" distR="0" simplePos="0" relativeHeight="15730688" behindDoc="0" locked="0" layoutInCell="1" allowOverlap="1" wp14:anchorId="32F0A6E5" wp14:editId="553F7D3A">
                 <wp:simplePos x="0" y="0"/>
                 <wp:positionH relativeFrom="page">
-                  <wp:posOffset>615167</wp:posOffset>
+                  <wp:posOffset>3910098</wp:posOffset>
                 </wp:positionH>
                 <wp:positionV relativeFrom="paragraph">
-                  <wp:posOffset>162427</wp:posOffset>
+                  <wp:posOffset>-230137</wp:posOffset>
                 </wp:positionV>
-                <wp:extent cx="160020" cy="810260"/>
+                <wp:extent cx="160020" cy="1007744"/>
                 <wp:effectExtent l="0" t="0" r="0" b="0"/>
                 <wp:wrapNone/>
-                <wp:docPr id="8" name="Textbox 8"/>
+                <wp:docPr id="9" name="Textbox 9"/>
                 <wp:cNvGraphicFramePr>
                   <a:graphicFrameLocks xmlns:a="http://schemas.openxmlformats.org/drawingml/2006/main"/>
                 </wp:cNvGraphicFramePr>
@@ -2576,7 +4402,7 @@
                       <wps:spPr>
                         <a:xfrm>
                           <a:off x="0" y="0"/>
-                          <a:ext cx="160020" cy="810260"/>
+                          <a:ext cx="160020" cy="1007744"/>
                         </a:xfrm>
                         <a:prstGeom prst="rect">
                           <a:avLst/>
@@ -2603,7 +4429,22 @@
                             <w:r>
                               <w:rPr>
                                 <w:b/>
-                                <w:spacing w:val="-4"/>
+                                <w:spacing w:val="-3"/>
+                                <w:sz w:val="21"/>
+                              </w:rPr>
+                              <w:t xml:space="preserve"> </w:t>
+                            </w:r>
+                            <w:r>
+                              <w:rPr>
+                                <w:b/>
+                                <w:sz w:val="21"/>
+                              </w:rPr>
+                              <w:t>de</w:t>
+                            </w:r>
+                            <w:r>
+                              <w:rPr>
+                                <w:b/>
+                                <w:spacing w:val="-1"/>
                                 <w:sz w:val="21"/>
                               </w:rPr>
                               <w:t xml:space="preserve"> </w:t>
@@ -2614,7 +4455,7 @@
                                 <w:spacing w:val="-2"/>
                                 <w:sz w:val="21"/>
                               </w:rPr>
-                              <w:t>Químico</w:t>
+                              <w:t>Acidente</w:t>
                             </w:r>
                           </w:p>
                         </w:txbxContent>
@@ -2630,7 +4471,7 @@
           </mc:Choice>
           <mc:Fallback>
             <w:pict>
-              <v:shape w14:anchorId="36F8E5FF" id="Textbox 8" o:spid="_x0000_s1028" type="#_x0000_t202" style="position:absolute;left:0;text-align:left;margin-left:48.45pt;margin-top:12.8pt;width:12.6pt;height:63.8pt;z-index:15729152;visibility:visible;mso-wrap-style:square;mso-wrap-distance-left:0;mso-wrap-distance-top:0;mso-wrap-distance-right:0;mso-wrap-distance-bottom:0;mso-position-horizontal:absolute;mso-position-horizontal-relative:page;mso-position-vertical:absolute;mso-position-vertical-relative:text;v-text-anchor:top" o:gfxdata="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" filled="f" stroked="f">
+              <v:shape w14:anchorId="32F0A6E5" id="Textbox 9" o:spid="_x0000_s1032" type="#_x0000_t202" style="position:absolute;left:0;text-align:left;margin-left:307.9pt;margin-top:-18.1pt;width:12.6pt;height:79.35pt;z-index:15730688;visibility:visible;mso-wrap-style:square;mso-wrap-distance-left:0;mso-wrap-distance-top:0;mso-wrap-distance-right:0;mso-wrap-distance-bottom:0;mso-position-horizontal:absolute;mso-position-horizontal-relative:page;mso-position-vertical:absolute;mso-position-vertical-relative:text;v-text-anchor:top" o:gfxdata="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" filled="f" stroked="f">
                 <v:textbox style="layout-flow:vertical;mso-layout-flow-alt:bottom-to-top" inset="0,0,0,0">
                   <w:txbxContent>
                     <w:p>
@@ -2652,7 +4493,22 @@
                       <w:r>
                         <w:rPr>
                           <w:b/>
-                          <w:spacing w:val="-4"/>
+                          <w:spacing w:val="-3"/>
+                          <w:sz w:val="21"/>
+                        </w:rPr>
+                        <w:t xml:space="preserve"> </w:t>
+                      </w:r>
+                      <w:r>
+                        <w:rPr>
+                          <w:b/>
+                          <w:sz w:val="21"/>
+                        </w:rPr>
+                        <w:t>de</w:t>
+                      </w:r>
+                      <w:r>
+                        <w:rPr>
+                          <w:b/>
+                          <w:spacing w:val="-1"/>
                           <w:sz w:val="21"/>
                         </w:rPr>
                         <w:t xml:space="preserve"> </w:t>
@@ -2663,7 +4519,7 @@
                           <w:spacing w:val="-2"/>
                           <w:sz w:val="21"/>
                         </w:rPr>
-                        <w:t>Químico</w:t>
+                        <w:t>Acidente</w:t>
                       </w:r>
                     </w:p>
                   </w:txbxContent>
@@ -2681,18 +4537,18 @@
         <mc:AlternateContent>
           <mc:Choice Requires="wps">
             <w:drawing>
-              <wp:anchor distT="0" distB="0" distL="0" distR="0" simplePos="0" relativeHeight="15732224" behindDoc="0" locked="0" layoutInCell="1" allowOverlap="1" wp14:anchorId="55AE40D2" wp14:editId="18F997FA">
+              <wp:anchor distT="0" distB="0" distL="0" distR="0" simplePos="0" relativeHeight="15731712" behindDoc="0" locked="0" layoutInCell="1" allowOverlap="1" wp14:anchorId="7FB3F255" wp14:editId="3564A608">
                 <wp:simplePos x="0" y="0"/>
                 <wp:positionH relativeFrom="page">
-                  <wp:posOffset>749808</wp:posOffset>
+                  <wp:posOffset>4043172</wp:posOffset>
                 </wp:positionH>
                 <wp:positionV relativeFrom="paragraph">
-                  <wp:posOffset>-38997</wp:posOffset>
+                  <wp:posOffset>-712001</wp:posOffset>
                 </wp:positionV>
-                <wp:extent cx="337185" cy="1122680"/>
+                <wp:extent cx="337185" cy="1790700"/>
                 <wp:effectExtent l="0" t="0" r="0" b="0"/>
                 <wp:wrapNone/>
-                <wp:docPr id="9" name="Textbox 9"/>
+                <wp:docPr id="10" name="Textbox 10"/>
                 <wp:cNvGraphicFramePr>
                   <a:graphicFrameLocks xmlns:a="http://schemas.openxmlformats.org/drawingml/2006/main"/>
                 </wp:cNvGraphicFramePr>
@@ -2705,7 +4561,7 @@
                       <wps:spPr>
                         <a:xfrm>
                           <a:off x="0" y="0"/>
-                          <a:ext cx="337185" cy="1122680"/>
+                          <a:ext cx="337185" cy="1790700"/>
                         </a:xfrm>
                         <a:prstGeom prst="rect">
                           <a:avLst/>
@@ -2732,24 +4588,6 @@
                             <w:tblGrid>
                               <w:gridCol w:w="401"/>
                             </w:tblGrid>
-                            <w:tr>
-                              <w:trPr>
-                                <w:trHeight w:val="342"/>
-                              </w:trPr>
-                              <w:tc>
-                                <w:tcPr>
-                                  <w:tcW w:w="401" w:type="dxa"/>
-                                </w:tcPr>
-                                <w:p>
-                                  <w:pPr>
-                                    <w:pStyle w:val="TableParagraph"/>
-                                    <w:rPr>
-                                      <w:sz w:val="20"/>
-                                    </w:rPr>
-                                  </w:pPr>
-                                </w:p>
-                              </w:tc>
-                            </w:tr>
                             <w:tr>
                               <w:trPr>
                                 <w:trHeight w:val="342"/>
@@ -2822,387 +4660,6 @@
                                 </w:p>
                               </w:tc>
                             </w:tr>
-                          </w:tbl>
-                          <w:p>
-                            <w:pPr>
-                              <w:pStyle w:val="Corpodetexto"/>
-                            </w:pPr>
-                          </w:p>
-                        </w:txbxContent>
-                      </wps:txbx>
-                      <wps:bodyPr wrap="square" lIns="0" tIns="0" rIns="0" bIns="0" rtlCol="0">
-                        <a:noAutofit/>
-                      </wps:bodyPr>
-                    </wps:wsp>
-                  </a:graphicData>
-                </a:graphic>
-              </wp:anchor>
-            </w:drawing>
-          </mc:Choice>
-          <mc:Fallback>
-            <w:pict>
-              <v:shape w14:anchorId="55AE40D2" id="Textbox 9" o:spid="_x0000_s1029" type="#_x0000_t202" style="position:absolute;left:0;text-align:left;margin-left:59.05pt;margin-top:-3.05pt;width:26.55pt;height:88.4pt;z-index:15732224;visibility:visible;mso-wrap-style:square;mso-wrap-distance-left:0;mso-wrap-distance-top:0;mso-wrap-distance-right:0;mso-wrap-distance-bottom:0;mso-position-horizontal:absolute;mso-position-horizontal-relative:page;mso-position-vertical:absolute;mso-position-vertical-relative:text;v-text-anchor:top" o:gfxdata="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" filled="f" stroked="f">
-                <v:textbox inset="0,0,0,0">
-                  <w:txbxContent>
-                    <w:tbl>
-                      <w:tblPr>
-                        <w:tblStyle w:val="TableNormal"/>
-                        <w:tblW w:w="0" w:type="auto"/>
-                        <w:tblInd w:w="65" w:type="dxa"/>
-                        <w:tblBorders>
-                          <w:top w:val="single" w:sz="4" w:space="0" w:color="000000"/>
-                          <w:left w:val="single" w:sz="4" w:space="0" w:color="000000"/>
-                          <w:bottom w:val="single" w:sz="4" w:space="0" w:color="000000"/>
-                          <w:right w:val="single" w:sz="4" w:space="0" w:color="000000"/>
-                          <w:insideH w:val="single" w:sz="4" w:space="0" w:color="000000"/>
-                          <w:insideV w:val="single" w:sz="4" w:space="0" w:color="000000"/>
-                        </w:tblBorders>
-                        <w:tblLayout w:type="fixed"/>
-                        <w:tblLook w:val="01E0" w:firstRow="1" w:lastRow="1" w:firstColumn="1" w:lastColumn="1" w:noHBand="0" w:noVBand="0"/>
-                      </w:tblPr>
-                      <w:tblGrid>
-                        <w:gridCol w:w="401"/>
-                      </w:tblGrid>
-                      <w:tr>
-                        <w:trPr>
-                          <w:trHeight w:val="342"/>
-                        </w:trPr>
-                        <w:tc>
-                          <w:tcPr>
-                            <w:tcW w:w="401" w:type="dxa"/>
-                          </w:tcPr>
-                          <w:p>
-                            <w:pPr>
-                              <w:pStyle w:val="TableParagraph"/>
-                              <w:rPr>
-                                <w:sz w:val="20"/>
-                              </w:rPr>
-                            </w:pPr>
-                          </w:p>
-                        </w:tc>
-                      </w:tr>
-                      <w:tr>
-                        <w:trPr>
-                          <w:trHeight w:val="342"/>
-                        </w:trPr>
-                        <w:tc>
-                          <w:tcPr>
-                            <w:tcW w:w="401" w:type="dxa"/>
-                          </w:tcPr>
-                          <w:p>
-                            <w:pPr>
-                              <w:pStyle w:val="TableParagraph"/>
-                              <w:rPr>
-                                <w:sz w:val="20"/>
-                              </w:rPr>
-                            </w:pPr>
-                          </w:p>
-                        </w:tc>
-                      </w:tr>
-                      <w:tr>
-                        <w:trPr>
-                          <w:trHeight w:val="340"/>
-                        </w:trPr>
-                        <w:tc>
-                          <w:tcPr>
-                            <w:tcW w:w="401" w:type="dxa"/>
-                          </w:tcPr>
-                          <w:p>
-                            <w:pPr>
-                              <w:pStyle w:val="TableParagraph"/>
-                              <w:rPr>
-                                <w:sz w:val="20"/>
-                              </w:rPr>
-                            </w:pPr>
-                          </w:p>
-                        </w:tc>
-                      </w:tr>
-                      <w:tr>
-                        <w:trPr>
-                          <w:trHeight w:val="342"/>
-                        </w:trPr>
-                        <w:tc>
-                          <w:tcPr>
-                            <w:tcW w:w="401" w:type="dxa"/>
-                          </w:tcPr>
-                          <w:p>
-                            <w:pPr>
-                              <w:pStyle w:val="TableParagraph"/>
-                              <w:rPr>
-                                <w:sz w:val="20"/>
-                              </w:rPr>
-                            </w:pPr>
-                          </w:p>
-                        </w:tc>
-                      </w:tr>
-                      <w:tr>
-                        <w:trPr>
-                          <w:trHeight w:val="342"/>
-                        </w:trPr>
-                        <w:tc>
-                          <w:tcPr>
-                            <w:tcW w:w="401" w:type="dxa"/>
-                          </w:tcPr>
-                          <w:p>
-                            <w:pPr>
-                              <w:pStyle w:val="TableParagraph"/>
-                              <w:rPr>
-                                <w:sz w:val="20"/>
-                              </w:rPr>
-                            </w:pPr>
-                          </w:p>
-                        </w:tc>
-                      </w:tr>
-                    </w:tbl>
-                    <w:p>
-                      <w:pPr>
-                        <w:pStyle w:val="Corpodetexto"/>
-                      </w:pPr>
-                    </w:p>
-                  </w:txbxContent>
-                </v:textbox>
-                <w10:wrap anchorx="page"/>
-              </v:shape>
-            </w:pict>
-          </mc:Fallback>
-        </mc:AlternateContent>
-      </w:r>
-      <w:r>
-        <w:t>Poeiras</w:t>
-      </w:r>
-      <w:r>
-        <w:rPr>
-          <w:spacing w:val="-12"/>
-        </w:rPr>
-        <w:t xml:space="preserve"> </w:t>
-      </w:r>
-      <w:r>
-        <w:t>Minerais Fumos</w:t>
-      </w:r>
-      <w:r>
-        <w:rPr>
-          <w:spacing w:val="-5"/>
-        </w:rPr>
-        <w:t xml:space="preserve"> </w:t>
-      </w:r>
-      <w:r>
-        <w:rPr>
-          <w:spacing w:val="-2"/>
-        </w:rPr>
-        <w:t>Metálicos</w:t>
-      </w:r>
-    </w:p>
-    <w:p>
-      <w:pPr>
-        <w:pStyle w:val="Corpodetexto"/>
-        <w:spacing w:line="345" w:lineRule="auto"/>
-        <w:ind w:left="995" w:right="1074"/>
-      </w:pPr>
-      <w:r>
-        <w:t>Névoas ou neblinas de pintura Gases e/ou vapores químicos Substâncias;</w:t>
-      </w:r>
-      <w:r>
-        <w:rPr>
-          <w:spacing w:val="-12"/>
-        </w:rPr>
-        <w:t xml:space="preserve"> </w:t>
-      </w:r>
-      <w:r>
-        <w:t>Compostos</w:t>
-      </w:r>
-      <w:r>
-        <w:rPr>
-          <w:spacing w:val="-11"/>
-        </w:rPr>
-        <w:t xml:space="preserve"> </w:t>
-      </w:r>
-      <w:r>
-        <w:t>químicos</w:t>
-      </w:r>
-    </w:p>
-    <w:p>
-      <w:pPr>
-        <w:pStyle w:val="Corpodetexto"/>
-        <w:spacing w:before="76"/>
-      </w:pPr>
-    </w:p>
-    <w:p>
-      <w:pPr>
-        <w:pStyle w:val="Corpodetexto"/>
-        <w:spacing w:line="348" w:lineRule="auto"/>
-        <w:ind w:left="995" w:right="3253"/>
-      </w:pPr>
-      <w:r>
-        <w:rPr>
-          <w:noProof/>
-        </w:rPr>
-        <mc:AlternateContent>
-          <mc:Choice Requires="wps">
-            <w:drawing>
-              <wp:anchor distT="0" distB="0" distL="0" distR="0" simplePos="0" relativeHeight="15728640" behindDoc="0" locked="0" layoutInCell="1" allowOverlap="1" wp14:anchorId="3A480393" wp14:editId="77BDE941">
-                <wp:simplePos x="0" y="0"/>
-                <wp:positionH relativeFrom="page">
-                  <wp:posOffset>615167</wp:posOffset>
-                </wp:positionH>
-                <wp:positionV relativeFrom="paragraph">
-                  <wp:posOffset>14594</wp:posOffset>
-                </wp:positionV>
-                <wp:extent cx="160020" cy="854075"/>
-                <wp:effectExtent l="0" t="0" r="0" b="0"/>
-                <wp:wrapNone/>
-                <wp:docPr id="10" name="Textbox 10"/>
-                <wp:cNvGraphicFramePr>
-                  <a:graphicFrameLocks xmlns:a="http://schemas.openxmlformats.org/drawingml/2006/main"/>
-                </wp:cNvGraphicFramePr>
-                <a:graphic xmlns:a="http://schemas.openxmlformats.org/drawingml/2006/main">
-                  <a:graphicData uri="http://schemas.microsoft.com/office/word/2010/wordprocessingShape">
-                    <wps:wsp>
-                      <wps:cNvSpPr txBox="1">
-                        <a:spLocks/>
-                      </wps:cNvSpPr>
-                      <wps:spPr>
-                        <a:xfrm>
-                          <a:off x="0" y="0"/>
-                          <a:ext cx="160020" cy="854075"/>
-                        </a:xfrm>
-                        <a:prstGeom prst="rect">
-                          <a:avLst/>
-                        </a:prstGeom>
-                      </wps:spPr>
-                      <wps:txbx>
-                        <w:txbxContent>
-                          <w:p>
-                            <w:pPr>
-                              <w:spacing w:line="235" w:lineRule="exact"/>
-                              <w:ind w:left="20"/>
-                              <w:rPr>
-                                <w:b/>
-                                <w:sz w:val="21"/>
-                              </w:rPr>
-                            </w:pPr>
-                            <w:r>
-                              <w:rPr>
-                                <w:b/>
-                                <w:sz w:val="21"/>
-                              </w:rPr>
-                              <w:t>Risco</w:t>
-                            </w:r>
-                            <w:r>
-                              <w:rPr>
-                                <w:b/>
-                                <w:spacing w:val="-2"/>
-                                <w:sz w:val="21"/>
-                              </w:rPr>
-                              <w:t xml:space="preserve"> Biológico</w:t>
-                            </w:r>
-                          </w:p>
-                        </w:txbxContent>
-                      </wps:txbx>
-                      <wps:bodyPr vert="vert270" wrap="square" lIns="0" tIns="0" rIns="0" bIns="0" rtlCol="0">
-                        <a:noAutofit/>
-                      </wps:bodyPr>
-                    </wps:wsp>
-                  </a:graphicData>
-                </a:graphic>
-              </wp:anchor>
-            </w:drawing>
-          </mc:Choice>
-          <mc:Fallback>
-            <w:pict>
-              <v:shape w14:anchorId="3A480393" id="Textbox 10" o:spid="_x0000_s1030" type="#_x0000_t202" style="position:absolute;left:0;text-align:left;margin-left:48.45pt;margin-top:1.15pt;width:12.6pt;height:67.25pt;z-index:15728640;visibility:visible;mso-wrap-style:square;mso-wrap-distance-left:0;mso-wrap-distance-top:0;mso-wrap-distance-right:0;mso-wrap-distance-bottom:0;mso-position-horizontal:absolute;mso-position-horizontal-relative:page;mso-position-vertical:absolute;mso-position-vertical-relative:text;v-text-anchor:top" o:gfxdata="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" filled="f" stroked="f">
-                <v:textbox style="layout-flow:vertical;mso-layout-flow-alt:bottom-to-top" inset="0,0,0,0">
-                  <w:txbxContent>
-                    <w:p>
-                      <w:pPr>
-                        <w:spacing w:line="235" w:lineRule="exact"/>
-                        <w:ind w:left="20"/>
-                        <w:rPr>
-                          <w:b/>
-                          <w:sz w:val="21"/>
-                        </w:rPr>
-                      </w:pPr>
-                      <w:r>
-                        <w:rPr>
-                          <w:b/>
-                          <w:sz w:val="21"/>
-                        </w:rPr>
-                        <w:t>Risco</w:t>
-                      </w:r>
-                      <w:r>
-                        <w:rPr>
-                          <w:b/>
-                          <w:spacing w:val="-2"/>
-                          <w:sz w:val="21"/>
-                        </w:rPr>
-                        <w:t xml:space="preserve"> Biológico</w:t>
-                      </w:r>
-                    </w:p>
-                  </w:txbxContent>
-                </v:textbox>
-                <w10:wrap anchorx="page"/>
-              </v:shape>
-            </w:pict>
-          </mc:Fallback>
-        </mc:AlternateContent>
-      </w:r>
-      <w:r>
-        <w:rPr>
-          <w:noProof/>
-        </w:rPr>
-        <mc:AlternateContent>
-          <mc:Choice Requires="wps">
-            <w:drawing>
-              <wp:anchor distT="0" distB="0" distL="0" distR="0" simplePos="0" relativeHeight="15733248" behindDoc="0" locked="0" layoutInCell="1" allowOverlap="1" wp14:anchorId="4BAA4E0F" wp14:editId="5F818192">
-                <wp:simplePos x="0" y="0"/>
-                <wp:positionH relativeFrom="page">
-                  <wp:posOffset>749808</wp:posOffset>
-                </wp:positionH>
-                <wp:positionV relativeFrom="paragraph">
-                  <wp:posOffset>-37189</wp:posOffset>
-                </wp:positionV>
-                <wp:extent cx="337185" cy="897890"/>
-                <wp:effectExtent l="0" t="0" r="0" b="0"/>
-                <wp:wrapNone/>
-                <wp:docPr id="11" name="Textbox 11"/>
-                <wp:cNvGraphicFramePr>
-                  <a:graphicFrameLocks xmlns:a="http://schemas.openxmlformats.org/drawingml/2006/main"/>
-                </wp:cNvGraphicFramePr>
-                <a:graphic xmlns:a="http://schemas.openxmlformats.org/drawingml/2006/main">
-                  <a:graphicData uri="http://schemas.microsoft.com/office/word/2010/wordprocessingShape">
-                    <wps:wsp>
-                      <wps:cNvSpPr txBox="1">
-                        <a:spLocks/>
-                      </wps:cNvSpPr>
-                      <wps:spPr>
-                        <a:xfrm>
-                          <a:off x="0" y="0"/>
-                          <a:ext cx="337185" cy="897890"/>
-                        </a:xfrm>
-                        <a:prstGeom prst="rect">
-                          <a:avLst/>
-                        </a:prstGeom>
-                      </wps:spPr>
-                      <wps:txbx>
-                        <w:txbxContent>
-                          <w:tbl>
-                            <w:tblPr>
-                              <w:tblStyle w:val="TableNormal"/>
-                              <w:tblW w:w="0" w:type="auto"/>
-                              <w:tblInd w:w="65" w:type="dxa"/>
-                              <w:tblBorders>
-                                <w:top w:val="single" w:sz="4" w:space="0" w:color="000000"/>
-                                <w:left w:val="single" w:sz="4" w:space="0" w:color="000000"/>
-                                <w:bottom w:val="single" w:sz="4" w:space="0" w:color="000000"/>
-                                <w:right w:val="single" w:sz="4" w:space="0" w:color="000000"/>
-                                <w:insideH w:val="single" w:sz="4" w:space="0" w:color="000000"/>
-                                <w:insideV w:val="single" w:sz="4" w:space="0" w:color="000000"/>
-                              </w:tblBorders>
-                              <w:tblLayout w:type="fixed"/>
-                              <w:tblLook w:val="01E0" w:firstRow="1" w:lastRow="1" w:firstColumn="1" w:lastColumn="1" w:noHBand="0" w:noVBand="0"/>
-                            </w:tblPr>
-                            <w:tblGrid>
-                              <w:gridCol w:w="401"/>
-                            </w:tblGrid>
                             <w:tr>
                               <w:trPr>
                                 <w:trHeight w:val="340"/>
@@ -3294,7 +4751,7 @@
           </mc:Choice>
           <mc:Fallback>
             <w:pict>
-              <v:shape w14:anchorId="4BAA4E0F" id="Textbox 11" o:spid="_x0000_s1031" type="#_x0000_t202" style="position:absolute;left:0;text-align:left;margin-left:59.05pt;margin-top:-2.95pt;width:26.55pt;height:70.7pt;z-index:15733248;visibility:visible;mso-wrap-style:square;mso-wrap-distance-left:0;mso-wrap-distance-top:0;mso-wrap-distance-right:0;mso-wrap-distance-bottom:0;mso-position-horizontal:absolute;mso-position-horizontal-relative:page;mso-position-vertical:absolute;mso-position-vertical-relative:text;v-text-anchor:top" o:gfxdata="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" filled="f" stroked="f">
+              <v:shape w14:anchorId="7FB3F255" id="Textbox 10" o:spid="_x0000_s1033" type="#_x0000_t202" style="position:absolute;left:0;text-align:left;margin-left:318.35pt;margin-top:-56.05pt;width:26.55pt;height:141pt;z-index:15731712;visibility:visible;mso-wrap-style:square;mso-wrap-distance-left:0;mso-wrap-distance-top:0;mso-wrap-distance-right:0;mso-wrap-distance-bottom:0;mso-position-horizontal:absolute;mso-position-horizontal-relative:page;mso-position-vertical:absolute;mso-position-vertical-relative:text;v-text-anchor:top" o:gfxdata="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" filled="f" stroked="f">
                 <v:textbox inset="0,0,0,0">
                   <w:txbxContent>
                     <w:tbl>
@@ -3316,6 +4773,78 @@
                       <w:tblGrid>
                         <w:gridCol w:w="401"/>
                       </w:tblGrid>
+                      <w:tr>
+                        <w:trPr>
+                          <w:trHeight w:val="342"/>
+                        </w:trPr>
+                        <w:tc>
+                          <w:tcPr>
+                            <w:tcW w:w="401" w:type="dxa"/>
+                          </w:tcPr>
+                          <w:p>
+                            <w:pPr>
+                              <w:pStyle w:val="TableParagraph"/>
+                              <w:rPr>
+                                <w:sz w:val="20"/>
+                              </w:rPr>
+                            </w:pPr>
+                          </w:p>
+                        </w:tc>
+                      </w:tr>
+                      <w:tr>
+                        <w:trPr>
+                          <w:trHeight w:val="340"/>
+                        </w:trPr>
+                        <w:tc>
+                          <w:tcPr>
+                            <w:tcW w:w="401" w:type="dxa"/>
+                          </w:tcPr>
+                          <w:p>
+                            <w:pPr>
+                              <w:pStyle w:val="TableParagraph"/>
+                              <w:rPr>
+                                <w:sz w:val="20"/>
+                              </w:rPr>
+                            </w:pPr>
+                          </w:p>
+                        </w:tc>
+                      </w:tr>
+                      <w:tr>
+                        <w:trPr>
+                          <w:trHeight w:val="342"/>
+                        </w:trPr>
+                        <w:tc>
+                          <w:tcPr>
+                            <w:tcW w:w="401" w:type="dxa"/>
+                          </w:tcPr>
+                          <w:p>
+                            <w:pPr>
+                              <w:pStyle w:val="TableParagraph"/>
+                              <w:rPr>
+                                <w:sz w:val="20"/>
+                              </w:rPr>
+                            </w:pPr>
+                          </w:p>
+                        </w:tc>
+                      </w:tr>
+                      <w:tr>
+                        <w:trPr>
+                          <w:trHeight w:val="342"/>
+                        </w:trPr>
+                        <w:tc>
+                          <w:tcPr>
+                            <w:tcW w:w="401" w:type="dxa"/>
+                          </w:tcPr>
+                          <w:p>
+                            <w:pPr>
+                              <w:pStyle w:val="TableParagraph"/>
+                              <w:rPr>
+                                <w:sz w:val="20"/>
+                              </w:rPr>
+                            </w:pPr>
+                          </w:p>
+                        </w:tc>
+                      </w:tr>
                       <w:tr>
                         <w:trPr>
                           <w:trHeight w:val="340"/>
@@ -3403,892 +4932,112 @@
         </mc:AlternateContent>
       </w:r>
       <w:r>
+        <w:t>Projeção de partículas nos olhos ou face Probabilidade</w:t>
+      </w:r>
+      <w:r>
+        <w:rPr>
+          <w:spacing w:val="-7"/>
+        </w:rPr>
+        <w:t xml:space="preserve"> </w:t>
+      </w:r>
+      <w:r>
+        <w:t>alta</w:t>
+      </w:r>
+      <w:r>
+        <w:rPr>
+          <w:spacing w:val="-7"/>
+        </w:rPr>
+        <w:t xml:space="preserve"> </w:t>
+      </w:r>
+      <w:r>
+        <w:t>de</w:t>
+      </w:r>
+      <w:r>
+        <w:rPr>
+          <w:spacing w:val="-8"/>
+        </w:rPr>
+        <w:t xml:space="preserve"> </w:t>
+      </w:r>
+      <w:r>
+        <w:t>incêndio</w:t>
+      </w:r>
+      <w:r>
+        <w:rPr>
+          <w:spacing w:val="-7"/>
+        </w:rPr>
+        <w:t xml:space="preserve"> </w:t>
+      </w:r>
+      <w:r>
+        <w:t>ou</w:t>
+      </w:r>
+      <w:r>
+        <w:rPr>
+          <w:spacing w:val="-5"/>
+        </w:rPr>
+        <w:t xml:space="preserve"> </w:t>
+      </w:r>
+      <w:r>
+        <w:t>explosão Escorregões e quedas (mesmo nível) Contusões; Fraturas</w:t>
+      </w:r>
+    </w:p>
+    <w:p>
+      <w:pPr>
+        <w:pStyle w:val="Corpodetexto"/>
+        <w:ind w:left="597"/>
+      </w:pPr>
+      <w:r>
+        <w:t>Roubo,</w:t>
+      </w:r>
+      <w:r>
+        <w:rPr>
+          <w:spacing w:val="-6"/>
+        </w:rPr>
+        <w:t xml:space="preserve"> </w:t>
+      </w:r>
+      <w:r>
+        <w:t>violência</w:t>
+      </w:r>
+      <w:r>
+        <w:rPr>
+          <w:spacing w:val="-5"/>
+        </w:rPr>
+        <w:t xml:space="preserve"> </w:t>
+      </w:r>
+      <w:r>
+        <w:t>e</w:t>
+      </w:r>
+      <w:r>
+        <w:rPr>
+          <w:spacing w:val="-5"/>
+        </w:rPr>
+        <w:t xml:space="preserve"> </w:t>
+      </w:r>
+      <w:r>
+        <w:t>agressão</w:t>
+      </w:r>
+      <w:r>
+        <w:rPr>
+          <w:spacing w:val="-5"/>
+        </w:rPr>
+        <w:t xml:space="preserve"> </w:t>
+      </w:r>
+      <w:r>
         <w:rPr>
           <w:spacing w:val="-2"/>
         </w:rPr>
-        <w:t>Vírus Bactérias</w:t>
+        <w:t>física</w:t>
       </w:r>
     </w:p>
     <w:p>
       <w:pPr>
         <w:pStyle w:val="Corpodetexto"/>
-        <w:spacing w:line="348" w:lineRule="auto"/>
-        <w:ind w:left="995" w:right="1244"/>
-      </w:pPr>
-      <w:r>
-        <w:t>Fungos</w:t>
-      </w:r>
-      <w:r>
-        <w:rPr>
-          <w:spacing w:val="-12"/>
-        </w:rPr>
-        <w:t xml:space="preserve"> </w:t>
-      </w:r>
-      <w:r>
-        <w:t>e/ou</w:t>
-      </w:r>
-      <w:r>
-        <w:rPr>
-          <w:spacing w:val="-11"/>
-        </w:rPr>
-        <w:t xml:space="preserve"> </w:t>
-      </w:r>
-      <w:r>
-        <w:t xml:space="preserve">Protozoários </w:t>
-      </w:r>
-      <w:r>
-        <w:rPr>
-          <w:spacing w:val="-2"/>
-        </w:rPr>
-        <w:t>Parasitas</w:t>
-      </w:r>
+        <w:spacing w:before="177"/>
+      </w:pPr>
     </w:p>
     <w:p>
       <w:pPr>
         <w:pStyle w:val="Corpodetexto"/>
-        <w:spacing w:before="32"/>
-      </w:pPr>
-    </w:p>
-    <w:p>
-      <w:pPr>
-        <w:pStyle w:val="Ttulo1"/>
-        <w:ind w:left="427"/>
-      </w:pPr>
-      <w:r>
-        <w:t>Medidas</w:t>
-      </w:r>
-      <w:r>
-        <w:rPr>
-          <w:spacing w:val="-2"/>
-        </w:rPr>
-        <w:t xml:space="preserve"> </w:t>
-      </w:r>
-      <w:r>
-        <w:t>de</w:t>
-      </w:r>
-      <w:r>
-        <w:rPr>
-          <w:spacing w:val="-2"/>
-        </w:rPr>
-        <w:t xml:space="preserve"> Controle</w:t>
-      </w:r>
-    </w:p>
-    <w:p>
-      <w:pPr>
-        <w:pStyle w:val="Corpodetexto"/>
-        <w:spacing w:before="29"/>
-        <w:rPr>
-          <w:b/>
-          <w:sz w:val="22"/>
-        </w:rPr>
-      </w:pPr>
-    </w:p>
-    <w:p>
-      <w:pPr>
-        <w:pStyle w:val="Ttulo2"/>
-        <w:ind w:left="765"/>
-      </w:pPr>
-      <w:r>
-        <w:t>Medidas</w:t>
-      </w:r>
-      <w:r>
-        <w:rPr>
-          <w:spacing w:val="-5"/>
-        </w:rPr>
-        <w:t xml:space="preserve"> </w:t>
-      </w:r>
-      <w:r>
-        <w:t>de</w:t>
-      </w:r>
-      <w:r>
-        <w:rPr>
-          <w:spacing w:val="-4"/>
-        </w:rPr>
-        <w:t xml:space="preserve"> </w:t>
-      </w:r>
-      <w:r>
-        <w:rPr>
-          <w:spacing w:val="-2"/>
-        </w:rPr>
-        <w:t>Prevenção</w:t>
-      </w:r>
-    </w:p>
-    <w:p>
-      <w:pPr>
-        <w:pStyle w:val="PargrafodaLista"/>
-        <w:numPr>
-          <w:ilvl w:val="0"/>
-          <w:numId w:val="1"/>
-        </w:numPr>
-        <w:tabs>
-          <w:tab w:val="left" w:pos="1137"/>
-        </w:tabs>
-        <w:rPr>
-          <w:sz w:val="20"/>
-        </w:rPr>
-      </w:pPr>
-      <w:r>
-        <w:rPr>
-          <w:sz w:val="20"/>
-        </w:rPr>
-        <w:t>Atentar</w:t>
-      </w:r>
-      <w:r>
-        <w:rPr>
-          <w:spacing w:val="-4"/>
-          <w:sz w:val="20"/>
-        </w:rPr>
-        <w:t xml:space="preserve"> </w:t>
-      </w:r>
-      <w:r>
-        <w:rPr>
-          <w:sz w:val="20"/>
-        </w:rPr>
-        <w:t>para</w:t>
-      </w:r>
-      <w:r>
-        <w:rPr>
-          <w:spacing w:val="-4"/>
-          <w:sz w:val="20"/>
-        </w:rPr>
-        <w:t xml:space="preserve"> </w:t>
-      </w:r>
-      <w:r>
-        <w:rPr>
-          <w:sz w:val="20"/>
-        </w:rPr>
-        <w:t>a</w:t>
-      </w:r>
-      <w:r>
-        <w:rPr>
-          <w:spacing w:val="-2"/>
-          <w:sz w:val="20"/>
-        </w:rPr>
-        <w:t xml:space="preserve"> </w:t>
-      </w:r>
-      <w:r>
-        <w:rPr>
-          <w:sz w:val="20"/>
-        </w:rPr>
-        <w:t>postura</w:t>
-      </w:r>
-      <w:r>
-        <w:rPr>
-          <w:spacing w:val="-1"/>
-          <w:sz w:val="20"/>
-        </w:rPr>
-        <w:t xml:space="preserve"> </w:t>
-      </w:r>
-      <w:r>
-        <w:rPr>
-          <w:sz w:val="20"/>
-        </w:rPr>
-        <w:t>no</w:t>
-      </w:r>
-      <w:r>
-        <w:rPr>
-          <w:spacing w:val="-2"/>
-          <w:sz w:val="20"/>
-        </w:rPr>
-        <w:t xml:space="preserve"> trabalho;</w:t>
-      </w:r>
-    </w:p>
-    <w:p>
-      <w:pPr>
-        <w:pStyle w:val="PargrafodaLista"/>
-        <w:numPr>
-          <w:ilvl w:val="0"/>
-          <w:numId w:val="1"/>
-        </w:numPr>
-        <w:tabs>
-          <w:tab w:val="left" w:pos="1137"/>
-        </w:tabs>
-        <w:rPr>
-          <w:sz w:val="20"/>
-        </w:rPr>
-      </w:pPr>
-      <w:r>
-        <w:rPr>
-          <w:sz w:val="20"/>
-        </w:rPr>
-        <w:t>Respeitar</w:t>
-      </w:r>
-      <w:r>
-        <w:rPr>
-          <w:spacing w:val="-5"/>
-          <w:sz w:val="20"/>
-        </w:rPr>
-        <w:t xml:space="preserve"> </w:t>
-      </w:r>
-      <w:r>
-        <w:rPr>
-          <w:sz w:val="20"/>
-        </w:rPr>
-        <w:t>a</w:t>
-      </w:r>
-      <w:r>
-        <w:rPr>
-          <w:spacing w:val="-2"/>
-          <w:sz w:val="20"/>
-        </w:rPr>
-        <w:t xml:space="preserve"> </w:t>
-      </w:r>
-      <w:r>
-        <w:rPr>
-          <w:sz w:val="20"/>
-        </w:rPr>
-        <w:t>sinalização</w:t>
-      </w:r>
-      <w:r>
-        <w:rPr>
-          <w:spacing w:val="-4"/>
-          <w:sz w:val="20"/>
-        </w:rPr>
-        <w:t xml:space="preserve"> </w:t>
-      </w:r>
-      <w:r>
-        <w:rPr>
-          <w:sz w:val="20"/>
-        </w:rPr>
-        <w:t>de</w:t>
-      </w:r>
-      <w:r>
-        <w:rPr>
-          <w:spacing w:val="-6"/>
-          <w:sz w:val="20"/>
-        </w:rPr>
-        <w:t xml:space="preserve"> </w:t>
-      </w:r>
-      <w:r>
-        <w:rPr>
-          <w:spacing w:val="-2"/>
-          <w:sz w:val="20"/>
-        </w:rPr>
-        <w:t>segurança;</w:t>
-      </w:r>
-    </w:p>
-    <w:p>
-      <w:pPr>
-        <w:pStyle w:val="PargrafodaLista"/>
-        <w:numPr>
-          <w:ilvl w:val="0"/>
-          <w:numId w:val="1"/>
-        </w:numPr>
-        <w:tabs>
-          <w:tab w:val="left" w:pos="1137"/>
-        </w:tabs>
-        <w:rPr>
-          <w:sz w:val="20"/>
-        </w:rPr>
-      </w:pPr>
-      <w:r>
-        <w:rPr>
-          <w:sz w:val="20"/>
-        </w:rPr>
-        <w:t>Manter</w:t>
-      </w:r>
-      <w:r>
-        <w:rPr>
-          <w:spacing w:val="-5"/>
-          <w:sz w:val="20"/>
-        </w:rPr>
-        <w:t xml:space="preserve"> </w:t>
-      </w:r>
-      <w:r>
-        <w:rPr>
-          <w:sz w:val="20"/>
-        </w:rPr>
-        <w:t>limpo</w:t>
-      </w:r>
-      <w:r>
-        <w:rPr>
-          <w:spacing w:val="-1"/>
-          <w:sz w:val="20"/>
-        </w:rPr>
-        <w:t xml:space="preserve"> </w:t>
-      </w:r>
-      <w:r>
-        <w:rPr>
-          <w:sz w:val="20"/>
-        </w:rPr>
-        <w:t>o</w:t>
-      </w:r>
-      <w:r>
-        <w:rPr>
-          <w:spacing w:val="-5"/>
-          <w:sz w:val="20"/>
-        </w:rPr>
-        <w:t xml:space="preserve"> </w:t>
-      </w:r>
-      <w:r>
-        <w:rPr>
-          <w:sz w:val="20"/>
-        </w:rPr>
-        <w:t>local</w:t>
-      </w:r>
-      <w:r>
-        <w:rPr>
-          <w:spacing w:val="-4"/>
-          <w:sz w:val="20"/>
-        </w:rPr>
-        <w:t xml:space="preserve"> </w:t>
-      </w:r>
-      <w:r>
-        <w:rPr>
-          <w:sz w:val="20"/>
-        </w:rPr>
-        <w:t>de</w:t>
-      </w:r>
-      <w:r>
-        <w:rPr>
-          <w:spacing w:val="-4"/>
-          <w:sz w:val="20"/>
-        </w:rPr>
-        <w:t xml:space="preserve"> </w:t>
-      </w:r>
-      <w:r>
-        <w:rPr>
-          <w:spacing w:val="-2"/>
-          <w:sz w:val="20"/>
-        </w:rPr>
-        <w:t>trabalho;</w:t>
-      </w:r>
-    </w:p>
-    <w:p>
-      <w:pPr>
-        <w:pStyle w:val="PargrafodaLista"/>
-        <w:numPr>
-          <w:ilvl w:val="0"/>
-          <w:numId w:val="1"/>
-        </w:numPr>
-        <w:tabs>
-          <w:tab w:val="left" w:pos="1137"/>
-        </w:tabs>
-        <w:rPr>
-          <w:sz w:val="20"/>
-        </w:rPr>
-      </w:pPr>
-      <w:r>
-        <w:rPr>
-          <w:sz w:val="20"/>
-        </w:rPr>
-        <w:t>Participar</w:t>
-      </w:r>
-      <w:r>
-        <w:rPr>
-          <w:spacing w:val="-4"/>
-          <w:sz w:val="20"/>
-        </w:rPr>
-        <w:t xml:space="preserve"> </w:t>
-      </w:r>
-      <w:r>
-        <w:rPr>
-          <w:sz w:val="20"/>
-        </w:rPr>
-        <w:t>dos</w:t>
-      </w:r>
-      <w:r>
-        <w:rPr>
-          <w:spacing w:val="-4"/>
-          <w:sz w:val="20"/>
-        </w:rPr>
-        <w:t xml:space="preserve"> </w:t>
-      </w:r>
-      <w:r>
-        <w:rPr>
-          <w:spacing w:val="-2"/>
-          <w:sz w:val="20"/>
-        </w:rPr>
-        <w:t>treinamentos;</w:t>
-      </w:r>
-    </w:p>
-    <w:p>
-      <w:pPr>
-        <w:pStyle w:val="PargrafodaLista"/>
-        <w:numPr>
-          <w:ilvl w:val="0"/>
-          <w:numId w:val="1"/>
-        </w:numPr>
-        <w:tabs>
-          <w:tab w:val="left" w:pos="1137"/>
-        </w:tabs>
-        <w:spacing w:before="1"/>
-        <w:ind w:right="98"/>
-        <w:rPr>
-          <w:sz w:val="20"/>
-        </w:rPr>
-      </w:pPr>
-      <w:r>
-        <w:rPr>
-          <w:sz w:val="20"/>
-        </w:rPr>
-        <w:t>Reduzir ao máximo possível o tempo exposto a qualquer dos riscos indicados na OS;</w:t>
-      </w:r>
-    </w:p>
-    <w:p>
-      <w:pPr>
-        <w:pStyle w:val="PargrafodaLista"/>
-        <w:numPr>
-          <w:ilvl w:val="0"/>
-          <w:numId w:val="1"/>
-        </w:numPr>
-        <w:tabs>
-          <w:tab w:val="left" w:pos="1137"/>
-        </w:tabs>
-        <w:spacing w:before="0"/>
-        <w:ind w:right="101"/>
-        <w:rPr>
-          <w:sz w:val="20"/>
-        </w:rPr>
-      </w:pPr>
-      <w:r>
-        <w:rPr>
-          <w:sz w:val="20"/>
-        </w:rPr>
-        <w:t>Não</w:t>
-      </w:r>
-      <w:r>
-        <w:rPr>
-          <w:spacing w:val="80"/>
-          <w:w w:val="150"/>
-          <w:sz w:val="20"/>
-        </w:rPr>
-        <w:t xml:space="preserve"> </w:t>
-      </w:r>
-      <w:r>
-        <w:rPr>
-          <w:sz w:val="20"/>
-        </w:rPr>
-        <w:t>manipular</w:t>
-      </w:r>
-      <w:r>
-        <w:rPr>
-          <w:spacing w:val="80"/>
-          <w:w w:val="150"/>
-          <w:sz w:val="20"/>
-        </w:rPr>
-        <w:t xml:space="preserve"> </w:t>
-      </w:r>
-      <w:r>
-        <w:rPr>
-          <w:sz w:val="20"/>
-        </w:rPr>
-        <w:t>produtos</w:t>
-      </w:r>
-      <w:r>
-        <w:rPr>
-          <w:spacing w:val="80"/>
-          <w:w w:val="150"/>
-          <w:sz w:val="20"/>
-        </w:rPr>
-        <w:t xml:space="preserve"> </w:t>
-      </w:r>
-      <w:r>
-        <w:rPr>
-          <w:sz w:val="20"/>
-        </w:rPr>
-        <w:t>químicos</w:t>
-      </w:r>
-      <w:r>
-        <w:rPr>
-          <w:spacing w:val="80"/>
-          <w:w w:val="150"/>
-          <w:sz w:val="20"/>
-        </w:rPr>
-        <w:t xml:space="preserve"> </w:t>
-      </w:r>
-      <w:r>
-        <w:rPr>
-          <w:sz w:val="20"/>
-        </w:rPr>
-        <w:t>sem autorização e proteção individual;</w:t>
-      </w:r>
-    </w:p>
-    <w:p>
-      <w:pPr>
-        <w:pStyle w:val="PargrafodaLista"/>
-        <w:numPr>
-          <w:ilvl w:val="0"/>
-          <w:numId w:val="1"/>
-        </w:numPr>
-        <w:tabs>
-          <w:tab w:val="left" w:pos="1137"/>
-        </w:tabs>
-        <w:spacing w:before="55"/>
-        <w:rPr>
-          <w:sz w:val="20"/>
-        </w:rPr>
-      </w:pPr>
-      <w:r>
-        <w:rPr>
-          <w:sz w:val="20"/>
-        </w:rPr>
-        <w:t>Realizar</w:t>
-      </w:r>
-      <w:r>
-        <w:rPr>
-          <w:spacing w:val="-5"/>
-          <w:sz w:val="20"/>
-        </w:rPr>
-        <w:t xml:space="preserve"> </w:t>
-      </w:r>
-      <w:r>
-        <w:rPr>
-          <w:sz w:val="20"/>
-        </w:rPr>
-        <w:t>os</w:t>
-      </w:r>
-      <w:r>
-        <w:rPr>
-          <w:spacing w:val="-3"/>
-          <w:sz w:val="20"/>
-        </w:rPr>
-        <w:t xml:space="preserve"> </w:t>
-      </w:r>
-      <w:r>
-        <w:rPr>
-          <w:sz w:val="20"/>
-        </w:rPr>
-        <w:t>trabalhos</w:t>
-      </w:r>
-      <w:r>
-        <w:rPr>
-          <w:spacing w:val="-3"/>
-          <w:sz w:val="20"/>
-        </w:rPr>
-        <w:t xml:space="preserve"> </w:t>
-      </w:r>
-      <w:r>
-        <w:rPr>
-          <w:sz w:val="20"/>
-        </w:rPr>
-        <w:t>sempre</w:t>
-      </w:r>
-      <w:r>
-        <w:rPr>
-          <w:spacing w:val="-5"/>
-          <w:sz w:val="20"/>
-        </w:rPr>
-        <w:t xml:space="preserve"> </w:t>
-      </w:r>
-      <w:r>
-        <w:rPr>
-          <w:sz w:val="20"/>
-        </w:rPr>
-        <w:t>sob</w:t>
-      </w:r>
-      <w:r>
-        <w:rPr>
-          <w:spacing w:val="-2"/>
-          <w:sz w:val="20"/>
-        </w:rPr>
-        <w:t xml:space="preserve"> supervisão;</w:t>
-      </w:r>
-    </w:p>
-    <w:p>
-      <w:pPr>
-        <w:pStyle w:val="PargrafodaLista"/>
-        <w:numPr>
-          <w:ilvl w:val="0"/>
-          <w:numId w:val="1"/>
-        </w:numPr>
-        <w:tabs>
-          <w:tab w:val="left" w:pos="1137"/>
-        </w:tabs>
-        <w:spacing w:before="1"/>
-        <w:ind w:right="98"/>
-        <w:rPr>
-          <w:sz w:val="20"/>
-        </w:rPr>
-      </w:pPr>
-      <w:r>
-        <w:rPr>
-          <w:sz w:val="20"/>
-        </w:rPr>
-        <w:t>Iluminar</w:t>
-      </w:r>
-      <w:r>
-        <w:rPr>
-          <w:spacing w:val="80"/>
-          <w:sz w:val="20"/>
-        </w:rPr>
-        <w:t xml:space="preserve"> </w:t>
-      </w:r>
-      <w:r>
-        <w:rPr>
-          <w:sz w:val="20"/>
-        </w:rPr>
-        <w:t>o</w:t>
-      </w:r>
-      <w:r>
-        <w:rPr>
-          <w:spacing w:val="80"/>
-          <w:sz w:val="20"/>
-        </w:rPr>
-        <w:t xml:space="preserve"> </w:t>
-      </w:r>
-      <w:r>
-        <w:rPr>
-          <w:sz w:val="20"/>
-        </w:rPr>
-        <w:t>local</w:t>
-      </w:r>
-      <w:r>
-        <w:rPr>
-          <w:spacing w:val="80"/>
-          <w:sz w:val="20"/>
-        </w:rPr>
-        <w:t xml:space="preserve"> </w:t>
-      </w:r>
-      <w:r>
-        <w:rPr>
-          <w:sz w:val="20"/>
-        </w:rPr>
-        <w:t>de</w:t>
-      </w:r>
-      <w:r>
-        <w:rPr>
-          <w:spacing w:val="80"/>
-          <w:sz w:val="20"/>
-        </w:rPr>
-        <w:t xml:space="preserve"> </w:t>
-      </w:r>
-      <w:r>
-        <w:rPr>
-          <w:sz w:val="20"/>
-        </w:rPr>
-        <w:t>trabalho</w:t>
-      </w:r>
-      <w:r>
-        <w:rPr>
-          <w:spacing w:val="80"/>
-          <w:sz w:val="20"/>
-        </w:rPr>
-        <w:t xml:space="preserve"> </w:t>
-      </w:r>
-      <w:r>
-        <w:rPr>
-          <w:sz w:val="20"/>
-        </w:rPr>
-        <w:t>o</w:t>
-      </w:r>
-      <w:r>
-        <w:rPr>
-          <w:spacing w:val="80"/>
-          <w:sz w:val="20"/>
-        </w:rPr>
-        <w:t xml:space="preserve"> </w:t>
-      </w:r>
-      <w:r>
-        <w:rPr>
-          <w:sz w:val="20"/>
-        </w:rPr>
-        <w:t xml:space="preserve">máximo </w:t>
-      </w:r>
-      <w:r>
-        <w:rPr>
-          <w:spacing w:val="-2"/>
-          <w:sz w:val="20"/>
-        </w:rPr>
-        <w:t>possível;</w:t>
-      </w:r>
-    </w:p>
-    <w:p>
-      <w:pPr>
-        <w:pStyle w:val="PargrafodaLista"/>
-        <w:numPr>
-          <w:ilvl w:val="0"/>
-          <w:numId w:val="1"/>
-        </w:numPr>
-        <w:tabs>
-          <w:tab w:val="left" w:pos="1137"/>
-        </w:tabs>
-        <w:spacing w:before="54" w:line="243" w:lineRule="exact"/>
-        <w:rPr>
-          <w:sz w:val="20"/>
-        </w:rPr>
-      </w:pPr>
-      <w:r>
-        <w:rPr>
-          <w:sz w:val="20"/>
-        </w:rPr>
-        <w:t>Verificar</w:t>
-      </w:r>
-      <w:r>
-        <w:rPr>
-          <w:spacing w:val="-8"/>
-          <w:sz w:val="20"/>
-        </w:rPr>
-        <w:t xml:space="preserve"> </w:t>
-      </w:r>
-      <w:r>
-        <w:rPr>
-          <w:sz w:val="20"/>
-        </w:rPr>
-        <w:t>extensões</w:t>
-      </w:r>
-      <w:r>
-        <w:rPr>
-          <w:spacing w:val="-5"/>
-          <w:sz w:val="20"/>
-        </w:rPr>
-        <w:t xml:space="preserve"> </w:t>
-      </w:r>
-      <w:r>
-        <w:rPr>
-          <w:sz w:val="20"/>
-        </w:rPr>
-        <w:t>e</w:t>
-      </w:r>
-      <w:r>
-        <w:rPr>
-          <w:spacing w:val="-8"/>
-          <w:sz w:val="20"/>
-        </w:rPr>
-        <w:t xml:space="preserve"> </w:t>
-      </w:r>
-      <w:r>
-        <w:rPr>
-          <w:sz w:val="20"/>
-        </w:rPr>
-        <w:t>equipamentos</w:t>
-      </w:r>
-      <w:r>
-        <w:rPr>
-          <w:spacing w:val="-5"/>
-          <w:sz w:val="20"/>
-        </w:rPr>
-        <w:t xml:space="preserve"> </w:t>
-      </w:r>
-      <w:r>
-        <w:rPr>
-          <w:spacing w:val="-2"/>
-          <w:sz w:val="20"/>
-        </w:rPr>
-        <w:t>elétricos.</w:t>
-      </w:r>
-    </w:p>
-    <w:p>
-      <w:pPr>
-        <w:pStyle w:val="Ttulo2"/>
-        <w:spacing w:line="243" w:lineRule="exact"/>
-        <w:ind w:left="427"/>
-      </w:pPr>
-      <w:r>
-        <w:t>DECLARAÇÃO</w:t>
-      </w:r>
-      <w:r>
-        <w:rPr>
-          <w:spacing w:val="-5"/>
-        </w:rPr>
-        <w:t xml:space="preserve"> </w:t>
-      </w:r>
-      <w:r>
-        <w:t>DE</w:t>
-      </w:r>
-      <w:r>
-        <w:rPr>
-          <w:spacing w:val="-3"/>
-        </w:rPr>
-        <w:t xml:space="preserve"> </w:t>
-      </w:r>
-      <w:r>
-        <w:t>ACORDO</w:t>
-      </w:r>
-      <w:r>
-        <w:rPr>
-          <w:spacing w:val="-7"/>
-        </w:rPr>
-        <w:t xml:space="preserve"> </w:t>
-      </w:r>
-      <w:r>
-        <w:t>COM</w:t>
-      </w:r>
-      <w:r>
-        <w:rPr>
-          <w:spacing w:val="-4"/>
-        </w:rPr>
-        <w:t xml:space="preserve"> </w:t>
-      </w:r>
-      <w:r>
-        <w:t>A</w:t>
-      </w:r>
-      <w:r>
-        <w:rPr>
-          <w:spacing w:val="-6"/>
-        </w:rPr>
-        <w:t xml:space="preserve"> </w:t>
-      </w:r>
-      <w:r>
-        <w:t>ORDEM</w:t>
-      </w:r>
-      <w:r>
-        <w:rPr>
-          <w:spacing w:val="-4"/>
-        </w:rPr>
-        <w:t xml:space="preserve"> </w:t>
-      </w:r>
-      <w:r>
-        <w:t>DE</w:t>
-      </w:r>
-      <w:r>
-        <w:rPr>
-          <w:spacing w:val="-5"/>
-        </w:rPr>
-        <w:t xml:space="preserve"> </w:t>
-      </w:r>
-      <w:r>
-        <w:rPr>
-          <w:spacing w:val="-2"/>
-        </w:rPr>
-        <w:t>SERVIÇO</w:t>
-      </w:r>
-    </w:p>
-    <w:p>
-      <w:pPr>
-        <w:pStyle w:val="Corpodetexto"/>
-        <w:spacing w:before="59" w:line="348" w:lineRule="auto"/>
-        <w:ind w:left="597" w:right="1531"/>
-      </w:pPr>
-      <w:r>
-        <w:br w:type="column"/>
-      </w:r>
-      <w:r>
-        <w:t>Animais</w:t>
-      </w:r>
-      <w:r>
-        <w:rPr>
-          <w:spacing w:val="-12"/>
-        </w:rPr>
-        <w:t xml:space="preserve"> </w:t>
-      </w:r>
-      <w:r>
-        <w:t>e</w:t>
-      </w:r>
-      <w:r>
-        <w:rPr>
-          <w:spacing w:val="-11"/>
-        </w:rPr>
-        <w:t xml:space="preserve"> </w:t>
-      </w:r>
-      <w:r>
-        <w:t>insetos</w:t>
-      </w:r>
-      <w:r>
-        <w:rPr>
-          <w:spacing w:val="-11"/>
-        </w:rPr>
-        <w:t xml:space="preserve"> </w:t>
-      </w:r>
-      <w:r>
-        <w:t>peçonhentos Queimaduras ou cortes Eletricidade; Choque elétrico</w:t>
-      </w:r>
-    </w:p>
-    <w:p>
-      <w:pPr>
-        <w:pStyle w:val="Corpodetexto"/>
-        <w:spacing w:line="345" w:lineRule="auto"/>
-        <w:ind w:left="597" w:right="453"/>
+        <w:ind w:left="597"/>
       </w:pPr>
       <w:r>
         <w:rPr>
@@ -4297,18 +5046,18 @@
         <mc:AlternateContent>
           <mc:Choice Requires="wps">
             <w:drawing>
-              <wp:anchor distT="0" distB="0" distL="0" distR="0" simplePos="0" relativeHeight="15730688" behindDoc="0" locked="0" layoutInCell="1" allowOverlap="1" wp14:anchorId="06549C01" wp14:editId="76F17D4B">
+              <wp:anchor distT="0" distB="0" distL="0" distR="0" simplePos="0" relativeHeight="15732736" behindDoc="0" locked="0" layoutInCell="1" allowOverlap="1" wp14:anchorId="7142642F" wp14:editId="1B0A52C4">
                 <wp:simplePos x="0" y="0"/>
                 <wp:positionH relativeFrom="page">
-                  <wp:posOffset>3910098</wp:posOffset>
+                  <wp:posOffset>4043172</wp:posOffset>
                 </wp:positionH>
                 <wp:positionV relativeFrom="paragraph">
-                  <wp:posOffset>-228117</wp:posOffset>
+                  <wp:posOffset>-37080</wp:posOffset>
                 </wp:positionV>
-                <wp:extent cx="160020" cy="1007744"/>
+                <wp:extent cx="337185" cy="1568450"/>
                 <wp:effectExtent l="0" t="0" r="0" b="0"/>
                 <wp:wrapNone/>
-                <wp:docPr id="12" name="Textbox 12"/>
+                <wp:docPr id="11" name="Textbox 11"/>
                 <wp:cNvGraphicFramePr>
                   <a:graphicFrameLocks xmlns:a="http://schemas.openxmlformats.org/drawingml/2006/main"/>
                 </wp:cNvGraphicFramePr>
@@ -4321,166 +5070,7 @@
                       <wps:spPr>
                         <a:xfrm>
                           <a:off x="0" y="0"/>
-                          <a:ext cx="160020" cy="1007744"/>
-                        </a:xfrm>
-                        <a:prstGeom prst="rect">
-                          <a:avLst/>
-                        </a:prstGeom>
-                      </wps:spPr>
-                      <wps:txbx>
-                        <w:txbxContent>
-                          <w:p>
-                            <w:pPr>
-                              <w:spacing w:line="235" w:lineRule="exact"/>
-                              <w:ind w:left="20"/>
-                              <w:rPr>
-                                <w:b/>
-                                <w:sz w:val="21"/>
-                              </w:rPr>
-                            </w:pPr>
-                            <w:r>
-                              <w:rPr>
-                                <w:b/>
-                                <w:sz w:val="21"/>
-                              </w:rPr>
-                              <w:t>Risco</w:t>
-                            </w:r>
-                            <w:r>
-                              <w:rPr>
-                                <w:b/>
-                                <w:spacing w:val="-3"/>
-                                <w:sz w:val="21"/>
-                              </w:rPr>
-                              <w:t xml:space="preserve"> </w:t>
-                            </w:r>
-                            <w:r>
-                              <w:rPr>
-                                <w:b/>
-                                <w:sz w:val="21"/>
-                              </w:rPr>
-                              <w:t>de</w:t>
-                            </w:r>
-                            <w:r>
-                              <w:rPr>
-                                <w:b/>
-                                <w:spacing w:val="-1"/>
-                                <w:sz w:val="21"/>
-                              </w:rPr>
-                              <w:t xml:space="preserve"> </w:t>
-                            </w:r>
-                            <w:r>
-                              <w:rPr>
-                                <w:b/>
-                                <w:spacing w:val="-2"/>
-                                <w:sz w:val="21"/>
-                              </w:rPr>
-                              <w:t>Acidente</w:t>
-                            </w:r>
-                          </w:p>
-                        </w:txbxContent>
-                      </wps:txbx>
-                      <wps:bodyPr vert="vert270" wrap="square" lIns="0" tIns="0" rIns="0" bIns="0" rtlCol="0">
-                        <a:noAutofit/>
-                      </wps:bodyPr>
-                    </wps:wsp>
-                  </a:graphicData>
-                </a:graphic>
-              </wp:anchor>
-            </w:drawing>
-          </mc:Choice>
-          <mc:Fallback>
-            <w:pict>
-              <v:shape w14:anchorId="06549C01" id="Textbox 12" o:spid="_x0000_s1032" type="#_x0000_t202" style="position:absolute;left:0;text-align:left;margin-left:307.9pt;margin-top:-17.95pt;width:12.6pt;height:79.35pt;z-index:15730688;visibility:visible;mso-wrap-style:square;mso-wrap-distance-left:0;mso-wrap-distance-top:0;mso-wrap-distance-right:0;mso-wrap-distance-bottom:0;mso-position-horizontal:absolute;mso-position-horizontal-relative:page;mso-position-vertical:absolute;mso-position-vertical-relative:text;v-text-anchor:top" o:gfxdata="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" filled="f" stroked="f">
-                <v:textbox style="layout-flow:vertical;mso-layout-flow-alt:bottom-to-top" inset="0,0,0,0">
-                  <w:txbxContent>
-                    <w:p>
-                      <w:pPr>
-                        <w:spacing w:line="235" w:lineRule="exact"/>
-                        <w:ind w:left="20"/>
-                        <w:rPr>
-                          <w:b/>
-                          <w:sz w:val="21"/>
-                        </w:rPr>
-                      </w:pPr>
-                      <w:r>
-                        <w:rPr>
-                          <w:b/>
-                          <w:sz w:val="21"/>
-                        </w:rPr>
-                        <w:t>Risco</w:t>
-                      </w:r>
-                      <w:r>
-                        <w:rPr>
-                          <w:b/>
-                          <w:spacing w:val="-3"/>
-                          <w:sz w:val="21"/>
-                        </w:rPr>
-                        <w:t xml:space="preserve"> </w:t>
-                      </w:r>
-                      <w:r>
-                        <w:rPr>
-                          <w:b/>
-                          <w:sz w:val="21"/>
-                        </w:rPr>
-                        <w:t>de</w:t>
-                      </w:r>
-                      <w:r>
-                        <w:rPr>
-                          <w:b/>
-                          <w:spacing w:val="-1"/>
-                          <w:sz w:val="21"/>
-                        </w:rPr>
-                        <w:t xml:space="preserve"> </w:t>
-                      </w:r>
-                      <w:r>
-                        <w:rPr>
-                          <w:b/>
-                          <w:spacing w:val="-2"/>
-                          <w:sz w:val="21"/>
-                        </w:rPr>
-                        <w:t>Acidente</w:t>
-                      </w:r>
-                    </w:p>
-                  </w:txbxContent>
-                </v:textbox>
-                <w10:wrap anchorx="page"/>
-              </v:shape>
-            </w:pict>
-          </mc:Fallback>
-        </mc:AlternateContent>
-      </w:r>
-      <w:r>
-        <w:rPr>
-          <w:noProof/>
-        </w:rPr>
-        <mc:AlternateContent>
-          <mc:Choice Requires="wps">
-            <w:drawing>
-              <wp:anchor distT="0" distB="0" distL="0" distR="0" simplePos="0" relativeHeight="15731712" behindDoc="0" locked="0" layoutInCell="1" allowOverlap="1" wp14:anchorId="2960A986" wp14:editId="7C543625">
-                <wp:simplePos x="0" y="0"/>
-                <wp:positionH relativeFrom="page">
-                  <wp:posOffset>4043172</wp:posOffset>
-                </wp:positionH>
-                <wp:positionV relativeFrom="paragraph">
-                  <wp:posOffset>-711461</wp:posOffset>
-                </wp:positionV>
-                <wp:extent cx="337185" cy="1791970"/>
-                <wp:effectExtent l="0" t="0" r="0" b="0"/>
-                <wp:wrapNone/>
-                <wp:docPr id="13" name="Textbox 13"/>
-                <wp:cNvGraphicFramePr>
-                  <a:graphicFrameLocks xmlns:a="http://schemas.openxmlformats.org/drawingml/2006/main"/>
-                </wp:cNvGraphicFramePr>
-                <a:graphic xmlns:a="http://schemas.openxmlformats.org/drawingml/2006/main">
-                  <a:graphicData uri="http://schemas.microsoft.com/office/word/2010/wordprocessingShape">
-                    <wps:wsp>
-                      <wps:cNvSpPr txBox="1">
-                        <a:spLocks/>
-                      </wps:cNvSpPr>
-                      <wps:spPr>
-                        <a:xfrm>
-                          <a:off x="0" y="0"/>
-                          <a:ext cx="337185" cy="1791970"/>
+                          <a:ext cx="337185" cy="1568450"/>
                         </a:xfrm>
                         <a:prstGeom prst="rect">
                           <a:avLst/>
@@ -4507,24 +5097,6 @@
                             <w:tblGrid>
                               <w:gridCol w:w="401"/>
                             </w:tblGrid>
-                            <w:tr>
-                              <w:trPr>
-                                <w:trHeight w:val="342"/>
-                              </w:trPr>
-                              <w:tc>
-                                <w:tcPr>
-                                  <w:tcW w:w="401" w:type="dxa"/>
-                                </w:tcPr>
-                                <w:p>
-                                  <w:pPr>
-                                    <w:pStyle w:val="TableParagraph"/>
-                                    <w:rPr>
-                                      <w:sz w:val="20"/>
-                                    </w:rPr>
-                                  </w:pPr>
-                                </w:p>
-                              </w:tc>
-                            </w:tr>
                             <w:tr>
                               <w:trPr>
                                 <w:trHeight w:val="342"/>
@@ -4670,7 +5242,7 @@
           </mc:Choice>
           <mc:Fallback>
             <w:pict>
-              <v:shape w14:anchorId="2960A986" id="Textbox 13" o:spid="_x0000_s1033" type="#_x0000_t202" style="position:absolute;left:0;text-align:left;margin-left:318.35pt;margin-top:-56pt;width:26.55pt;height:141.1pt;z-index:15731712;visibility:visible;mso-wrap-style:square;mso-wrap-distance-left:0;mso-wrap-distance-top:0;mso-wrap-distance-right:0;mso-wrap-distance-bottom:0;mso-position-horizontal:absolute;mso-position-horizontal-relative:page;mso-position-vertical:absolute;mso-position-vertical-relative:text;v-text-anchor:top" o:gfxdata="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" filled="f" stroked="f">
+              <v:shape w14:anchorId="7142642F" id="Textbox 11" o:spid="_x0000_s1034" type="#_x0000_t202" style="position:absolute;left:0;text-align:left;margin-left:318.35pt;margin-top:-2.9pt;width:26.55pt;height:123.5pt;z-index:15732736;visibility:visible;mso-wrap-style:square;mso-wrap-distance-left:0;mso-wrap-distance-top:0;mso-wrap-distance-right:0;mso-wrap-distance-bottom:0;mso-position-horizontal:absolute;mso-position-horizontal-relative:page;mso-position-vertical:absolute;mso-position-vertical-relative:text;v-text-anchor:top" o:gfxdata="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" filled="f" stroked="f">
                 <v:textbox inset="0,0,0,0">
                   <w:txbxContent>
                     <w:tbl>
@@ -4692,24 +5264,6 @@
                       <w:tblGrid>
                         <w:gridCol w:w="401"/>
                       </w:tblGrid>
-                      <w:tr>
-                        <w:trPr>
-                          <w:trHeight w:val="342"/>
-                        </w:trPr>
-                        <w:tc>
-                          <w:tcPr>
-                            <w:tcW w:w="401" w:type="dxa"/>
-                          </w:tcPr>
-                          <w:p>
-                            <w:pPr>
-                              <w:pStyle w:val="TableParagraph"/>
-                              <w:rPr>
-                                <w:sz w:val="20"/>
-                              </w:rPr>
-                            </w:pPr>
-                          </w:p>
-                        </w:tc>
-                      </w:tr>
                       <w:tr>
                         <w:trPr>
                           <w:trHeight w:val="342"/>
@@ -4851,7 +5405,7 @@
         </mc:AlternateContent>
       </w:r>
       <w:r>
-        <w:t>Projeção de partículas nos olhos ou face Probabilidade</w:t>
+        <w:t>Esforço</w:t>
       </w:r>
       <w:r>
         <w:rPr>
@@ -4860,102 +5414,25 @@
         <w:t xml:space="preserve"> </w:t>
       </w:r>
       <w:r>
-        <w:t>alta</w:t>
-      </w:r>
-      <w:r>
-        <w:rPr>
-          <w:spacing w:val="-7"/>
-        </w:rPr>
-        <w:t xml:space="preserve"> </w:t>
-      </w:r>
-      <w:r>
-        <w:t>de</w:t>
-      </w:r>
-      <w:r>
-        <w:rPr>
-          <w:spacing w:val="-8"/>
-        </w:rPr>
-        <w:t xml:space="preserve"> </w:t>
-      </w:r>
-      <w:r>
-        <w:t>incêndio</w:t>
-      </w:r>
-      <w:r>
-        <w:rPr>
-          <w:spacing w:val="-7"/>
-        </w:rPr>
-        <w:t xml:space="preserve"> </w:t>
-      </w:r>
-      <w:r>
-        <w:t>ou</w:t>
-      </w:r>
-      <w:r>
-        <w:rPr>
-          <w:spacing w:val="-5"/>
-        </w:rPr>
-        <w:t xml:space="preserve"> </w:t>
-      </w:r>
-      <w:r>
-        <w:t>explosão Escorregões e quedas (mesmo nível) Contusões; Fraturas</w:t>
+        <w:t>físico</w:t>
+      </w:r>
+      <w:r>
+        <w:rPr>
+          <w:spacing w:val="-6"/>
+        </w:rPr>
+        <w:t xml:space="preserve"> </w:t>
+      </w:r>
+      <w:r>
+        <w:rPr>
+          <w:spacing w:val="-2"/>
+        </w:rPr>
+        <w:t>intenso</w:t>
       </w:r>
     </w:p>
     <w:p>
       <w:pPr>
         <w:pStyle w:val="Corpodetexto"/>
-        <w:ind w:left="597"/>
-      </w:pPr>
-      <w:r>
-        <w:t>Roubo,</w:t>
-      </w:r>
-      <w:r>
-        <w:rPr>
-          <w:spacing w:val="-6"/>
-        </w:rPr>
-        <w:t xml:space="preserve"> </w:t>
-      </w:r>
-      <w:r>
-        <w:t>violência</w:t>
-      </w:r>
-      <w:r>
-        <w:rPr>
-          <w:spacing w:val="-5"/>
-        </w:rPr>
-        <w:t xml:space="preserve"> </w:t>
-      </w:r>
-      <w:r>
-        <w:t>e</w:t>
-      </w:r>
-      <w:r>
-        <w:rPr>
-          <w:spacing w:val="-5"/>
-        </w:rPr>
-        <w:t xml:space="preserve"> </w:t>
-      </w:r>
-      <w:r>
-        <w:t>agressão</w:t>
-      </w:r>
-      <w:r>
-        <w:rPr>
-          <w:spacing w:val="-5"/>
-        </w:rPr>
-        <w:t xml:space="preserve"> </w:t>
-      </w:r>
-      <w:r>
-        <w:rPr>
-          <w:spacing w:val="-2"/>
-        </w:rPr>
-        <w:t>física</w:t>
-      </w:r>
-    </w:p>
-    <w:p>
-      <w:pPr>
-        <w:pStyle w:val="Corpodetexto"/>
-        <w:spacing w:before="181"/>
-      </w:pPr>
-    </w:p>
-    <w:p>
-      <w:pPr>
-        <w:pStyle w:val="Corpodetexto"/>
+        <w:spacing w:before="109" w:line="348" w:lineRule="auto"/>
         <w:ind w:left="597"/>
       </w:pPr>
       <w:r>
@@ -4965,414 +5442,18 @@
         <mc:AlternateContent>
           <mc:Choice Requires="wps">
             <w:drawing>
-              <wp:anchor distT="0" distB="0" distL="0" distR="0" simplePos="0" relativeHeight="15732736" behindDoc="0" locked="0" layoutInCell="1" allowOverlap="1" wp14:anchorId="45AE19AF" wp14:editId="431C2C4F">
-                <wp:simplePos x="0" y="0"/>
-                <wp:positionH relativeFrom="page">
-                  <wp:posOffset>4043172</wp:posOffset>
-                </wp:positionH>
-                <wp:positionV relativeFrom="paragraph">
-                  <wp:posOffset>-39079</wp:posOffset>
-                </wp:positionV>
-                <wp:extent cx="337185" cy="1568450"/>
-                <wp:effectExtent l="0" t="0" r="0" b="0"/>
-                <wp:wrapNone/>
-                <wp:docPr id="14" name="Textbox 14"/>
-                <wp:cNvGraphicFramePr>
-                  <a:graphicFrameLocks xmlns:a="http://schemas.openxmlformats.org/drawingml/2006/main"/>
-                </wp:cNvGraphicFramePr>
-                <a:graphic xmlns:a="http://schemas.openxmlformats.org/drawingml/2006/main">
-                  <a:graphicData uri="http://schemas.microsoft.com/office/word/2010/wordprocessingShape">
-                    <wps:wsp>
-                      <wps:cNvSpPr txBox="1">
-                        <a:spLocks/>
-                      </wps:cNvSpPr>
-                      <wps:spPr>
-                        <a:xfrm>
-                          <a:off x="0" y="0"/>
-                          <a:ext cx="337185" cy="1568450"/>
-                        </a:xfrm>
-                        <a:prstGeom prst="rect">
-                          <a:avLst/>
-                        </a:prstGeom>
-                      </wps:spPr>
-                      <wps:txbx>
-                        <w:txbxContent>
-                          <w:tbl>
-                            <w:tblPr>
-                              <w:tblStyle w:val="TableNormal"/>
-                              <w:tblW w:w="0" w:type="auto"/>
-                              <w:tblInd w:w="65" w:type="dxa"/>
-                              <w:tblBorders>
-                                <w:top w:val="single" w:sz="4" w:space="0" w:color="000000"/>
-                                <w:left w:val="single" w:sz="4" w:space="0" w:color="000000"/>
-                                <w:bottom w:val="single" w:sz="4" w:space="0" w:color="000000"/>
-                                <w:right w:val="single" w:sz="4" w:space="0" w:color="000000"/>
-                                <w:insideH w:val="single" w:sz="4" w:space="0" w:color="000000"/>
-                                <w:insideV w:val="single" w:sz="4" w:space="0" w:color="000000"/>
-                              </w:tblBorders>
-                              <w:tblLayout w:type="fixed"/>
-                              <w:tblLook w:val="01E0" w:firstRow="1" w:lastRow="1" w:firstColumn="1" w:lastColumn="1" w:noHBand="0" w:noVBand="0"/>
-                            </w:tblPr>
-                            <w:tblGrid>
-                              <w:gridCol w:w="401"/>
-                            </w:tblGrid>
-                            <w:tr>
-                              <w:trPr>
-                                <w:trHeight w:val="342"/>
-                              </w:trPr>
-                              <w:tc>
-                                <w:tcPr>
-                                  <w:tcW w:w="401" w:type="dxa"/>
-                                </w:tcPr>
-                                <w:p>
-                                  <w:pPr>
-                                    <w:pStyle w:val="TableParagraph"/>
-                                    <w:rPr>
-                                      <w:sz w:val="20"/>
-                                    </w:rPr>
-                                  </w:pPr>
-                                </w:p>
-                              </w:tc>
-                            </w:tr>
-                            <w:tr>
-                              <w:trPr>
-                                <w:trHeight w:val="342"/>
-                              </w:trPr>
-                              <w:tc>
-                                <w:tcPr>
-                                  <w:tcW w:w="401" w:type="dxa"/>
-                                </w:tcPr>
-                                <w:p>
-                                  <w:pPr>
-                                    <w:pStyle w:val="TableParagraph"/>
-                                    <w:rPr>
-                                      <w:sz w:val="20"/>
-                                    </w:rPr>
-                                  </w:pPr>
-                                </w:p>
-                              </w:tc>
-                            </w:tr>
-                            <w:tr>
-                              <w:trPr>
-                                <w:trHeight w:val="340"/>
-                              </w:trPr>
-                              <w:tc>
-                                <w:tcPr>
-                                  <w:tcW w:w="401" w:type="dxa"/>
-                                </w:tcPr>
-                                <w:p>
-                                  <w:pPr>
-                                    <w:pStyle w:val="TableParagraph"/>
-                                    <w:rPr>
-                                      <w:sz w:val="20"/>
-                                    </w:rPr>
-                                  </w:pPr>
-                                </w:p>
-                              </w:tc>
-                            </w:tr>
-                            <w:tr>
-                              <w:trPr>
-                                <w:trHeight w:val="342"/>
-                              </w:trPr>
-                              <w:tc>
-                                <w:tcPr>
-                                  <w:tcW w:w="401" w:type="dxa"/>
-                                </w:tcPr>
-                                <w:p>
-                                  <w:pPr>
-                                    <w:pStyle w:val="TableParagraph"/>
-                                    <w:rPr>
-                                      <w:sz w:val="20"/>
-                                    </w:rPr>
-                                  </w:pPr>
-                                </w:p>
-                              </w:tc>
-                            </w:tr>
-                            <w:tr>
-                              <w:trPr>
-                                <w:trHeight w:val="342"/>
-                              </w:trPr>
-                              <w:tc>
-                                <w:tcPr>
-                                  <w:tcW w:w="401" w:type="dxa"/>
-                                </w:tcPr>
-                                <w:p>
-                                  <w:pPr>
-                                    <w:pStyle w:val="TableParagraph"/>
-                                    <w:rPr>
-                                      <w:sz w:val="20"/>
-                                    </w:rPr>
-                                  </w:pPr>
-                                </w:p>
-                              </w:tc>
-                            </w:tr>
-                            <w:tr>
-                              <w:trPr>
-                                <w:trHeight w:val="340"/>
-                              </w:trPr>
-                              <w:tc>
-                                <w:tcPr>
-                                  <w:tcW w:w="401" w:type="dxa"/>
-                                </w:tcPr>
-                                <w:p>
-                                  <w:pPr>
-                                    <w:pStyle w:val="TableParagraph"/>
-                                    <w:rPr>
-                                      <w:sz w:val="20"/>
-                                    </w:rPr>
-                                  </w:pPr>
-                                </w:p>
-                              </w:tc>
-                            </w:tr>
-                            <w:tr>
-                              <w:trPr>
-                                <w:trHeight w:val="342"/>
-                              </w:trPr>
-                              <w:tc>
-                                <w:tcPr>
-                                  <w:tcW w:w="401" w:type="dxa"/>
-                                </w:tcPr>
-                                <w:p>
-                                  <w:pPr>
-                                    <w:pStyle w:val="TableParagraph"/>
-                                    <w:rPr>
-                                      <w:sz w:val="20"/>
-                                    </w:rPr>
-                                  </w:pPr>
-                                </w:p>
-                              </w:tc>
-                            </w:tr>
-                          </w:tbl>
-                          <w:p>
-                            <w:pPr>
-                              <w:pStyle w:val="Corpodetexto"/>
-                            </w:pPr>
-                          </w:p>
-                        </w:txbxContent>
-                      </wps:txbx>
-                      <wps:bodyPr wrap="square" lIns="0" tIns="0" rIns="0" bIns="0" rtlCol="0">
-                        <a:noAutofit/>
-                      </wps:bodyPr>
-                    </wps:wsp>
-                  </a:graphicData>
-                </a:graphic>
-              </wp:anchor>
-            </w:drawing>
-          </mc:Choice>
-          <mc:Fallback>
-            <w:pict>
-              <v:shape w14:anchorId="45AE19AF" id="Textbox 14" o:spid="_x0000_s1034" type="#_x0000_t202" style="position:absolute;left:0;text-align:left;margin-left:318.35pt;margin-top:-3.1pt;width:26.55pt;height:123.5pt;z-index:15732736;visibility:visible;mso-wrap-style:square;mso-wrap-distance-left:0;mso-wrap-distance-top:0;mso-wrap-distance-right:0;mso-wrap-distance-bottom:0;mso-position-horizontal:absolute;mso-position-horizontal-relative:page;mso-position-vertical:absolute;mso-position-vertical-relative:text;v-text-anchor:top" o:gfxdata="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" filled="f" stroked="f">
-                <v:textbox inset="0,0,0,0">
-                  <w:txbxContent>
-                    <w:tbl>
-                      <w:tblPr>
-                        <w:tblStyle w:val="TableNormal"/>
-                        <w:tblW w:w="0" w:type="auto"/>
-                        <w:tblInd w:w="65" w:type="dxa"/>
-                        <w:tblBorders>
-                          <w:top w:val="single" w:sz="4" w:space="0" w:color="000000"/>
-                          <w:left w:val="single" w:sz="4" w:space="0" w:color="000000"/>
-                          <w:bottom w:val="single" w:sz="4" w:space="0" w:color="000000"/>
-                          <w:right w:val="single" w:sz="4" w:space="0" w:color="000000"/>
-                          <w:insideH w:val="single" w:sz="4" w:space="0" w:color="000000"/>
-                          <w:insideV w:val="single" w:sz="4" w:space="0" w:color="000000"/>
-                        </w:tblBorders>
-                        <w:tblLayout w:type="fixed"/>
-                        <w:tblLook w:val="01E0" w:firstRow="1" w:lastRow="1" w:firstColumn="1" w:lastColumn="1" w:noHBand="0" w:noVBand="0"/>
-                      </w:tblPr>
-                      <w:tblGrid>
-                        <w:gridCol w:w="401"/>
-                      </w:tblGrid>
-                      <w:tr>
-                        <w:trPr>
-                          <w:trHeight w:val="342"/>
-                        </w:trPr>
-                        <w:tc>
-                          <w:tcPr>
-                            <w:tcW w:w="401" w:type="dxa"/>
-                          </w:tcPr>
-                          <w:p>
-                            <w:pPr>
-                              <w:pStyle w:val="TableParagraph"/>
-                              <w:rPr>
-                                <w:sz w:val="20"/>
-                              </w:rPr>
-                            </w:pPr>
-                          </w:p>
-                        </w:tc>
-                      </w:tr>
-                      <w:tr>
-                        <w:trPr>
-                          <w:trHeight w:val="342"/>
-                        </w:trPr>
-                        <w:tc>
-                          <w:tcPr>
-                            <w:tcW w:w="401" w:type="dxa"/>
-                          </w:tcPr>
-                          <w:p>
-                            <w:pPr>
-                              <w:pStyle w:val="TableParagraph"/>
-                              <w:rPr>
-                                <w:sz w:val="20"/>
-                              </w:rPr>
-                            </w:pPr>
-                          </w:p>
-                        </w:tc>
-                      </w:tr>
-                      <w:tr>
-                        <w:trPr>
-                          <w:trHeight w:val="340"/>
-                        </w:trPr>
-                        <w:tc>
-                          <w:tcPr>
-                            <w:tcW w:w="401" w:type="dxa"/>
-                          </w:tcPr>
-                          <w:p>
-                            <w:pPr>
-                              <w:pStyle w:val="TableParagraph"/>
-                              <w:rPr>
-                                <w:sz w:val="20"/>
-                              </w:rPr>
-                            </w:pPr>
-                          </w:p>
-                        </w:tc>
-                      </w:tr>
-                      <w:tr>
-                        <w:trPr>
-                          <w:trHeight w:val="342"/>
-                        </w:trPr>
-                        <w:tc>
-                          <w:tcPr>
-                            <w:tcW w:w="401" w:type="dxa"/>
-                          </w:tcPr>
-                          <w:p>
-                            <w:pPr>
-                              <w:pStyle w:val="TableParagraph"/>
-                              <w:rPr>
-                                <w:sz w:val="20"/>
-                              </w:rPr>
-                            </w:pPr>
-                          </w:p>
-                        </w:tc>
-                      </w:tr>
-                      <w:tr>
-                        <w:trPr>
-                          <w:trHeight w:val="342"/>
-                        </w:trPr>
-                        <w:tc>
-                          <w:tcPr>
-                            <w:tcW w:w="401" w:type="dxa"/>
-                          </w:tcPr>
-                          <w:p>
-                            <w:pPr>
-                              <w:pStyle w:val="TableParagraph"/>
-                              <w:rPr>
-                                <w:sz w:val="20"/>
-                              </w:rPr>
-                            </w:pPr>
-                          </w:p>
-                        </w:tc>
-                      </w:tr>
-                      <w:tr>
-                        <w:trPr>
-                          <w:trHeight w:val="340"/>
-                        </w:trPr>
-                        <w:tc>
-                          <w:tcPr>
-                            <w:tcW w:w="401" w:type="dxa"/>
-                          </w:tcPr>
-                          <w:p>
-                            <w:pPr>
-                              <w:pStyle w:val="TableParagraph"/>
-                              <w:rPr>
-                                <w:sz w:val="20"/>
-                              </w:rPr>
-                            </w:pPr>
-                          </w:p>
-                        </w:tc>
-                      </w:tr>
-                      <w:tr>
-                        <w:trPr>
-                          <w:trHeight w:val="342"/>
-                        </w:trPr>
-                        <w:tc>
-                          <w:tcPr>
-                            <w:tcW w:w="401" w:type="dxa"/>
-                          </w:tcPr>
-                          <w:p>
-                            <w:pPr>
-                              <w:pStyle w:val="TableParagraph"/>
-                              <w:rPr>
-                                <w:sz w:val="20"/>
-                              </w:rPr>
-                            </w:pPr>
-                          </w:p>
-                        </w:tc>
-                      </w:tr>
-                    </w:tbl>
-                    <w:p>
-                      <w:pPr>
-                        <w:pStyle w:val="Corpodetexto"/>
-                      </w:pPr>
-                    </w:p>
-                  </w:txbxContent>
-                </v:textbox>
-                <w10:wrap anchorx="page"/>
-              </v:shape>
-            </w:pict>
-          </mc:Fallback>
-        </mc:AlternateContent>
-      </w:r>
-      <w:r>
-        <w:t>Esforço</w:t>
-      </w:r>
-      <w:r>
-        <w:rPr>
-          <w:spacing w:val="-7"/>
-        </w:rPr>
-        <w:t xml:space="preserve"> </w:t>
-      </w:r>
-      <w:r>
-        <w:t>físico</w:t>
-      </w:r>
-      <w:r>
-        <w:rPr>
-          <w:spacing w:val="-6"/>
-        </w:rPr>
-        <w:t xml:space="preserve"> </w:t>
-      </w:r>
-      <w:r>
-        <w:rPr>
-          <w:spacing w:val="-2"/>
-        </w:rPr>
-        <w:t>intenso</w:t>
-      </w:r>
-    </w:p>
-    <w:p>
-      <w:pPr>
-        <w:pStyle w:val="Corpodetexto"/>
-        <w:spacing w:before="106" w:line="348" w:lineRule="auto"/>
-        <w:ind w:left="597"/>
-      </w:pPr>
-      <w:r>
-        <w:rPr>
-          <w:noProof/>
-        </w:rPr>
-        <mc:AlternateContent>
-          <mc:Choice Requires="wps">
-            <w:drawing>
-              <wp:anchor distT="0" distB="0" distL="0" distR="0" simplePos="0" relativeHeight="15730176" behindDoc="0" locked="0" layoutInCell="1" allowOverlap="1" wp14:anchorId="2ADCB575" wp14:editId="702A0C6A">
+              <wp:anchor distT="0" distB="0" distL="0" distR="0" simplePos="0" relativeHeight="15730176" behindDoc="0" locked="0" layoutInCell="1" allowOverlap="1" wp14:anchorId="7615EE0F" wp14:editId="425AB2E1">
                 <wp:simplePos x="0" y="0"/>
                 <wp:positionH relativeFrom="page">
                   <wp:posOffset>3910098</wp:posOffset>
                 </wp:positionH>
                 <wp:positionV relativeFrom="paragraph">
-                  <wp:posOffset>118825</wp:posOffset>
+                  <wp:posOffset>120867</wp:posOffset>
                 </wp:positionV>
                 <wp:extent cx="160020" cy="1005840"/>
                 <wp:effectExtent l="0" t="0" r="0" b="0"/>
                 <wp:wrapNone/>
-                <wp:docPr id="15" name="Textbox 15"/>
+                <wp:docPr id="12" name="Textbox 12"/>
                 <wp:cNvGraphicFramePr>
                   <a:graphicFrameLocks xmlns:a="http://schemas.openxmlformats.org/drawingml/2006/main"/>
                 </wp:cNvGraphicFramePr>
@@ -5439,7 +5520,7 @@
           </mc:Choice>
           <mc:Fallback>
             <w:pict>
-              <v:shape w14:anchorId="2ADCB575" id="Textbox 15" o:spid="_x0000_s1035" type="#_x0000_t202" style="position:absolute;left:0;text-align:left;margin-left:307.9pt;margin-top:9.35pt;width:12.6pt;height:79.2pt;z-index:15730176;visibility:visible;mso-wrap-style:square;mso-wrap-distance-left:0;mso-wrap-distance-top:0;mso-wrap-distance-right:0;mso-wrap-distance-bottom:0;mso-position-horizontal:absolute;mso-position-horizontal-relative:page;mso-position-vertical:absolute;mso-position-vertical-relative:text;v-text-anchor:top" o:gfxdata="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" filled="f" stroked="f">
+              <v:shape w14:anchorId="7615EE0F" id="Textbox 12" o:spid="_x0000_s1035" type="#_x0000_t202" style="position:absolute;left:0;text-align:left;margin-left:307.9pt;margin-top:9.5pt;width:12.6pt;height:79.2pt;z-index:15730176;visibility:visible;mso-wrap-style:square;mso-wrap-distance-left:0;mso-wrap-distance-top:0;mso-wrap-distance-right:0;mso-wrap-distance-bottom:0;mso-position-horizontal:absolute;mso-position-horizontal-relative:page;mso-position-vertical:absolute;mso-position-vertical-relative:text;v-text-anchor:top" o:gfxdata="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" filled="f" stroked="f">
                 <v:textbox style="layout-flow:vertical;mso-layout-flow-alt:bottom-to-top" inset="0,0,0,0">
                   <w:txbxContent>
                     <w:p>
@@ -5535,11 +5616,48 @@
     <w:p>
       <w:pPr>
         <w:pStyle w:val="Corpodetexto"/>
+        <w:spacing w:line="348" w:lineRule="auto"/>
+        <w:ind w:left="597" w:right="453"/>
+      </w:pPr>
+      <w:r>
+        <w:t>Outros</w:t>
+      </w:r>
+      <w:r>
+        <w:rPr>
+          <w:spacing w:val="-12"/>
+        </w:rPr>
+        <w:t xml:space="preserve"> </w:t>
+      </w:r>
+      <w:r>
+        <w:t>fatores:</w:t>
+      </w:r>
+      <w:r>
+        <w:rPr>
+          <w:spacing w:val="-11"/>
+        </w:rPr>
+        <w:t xml:space="preserve"> </w:t>
+      </w:r>
+      <w:r>
+        <w:t>Responsabilidade;</w:t>
+      </w:r>
+      <w:r>
+        <w:rPr>
+          <w:spacing w:val="-11"/>
+        </w:rPr>
+        <w:t xml:space="preserve"> </w:t>
+      </w:r>
+      <w:r>
+        <w:t>Conflitos Ritmo excessivo</w:t>
+      </w:r>
+    </w:p>
+    <w:p>
+      <w:pPr>
+        <w:pStyle w:val="Corpodetexto"/>
         <w:spacing w:line="345" w:lineRule="auto"/>
-        <w:ind w:left="597" w:right="453"/>
-      </w:pPr>
-      <w:r>
-        <w:t>Outros</w:t>
+        <w:ind w:left="597" w:right="2025"/>
+      </w:pPr>
+      <w:r>
+        <w:t>Exigência</w:t>
       </w:r>
       <w:r>
         <w:rPr>
@@ -5548,7 +5666,7 @@
         <w:t xml:space="preserve"> </w:t>
       </w:r>
       <w:r>
-        <w:t>fatores:</w:t>
+        <w:t>de</w:t>
       </w:r>
       <w:r>
         <w:rPr>
@@ -5557,45 +5675,13 @@
         <w:t xml:space="preserve"> </w:t>
       </w:r>
       <w:r>
-        <w:t>Responsabilidade;</w:t>
-      </w:r>
-      <w:r>
-        <w:rPr>
-          <w:spacing w:val="-11"/>
-        </w:rPr>
-        <w:t xml:space="preserve"> </w:t>
-      </w:r>
-      <w:r>
-        <w:t>Conflitos Ritmo excessivo</w:t>
+        <w:t>postura Jornada prolongada</w:t>
       </w:r>
     </w:p>
     <w:p>
       <w:pPr>
         <w:pStyle w:val="Corpodetexto"/>
-        <w:spacing w:line="348" w:lineRule="auto"/>
-        <w:ind w:left="597" w:right="2025"/>
-      </w:pPr>
-      <w:r>
-        <w:t>Exigência</w:t>
-      </w:r>
-      <w:r>
-        <w:rPr>
-          <w:spacing w:val="-12"/>
-        </w:rPr>
-        <w:t xml:space="preserve"> </w:t>
-      </w:r>
-      <w:r>
-        <w:t>de</w:t>
-      </w:r>
-      <w:r>
-        <w:rPr>
-          <w:spacing w:val="-11"/>
-        </w:rPr>
-        <w:t xml:space="preserve"> </w:t>
-      </w:r>
-      <w:r>
-        <w:t>postura Jornada prolongada</w:t>
-      </w:r>
+      </w:pPr>
     </w:p>
     <w:p>
       <w:pPr>
@@ -5610,49 +5696,67 @@
     <w:p>
       <w:pPr>
         <w:pStyle w:val="Corpodetexto"/>
-      </w:pPr>
-    </w:p>
-    <w:p>
-      <w:pPr>
-        <w:pStyle w:val="Corpodetexto"/>
-        <w:spacing w:before="132"/>
-      </w:pPr>
-    </w:p>
-    <w:p>
-      <w:pPr>
-        <w:pStyle w:val="Ttulo2"/>
+        <w:spacing w:before="130"/>
+      </w:pPr>
+    </w:p>
+    <w:p>
+      <w:pPr>
         <w:ind w:left="427"/>
-      </w:pPr>
-      <w:r>
+        <w:rPr>
+          <w:b/>
+          <w:sz w:val="20"/>
+        </w:rPr>
+      </w:pPr>
+      <w:r>
+        <w:rPr>
+          <w:b/>
+          <w:sz w:val="20"/>
+        </w:rPr>
         <w:t>Uniformes</w:t>
       </w:r>
       <w:r>
         <w:rPr>
+          <w:b/>
           <w:spacing w:val="-6"/>
-        </w:rPr>
-        <w:t xml:space="preserve"> </w:t>
-      </w:r>
-      <w:r>
+          <w:sz w:val="20"/>
+        </w:rPr>
+        <w:t xml:space="preserve"> </w:t>
+      </w:r>
+      <w:r>
+        <w:rPr>
+          <w:b/>
+          <w:sz w:val="20"/>
+        </w:rPr>
         <w:t>e</w:t>
       </w:r>
       <w:r>
         <w:rPr>
+          <w:b/>
           <w:spacing w:val="-3"/>
-        </w:rPr>
-        <w:t xml:space="preserve"> </w:t>
-      </w:r>
-      <w:r>
+          <w:sz w:val="20"/>
+        </w:rPr>
+        <w:t xml:space="preserve"> </w:t>
+      </w:r>
+      <w:r>
+        <w:rPr>
+          <w:b/>
+          <w:sz w:val="20"/>
+        </w:rPr>
         <w:t>EPIs</w:t>
       </w:r>
       <w:r>
         <w:rPr>
+          <w:b/>
           <w:spacing w:val="-6"/>
-        </w:rPr>
-        <w:t xml:space="preserve"> </w:t>
-      </w:r>
-      <w:r>
-        <w:rPr>
+          <w:sz w:val="20"/>
+        </w:rPr>
+        <w:t xml:space="preserve"> </w:t>
+      </w:r>
+      <w:r>
+        <w:rPr>
+          <w:b/>
           <w:spacing w:val="-2"/>
+          <w:sz w:val="20"/>
         </w:rPr>
         <w:t>Obrigatórios</w:t>
       </w:r>
@@ -5740,17 +5844,22 @@
     <w:p>
       <w:pPr>
         <w:pStyle w:val="Corpodetexto"/>
-        <w:spacing w:before="112"/>
-      </w:pPr>
-    </w:p>
-    <w:p>
-      <w:pPr>
-        <w:pStyle w:val="Ttulo2"/>
+        <w:spacing w:before="111"/>
+      </w:pPr>
+    </w:p>
+    <w:p>
+      <w:pPr>
         <w:ind w:left="427"/>
-      </w:pPr>
-      <w:r>
-        <w:rPr>
+        <w:rPr>
+          <w:b/>
+          <w:sz w:val="20"/>
+        </w:rPr>
+      </w:pPr>
+      <w:r>
+        <w:rPr>
+          <w:b/>
           <w:spacing w:val="-2"/>
+          <w:sz w:val="20"/>
         </w:rPr>
         <w:t>Complementares</w:t>
       </w:r>
@@ -5863,7 +5972,7 @@
         <w:sectPr>
           <w:type w:val="continuous"/>
           <w:pgSz w:w="11910" w:h="16840"/>
-          <w:pgMar w:top="1720" w:right="708" w:bottom="900" w:left="708" w:header="706" w:footer="710" w:gutter="0"/>
+          <w:pgMar w:top="2000" w:right="708" w:bottom="900" w:left="708" w:header="706" w:footer="710" w:gutter="0"/>
           <w:cols w:num="2" w:space="720" w:equalWidth="0">
             <w:col w:w="4996" w:space="601"/>
             <w:col w:w="4897"/>
@@ -5874,7 +5983,7 @@
     <w:p>
       <w:pPr>
         <w:pStyle w:val="Corpodetexto"/>
-        <w:spacing w:before="240" w:line="273" w:lineRule="auto"/>
+        <w:spacing w:before="238" w:line="273" w:lineRule="auto"/>
         <w:ind w:left="427" w:right="137"/>
         <w:jc w:val="both"/>
       </w:pPr>
@@ -5890,7 +5999,7 @@
           <w:tab w:val="left" w:pos="2774"/>
           <w:tab w:val="left" w:pos="3648"/>
         </w:tabs>
-        <w:spacing w:before="205" w:line="276" w:lineRule="auto"/>
+        <w:spacing w:before="206" w:line="276" w:lineRule="auto"/>
         <w:ind w:left="427" w:right="138"/>
         <w:jc w:val="both"/>
       </w:pPr>
@@ -6054,28 +6163,34 @@
     <w:p>
       <w:pPr>
         <w:pStyle w:val="Corpodetexto"/>
-        <w:spacing w:line="276" w:lineRule="auto"/>
+        <w:tabs>
+          <w:tab w:val="left" w:pos="9748"/>
+        </w:tabs>
+        <w:spacing w:before="197"/>
+        <w:ind w:left="427"/>
         <w:jc w:val="both"/>
-        <w:sectPr>
-          <w:type w:val="continuous"/>
-          <w:pgSz w:w="11910" w:h="16840"/>
-          <w:pgMar w:top="1720" w:right="708" w:bottom="900" w:left="708" w:header="706" w:footer="710" w:gutter="0"/>
-          <w:cols w:space="720"/>
-        </w:sectPr>
-      </w:pPr>
-    </w:p>
-    <w:p>
-      <w:pPr>
-        <w:pStyle w:val="Corpodetexto"/>
-        <w:spacing w:before="4"/>
-        <w:rPr>
-          <w:sz w:val="16"/>
-        </w:rPr>
-      </w:pPr>
+      </w:pPr>
+      <w:r>
+        <w:t xml:space="preserve">Assinatura: </w:t>
+      </w:r>
+      <w:r>
+        <w:rPr>
+          <w:rFonts w:ascii="Times New Roman"/>
+          <w:u w:val="single"/>
+        </w:rPr>
+        <w:tab/>
+      </w:r>
+      <w:r>
+        <w:rPr>
+          <w:spacing w:val="-10"/>
+        </w:rPr>
+        <w:t>.</w:t>
+      </w:r>
     </w:p>
     <w:sectPr>
+      <w:type w:val="continuous"/>
       <w:pgSz w:w="11910" w:h="16840"/>
-      <w:pgMar w:top="2220" w:right="708" w:bottom="900" w:left="708" w:header="706" w:footer="710" w:gutter="0"/>
+      <w:pgMar w:top="2000" w:right="708" w:bottom="900" w:left="708" w:header="706" w:footer="710" w:gutter="0"/>
       <w:cols w:space="720"/>
     </w:sectPr>
   </w:body>
@@ -6115,7 +6230,7 @@
       <mc:AlternateContent>
         <mc:Choice Requires="wps">
           <w:drawing>
-            <wp:anchor distT="0" distB="0" distL="0" distR="0" simplePos="0" relativeHeight="487442432" behindDoc="1" locked="0" layoutInCell="1" allowOverlap="1" wp14:anchorId="4351964B" wp14:editId="2BFF91A4">
+            <wp:anchor distT="0" distB="0" distL="0" distR="0" simplePos="0" relativeHeight="487452672" behindDoc="1" locked="0" layoutInCell="1" allowOverlap="1" wp14:anchorId="760800F8" wp14:editId="2C1A29A0">
               <wp:simplePos x="0" y="0"/>
               <wp:positionH relativeFrom="page">
                 <wp:posOffset>4396232</wp:posOffset>
@@ -6321,411 +6436,11 @@
         </mc:Choice>
         <mc:Fallback>
           <w:pict>
-            <v:shapetype w14:anchorId="4351964B" id="_x0000_t202" coordsize="21600,21600" o:spt="202" path="m,l,21600r21600,l21600,xe">
+            <v:shapetype w14:anchorId="760800F8" id="_x0000_t202" coordsize="21600,21600" o:spt="202" path="m,l,21600r21600,l21600,xe">
               <v:stroke joinstyle="miter"/>
               <v:path gradientshapeok="t" o:connecttype="rect"/>
             </v:shapetype>
-            <v:shape id="Textbox 2" o:spid="_x0000_s1036" type="#_x0000_t202" style="position:absolute;margin-left:346.15pt;margin-top:795.4pt;width:207.6pt;height:12pt;z-index:-15874048;visibility:visible;mso-wrap-style:square;mso-wrap-distance-left:0;mso-wrap-distance-top:0;mso-wrap-distance-right:0;mso-wrap-distance-bottom:0;mso-position-horizontal:absolute;mso-position-horizontal-relative:page;mso-position-vertical:absolute;mso-position-vertical-relative:page;v-text-anchor:top" o:gfxdata="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" filled="f" stroked="f">
-              <v:textbox inset="0,0,0,0">
-                <w:txbxContent>
-                  <w:p>
-                    <w:pPr>
-                      <w:spacing w:line="223" w:lineRule="exact"/>
-                      <w:ind w:left="20"/>
-                      <w:rPr>
-                        <w:b/>
-                        <w:sz w:val="20"/>
-                      </w:rPr>
-                    </w:pPr>
-                    <w:r>
-                      <w:rPr>
-                        <w:b/>
-                        <w:sz w:val="20"/>
-                      </w:rPr>
-                      <w:t>Ordem</w:t>
-                    </w:r>
-                    <w:r>
-                      <w:rPr>
-                        <w:b/>
-                        <w:spacing w:val="-3"/>
-                        <w:sz w:val="20"/>
-                      </w:rPr>
-                      <w:t xml:space="preserve"> </w:t>
-                    </w:r>
-                    <w:r>
-                      <w:rPr>
-                        <w:b/>
-                        <w:sz w:val="20"/>
-                      </w:rPr>
-                      <w:t>de</w:t>
-                    </w:r>
-                    <w:r>
-                      <w:rPr>
-                        <w:b/>
-                        <w:spacing w:val="-2"/>
-                        <w:sz w:val="20"/>
-                      </w:rPr>
-                      <w:t xml:space="preserve"> </w:t>
-                    </w:r>
-                    <w:r>
-                      <w:rPr>
-                        <w:b/>
-                        <w:sz w:val="20"/>
-                      </w:rPr>
-                      <w:t>Serviço</w:t>
-                    </w:r>
-                    <w:r>
-                      <w:rPr>
-                        <w:b/>
-                        <w:spacing w:val="-1"/>
-                        <w:sz w:val="20"/>
-                      </w:rPr>
-                      <w:t xml:space="preserve"> </w:t>
-                    </w:r>
-                    <w:r>
-                      <w:rPr>
-                        <w:b/>
-                        <w:sz w:val="20"/>
-                      </w:rPr>
-                      <w:t>|</w:t>
-                    </w:r>
-                    <w:r>
-                      <w:rPr>
-                        <w:b/>
-                        <w:spacing w:val="-4"/>
-                        <w:sz w:val="20"/>
-                      </w:rPr>
-                      <w:t xml:space="preserve"> </w:t>
-                    </w:r>
-                    <w:r>
-                      <w:rPr>
-                        <w:b/>
-                        <w:color w:val="FF0000"/>
-                        <w:sz w:val="20"/>
-                      </w:rPr>
-                      <w:t>Lagoa</w:t>
-                    </w:r>
-                    <w:r>
-                      <w:rPr>
-                        <w:b/>
-                        <w:color w:val="FF0000"/>
-                        <w:spacing w:val="-4"/>
-                        <w:sz w:val="20"/>
-                      </w:rPr>
-                      <w:t xml:space="preserve"> </w:t>
-                    </w:r>
-                    <w:r>
-                      <w:rPr>
-                        <w:b/>
-                        <w:color w:val="FF0000"/>
-                        <w:sz w:val="20"/>
-                      </w:rPr>
-                      <w:t>Parques</w:t>
-                    </w:r>
-                    <w:r>
-                      <w:rPr>
-                        <w:b/>
-                        <w:color w:val="FF0000"/>
-                        <w:spacing w:val="-5"/>
-                        <w:sz w:val="20"/>
-                      </w:rPr>
-                      <w:t xml:space="preserve"> </w:t>
-                    </w:r>
-                    <w:r>
-                      <w:rPr>
-                        <w:b/>
-                        <w:color w:val="FF0000"/>
-                        <w:sz w:val="20"/>
-                      </w:rPr>
-                      <w:t>e</w:t>
-                    </w:r>
-                    <w:r>
-                      <w:rPr>
-                        <w:b/>
-                        <w:color w:val="FF0000"/>
-                        <w:spacing w:val="-2"/>
-                        <w:sz w:val="20"/>
-                      </w:rPr>
-                      <w:t xml:space="preserve"> </w:t>
-                    </w:r>
-                    <w:r>
-                      <w:rPr>
-                        <w:b/>
-                        <w:color w:val="FF0000"/>
-                        <w:sz w:val="20"/>
-                      </w:rPr>
-                      <w:t>Hotéis</w:t>
-                    </w:r>
-                    <w:r>
-                      <w:rPr>
-                        <w:b/>
-                        <w:color w:val="FF0000"/>
-                        <w:spacing w:val="-4"/>
-                        <w:sz w:val="20"/>
-                      </w:rPr>
-                      <w:t xml:space="preserve"> </w:t>
-                    </w:r>
-                    <w:r>
-                      <w:rPr>
-                        <w:b/>
-                        <w:sz w:val="20"/>
-                      </w:rPr>
-                      <w:t>-</w:t>
-                    </w:r>
-                    <w:r>
-                      <w:rPr>
-                        <w:b/>
-                        <w:spacing w:val="-5"/>
-                        <w:sz w:val="20"/>
-                      </w:rPr>
-                      <w:t xml:space="preserve"> </w:t>
-                    </w:r>
-                    <w:r>
-                      <w:rPr>
-                        <w:b/>
-                        <w:spacing w:val="-4"/>
-                        <w:sz w:val="20"/>
-                      </w:rPr>
-                      <w:t>V.01</w:t>
-                    </w:r>
-                  </w:p>
-                </w:txbxContent>
-              </v:textbox>
-              <w10:wrap anchorx="page" anchory="page"/>
-            </v:shape>
-          </w:pict>
-        </mc:Fallback>
-      </mc:AlternateContent>
-    </w:r>
-  </w:p>
-</w:ftr>
-</file>
-
-<file path=word/footer2.xml><?xml version="1.0" encoding="utf-8"?>
-<w:ftr xmlns:wpc="http://schemas.microsoft.com/office/word/2010/wordprocessingCanvas" xmlns:cx="http://schemas.microsoft.com/office/drawing/2014/chartex" xmlns:cx1="http://schemas.microsoft.com/office/drawing/2015/9/8/chartex" xmlns:cx2="http://schemas.microsoft.com/office/drawing/2015/10/21/chartex" xmlns:cx3="http://schemas.microsoft.com/office/drawing/2016/5/9/chartex" xmlns:cx4="http://schemas.microsoft.com/office/drawing/2016/5/10/chartex" xmlns:cx5="http://schemas.microsoft.com/office/drawing/2016/5/11/chartex" xmlns:cx6="http://schemas.microsoft.com/office/drawing/2016/5/12/chartex" xmlns:cx7="http://schemas.microsoft.com/office/drawing/2016/5/13/chartex" xmlns:cx8="http://schemas.microsoft.com/office/drawing/2016/5/14/chartex" xmlns:mc="http://schemas.openxmlformats.org/markup-compatibility/2006" xmlns:aink="http://schemas.microsoft.com/office/drawing/2016/ink" xmlns:am3d="http://schemas.microsoft.com/office/drawing/2017/model3d" xmlns:o="urn:schemas-microsoft-com:office:office" xmlns:oel="http://schemas.microsoft.com/office/2019/extlst" xmlns:r="http://schemas.openxmlformats.org/officeDocument/2006/relationships" xmlns:m="http://schemas.openxmlformats.org/officeDocument/2006/math" xmlns:v="urn:schemas-microsoft-com:vml" xmlns:wp14="http://schemas.microsoft.com/office/word/2010/wordprocessingDrawing" xmlns:wp="http://schemas.openxmlformats.org/drawingml/2006/wordprocessingDrawing" xmlns:w10="urn:schemas-microsoft-com:office:word" xmlns:w="http://schemas.openxmlformats.org/wordprocessingml/2006/main" xmlns:w14="http://schemas.microsoft.com/office/word/2010/wordml" xmlns:w15="http://schemas.microsoft.com/office/word/2012/wordml" xmlns:w16cex="http://schemas.microsoft.com/office/word/2018/wordml/cex" xmlns:w16cid="http://schemas.microsoft.com/office/word/2016/wordml/cid" xmlns:w16="http://schemas.microsoft.com/office/word/2018/wordml" xmlns:w16du="http://schemas.microsoft.com/office/word/2023/wordml/word16du" xmlns:w16sdtdh="http://schemas.microsoft.com/office/word/2020/wordml/sdtdatahash" xmlns:w16sdtfl="http://schemas.microsoft.com/office/word/2024/wordml/sdtformatlock" xmlns:w16se="http://schemas.microsoft.com/office/word/2015/wordml/symex" xmlns:wpg="http://schemas.microsoft.com/office/word/2010/wordprocessingGroup" xmlns:wpi="http://schemas.microsoft.com/office/word/2010/wordprocessingInk" xmlns:wne="http://schemas.microsoft.com/office/word/2006/wordml" xmlns:wps="http://schemas.microsoft.com/office/word/2010/wordprocessingShape" mc:Ignorable="w14 w15 w16se w16cid w16 w16cex w16sdtdh w16sdtfl w16du wp14">
-  <w:p>
-    <w:pPr>
-      <w:pStyle w:val="Corpodetexto"/>
-      <w:spacing w:line="14" w:lineRule="auto"/>
-    </w:pPr>
-    <w:r>
-      <w:rPr>
-        <w:noProof/>
-      </w:rPr>
-      <mc:AlternateContent>
-        <mc:Choice Requires="wps">
-          <w:drawing>
-            <wp:anchor distT="0" distB="0" distL="0" distR="0" simplePos="0" relativeHeight="487443968" behindDoc="1" locked="0" layoutInCell="1" allowOverlap="1" wp14:anchorId="330EDC6B" wp14:editId="5C2AC438">
-              <wp:simplePos x="0" y="0"/>
-              <wp:positionH relativeFrom="page">
-                <wp:posOffset>4396232</wp:posOffset>
-              </wp:positionH>
-              <wp:positionV relativeFrom="page">
-                <wp:posOffset>10101702</wp:posOffset>
-              </wp:positionV>
-              <wp:extent cx="2636520" cy="152400"/>
-              <wp:effectExtent l="0" t="0" r="0" b="0"/>
-              <wp:wrapNone/>
-              <wp:docPr id="5" name="Textbox 5"/>
-              <wp:cNvGraphicFramePr>
-                <a:graphicFrameLocks xmlns:a="http://schemas.openxmlformats.org/drawingml/2006/main"/>
-              </wp:cNvGraphicFramePr>
-              <a:graphic xmlns:a="http://schemas.openxmlformats.org/drawingml/2006/main">
-                <a:graphicData uri="http://schemas.microsoft.com/office/word/2010/wordprocessingShape">
-                  <wps:wsp>
-                    <wps:cNvSpPr txBox="1">
-                      <a:spLocks/>
-                    </wps:cNvSpPr>
-                    <wps:spPr>
-                      <a:xfrm>
-                        <a:off x="0" y="0"/>
-                        <a:ext cx="2636520" cy="152400"/>
-                      </a:xfrm>
-                      <a:prstGeom prst="rect">
-                        <a:avLst/>
-                      </a:prstGeom>
-                    </wps:spPr>
-                    <wps:txbx>
-                      <w:txbxContent>
-                        <w:p>
-                          <w:pPr>
-                            <w:spacing w:line="223" w:lineRule="exact"/>
-                            <w:ind w:left="20"/>
-                            <w:rPr>
-                              <w:b/>
-                              <w:sz w:val="20"/>
-                            </w:rPr>
-                          </w:pPr>
-                          <w:r>
-                            <w:rPr>
-                              <w:b/>
-                              <w:sz w:val="20"/>
-                            </w:rPr>
-                            <w:t>Ordem</w:t>
-                          </w:r>
-                          <w:r>
-                            <w:rPr>
-                              <w:b/>
-                              <w:spacing w:val="-3"/>
-                              <w:sz w:val="20"/>
-                            </w:rPr>
-                            <w:t xml:space="preserve"> </w:t>
-                          </w:r>
-                          <w:r>
-                            <w:rPr>
-                              <w:b/>
-                              <w:sz w:val="20"/>
-                            </w:rPr>
-                            <w:t>de</w:t>
-                          </w:r>
-                          <w:r>
-                            <w:rPr>
-                              <w:b/>
-                              <w:spacing w:val="-2"/>
-                              <w:sz w:val="20"/>
-                            </w:rPr>
-                            <w:t xml:space="preserve"> </w:t>
-                          </w:r>
-                          <w:r>
-                            <w:rPr>
-                              <w:b/>
-                              <w:sz w:val="20"/>
-                            </w:rPr>
-                            <w:t>Serviço</w:t>
-                          </w:r>
-                          <w:r>
-                            <w:rPr>
-                              <w:b/>
-                              <w:spacing w:val="-1"/>
-                              <w:sz w:val="20"/>
-                            </w:rPr>
-                            <w:t xml:space="preserve"> </w:t>
-                          </w:r>
-                          <w:r>
-                            <w:rPr>
-                              <w:b/>
-                              <w:sz w:val="20"/>
-                            </w:rPr>
-                            <w:t>|</w:t>
-                          </w:r>
-                          <w:r>
-                            <w:rPr>
-                              <w:b/>
-                              <w:spacing w:val="-4"/>
-                              <w:sz w:val="20"/>
-                            </w:rPr>
-                            <w:t xml:space="preserve"> </w:t>
-                          </w:r>
-                          <w:r>
-                            <w:rPr>
-                              <w:b/>
-                              <w:color w:val="FF0000"/>
-                              <w:sz w:val="20"/>
-                            </w:rPr>
-                            <w:t>Lagoa</w:t>
-                          </w:r>
-                          <w:r>
-                            <w:rPr>
-                              <w:b/>
-                              <w:color w:val="FF0000"/>
-                              <w:spacing w:val="-4"/>
-                              <w:sz w:val="20"/>
-                            </w:rPr>
-                            <w:t xml:space="preserve"> </w:t>
-                          </w:r>
-                          <w:r>
-                            <w:rPr>
-                              <w:b/>
-                              <w:color w:val="FF0000"/>
-                              <w:sz w:val="20"/>
-                            </w:rPr>
-                            <w:t>Parques</w:t>
-                          </w:r>
-                          <w:r>
-                            <w:rPr>
-                              <w:b/>
-                              <w:color w:val="FF0000"/>
-                              <w:spacing w:val="-5"/>
-                              <w:sz w:val="20"/>
-                            </w:rPr>
-                            <w:t xml:space="preserve"> </w:t>
-                          </w:r>
-                          <w:r>
-                            <w:rPr>
-                              <w:b/>
-                              <w:color w:val="FF0000"/>
-                              <w:sz w:val="20"/>
-                            </w:rPr>
-                            <w:t>e</w:t>
-                          </w:r>
-                          <w:r>
-                            <w:rPr>
-                              <w:b/>
-                              <w:color w:val="FF0000"/>
-                              <w:spacing w:val="-2"/>
-                              <w:sz w:val="20"/>
-                            </w:rPr>
-                            <w:t xml:space="preserve"> </w:t>
-                          </w:r>
-                          <w:r>
-                            <w:rPr>
-                              <w:b/>
-                              <w:color w:val="FF0000"/>
-                              <w:sz w:val="20"/>
-                            </w:rPr>
-                            <w:t>Hotéis</w:t>
-                          </w:r>
-                          <w:r>
-                            <w:rPr>
-                              <w:b/>
-                              <w:color w:val="FF0000"/>
-                              <w:spacing w:val="-4"/>
-                              <w:sz w:val="20"/>
-                            </w:rPr>
-                            <w:t xml:space="preserve"> </w:t>
-                          </w:r>
-                          <w:r>
-                            <w:rPr>
-                              <w:b/>
-                              <w:sz w:val="20"/>
-                            </w:rPr>
-                            <w:t>-</w:t>
-                          </w:r>
-                          <w:r>
-                            <w:rPr>
-                              <w:b/>
-                              <w:spacing w:val="-5"/>
-                              <w:sz w:val="20"/>
-                            </w:rPr>
-                            <w:t xml:space="preserve"> </w:t>
-                          </w:r>
-                          <w:r>
-                            <w:rPr>
-                              <w:b/>
-                              <w:spacing w:val="-4"/>
-                              <w:sz w:val="20"/>
-                            </w:rPr>
-                            <w:t>V.01</w:t>
-                          </w:r>
-                        </w:p>
-                      </w:txbxContent>
-                    </wps:txbx>
-                    <wps:bodyPr wrap="square" lIns="0" tIns="0" rIns="0" bIns="0" rtlCol="0">
-                      <a:noAutofit/>
-                    </wps:bodyPr>
-                  </wps:wsp>
-                </a:graphicData>
-              </a:graphic>
-            </wp:anchor>
-          </w:drawing>
-        </mc:Choice>
-        <mc:Fallback>
-          <w:pict>
-            <v:shapetype w14:anchorId="330EDC6B" id="_x0000_t202" coordsize="21600,21600" o:spt="202" path="m,l,21600r21600,l21600,xe">
-              <v:stroke joinstyle="miter"/>
-              <v:path gradientshapeok="t" o:connecttype="rect"/>
-            </v:shapetype>
-            <v:shape id="Textbox 5" o:spid="_x0000_s1038" type="#_x0000_t202" style="position:absolute;margin-left:346.15pt;margin-top:795.4pt;width:207.6pt;height:12pt;z-index:-15872512;visibility:visible;mso-wrap-style:square;mso-wrap-distance-left:0;mso-wrap-distance-top:0;mso-wrap-distance-right:0;mso-wrap-distance-bottom:0;mso-position-horizontal:absolute;mso-position-horizontal-relative:page;mso-position-vertical:absolute;mso-position-vertical-relative:page;v-text-anchor:top" o:gfxdata="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" filled="f" stroked="f">
+            <v:shape id="Textbox 2" o:spid="_x0000_s1036" type="#_x0000_t202" style="position:absolute;margin-left:346.15pt;margin-top:795.4pt;width:207.6pt;height:12pt;z-index:-15863808;visibility:visible;mso-wrap-style:square;mso-wrap-distance-left:0;mso-wrap-distance-top:0;mso-wrap-distance-right:0;mso-wrap-distance-bottom:0;mso-position-horizontal:absolute;mso-position-horizontal-relative:page;mso-position-vertical:absolute;mso-position-vertical-relative:page;v-text-anchor:top" o:gfxdata="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" filled="f" stroked="f">
               <v:textbox inset="0,0,0,0">
                 <w:txbxContent>
                   <w:p>
@@ -6932,7 +6647,7 @@
         <w:noProof/>
       </w:rPr>
       <w:drawing>
-        <wp:anchor distT="0" distB="0" distL="0" distR="0" simplePos="0" relativeHeight="487441920" behindDoc="1" locked="0" layoutInCell="1" allowOverlap="1" wp14:anchorId="090952EB" wp14:editId="45BEC9D4">
+        <wp:anchor distT="0" distB="0" distL="0" distR="0" simplePos="0" relativeHeight="487452160" behindDoc="1" locked="0" layoutInCell="1" allowOverlap="1" wp14:anchorId="49A9993F" wp14:editId="0A68EAE5">
           <wp:simplePos x="0" y="0"/>
           <wp:positionH relativeFrom="page">
             <wp:posOffset>874775</wp:posOffset>
@@ -6979,191 +6694,13 @@
 </w:hdr>
 </file>
 
-<file path=word/header2.xml><?xml version="1.0" encoding="utf-8"?>
-<w:hdr xmlns:wpc="http://schemas.microsoft.com/office/word/2010/wordprocessingCanvas" xmlns:cx="http://schemas.microsoft.com/office/drawing/2014/chartex" xmlns:cx1="http://schemas.microsoft.com/office/drawing/2015/9/8/chartex" xmlns:cx2="http://schemas.microsoft.com/office/drawing/2015/10/21/chartex" xmlns:cx3="http://schemas.microsoft.com/office/drawing/2016/5/9/chartex" xmlns:cx4="http://schemas.microsoft.com/office/drawing/2016/5/10/chartex" xmlns:cx5="http://schemas.microsoft.com/office/drawing/2016/5/11/chartex" xmlns:cx6="http://schemas.microsoft.com/office/drawing/2016/5/12/chartex" xmlns:cx7="http://schemas.microsoft.com/office/drawing/2016/5/13/chartex" xmlns:cx8="http://schemas.microsoft.com/office/drawing/2016/5/14/chartex" xmlns:mc="http://schemas.openxmlformats.org/markup-compatibility/2006" xmlns:aink="http://schemas.microsoft.com/office/drawing/2016/ink" xmlns:am3d="http://schemas.microsoft.com/office/drawing/2017/model3d" xmlns:o="urn:schemas-microsoft-com:office:office" xmlns:oel="http://schemas.microsoft.com/office/2019/extlst" xmlns:r="http://schemas.openxmlformats.org/officeDocument/2006/relationships" xmlns:m="http://schemas.openxmlformats.org/officeDocument/2006/math" xmlns:v="urn:schemas-microsoft-com:vml" xmlns:wp14="http://schemas.microsoft.com/office/word/2010/wordprocessingDrawing" xmlns:wp="http://schemas.openxmlformats.org/drawingml/2006/wordprocessingDrawing" xmlns:w10="urn:schemas-microsoft-com:office:word" xmlns:w="http://schemas.openxmlformats.org/wordprocessingml/2006/main" xmlns:w14="http://schemas.microsoft.com/office/word/2010/wordml" xmlns:w15="http://schemas.microsoft.com/office/word/2012/wordml" xmlns:w16cex="http://schemas.microsoft.com/office/word/2018/wordml/cex" xmlns:w16cid="http://schemas.microsoft.com/office/word/2016/wordml/cid" xmlns:w16="http://schemas.microsoft.com/office/word/2018/wordml" xmlns:w16du="http://schemas.microsoft.com/office/word/2023/wordml/word16du" xmlns:w16sdtdh="http://schemas.microsoft.com/office/word/2020/wordml/sdtdatahash" xmlns:w16sdtfl="http://schemas.microsoft.com/office/word/2024/wordml/sdtformatlock" xmlns:w16se="http://schemas.microsoft.com/office/word/2015/wordml/symex" xmlns:wpg="http://schemas.microsoft.com/office/word/2010/wordprocessingGroup" xmlns:wpi="http://schemas.microsoft.com/office/word/2010/wordprocessingInk" xmlns:wne="http://schemas.microsoft.com/office/word/2006/wordml" xmlns:wps="http://schemas.microsoft.com/office/word/2010/wordprocessingShape" mc:Ignorable="w14 w15 w16se w16cid w16 w16cex w16sdtdh w16sdtfl w16du wp14">
-  <w:p>
-    <w:pPr>
-      <w:pStyle w:val="Corpodetexto"/>
-      <w:spacing w:line="14" w:lineRule="auto"/>
-    </w:pPr>
-    <w:r>
-      <w:rPr>
-        <w:noProof/>
-      </w:rPr>
-      <w:drawing>
-        <wp:anchor distT="0" distB="0" distL="0" distR="0" simplePos="0" relativeHeight="487442944" behindDoc="1" locked="0" layoutInCell="1" allowOverlap="1" wp14:anchorId="0683049E" wp14:editId="6B54D22D">
-          <wp:simplePos x="0" y="0"/>
-          <wp:positionH relativeFrom="page">
-            <wp:posOffset>874775</wp:posOffset>
-          </wp:positionH>
-          <wp:positionV relativeFrom="page">
-            <wp:posOffset>448056</wp:posOffset>
-          </wp:positionV>
-          <wp:extent cx="1670304" cy="652271"/>
-          <wp:effectExtent l="0" t="0" r="0" b="0"/>
-          <wp:wrapNone/>
-          <wp:docPr id="3" name="Image 3"/>
-          <wp:cNvGraphicFramePr>
-            <a:graphicFrameLocks xmlns:a="http://schemas.openxmlformats.org/drawingml/2006/main"/>
-          </wp:cNvGraphicFramePr>
-          <a:graphic xmlns:a="http://schemas.openxmlformats.org/drawingml/2006/main">
-            <a:graphicData uri="http://schemas.openxmlformats.org/drawingml/2006/picture">
-              <pic:pic xmlns:pic="http://schemas.openxmlformats.org/drawingml/2006/picture">
-                <pic:nvPicPr>
-                  <pic:cNvPr id="3" name="Image 3"/>
-                  <pic:cNvPicPr/>
-                </pic:nvPicPr>
-                <pic:blipFill>
-                  <a:blip r:embed="rId1" cstate="print"/>
-                  <a:stretch>
-                    <a:fillRect/>
-                  </a:stretch>
-                </pic:blipFill>
-                <pic:spPr>
-                  <a:xfrm>
-                    <a:off x="0" y="0"/>
-                    <a:ext cx="1670304" cy="652271"/>
-                  </a:xfrm>
-                  <a:prstGeom prst="rect">
-                    <a:avLst/>
-                  </a:prstGeom>
-                </pic:spPr>
-              </pic:pic>
-            </a:graphicData>
-          </a:graphic>
-        </wp:anchor>
-      </w:drawing>
-    </w:r>
-    <w:r>
-      <w:rPr>
-        <w:noProof/>
-      </w:rPr>
-      <mc:AlternateContent>
-        <mc:Choice Requires="wps">
-          <w:drawing>
-            <wp:anchor distT="0" distB="0" distL="0" distR="0" simplePos="0" relativeHeight="487443456" behindDoc="1" locked="0" layoutInCell="1" allowOverlap="1" wp14:anchorId="300FEBB4" wp14:editId="6DD22CD5">
-              <wp:simplePos x="0" y="0"/>
-              <wp:positionH relativeFrom="page">
-                <wp:posOffset>706627</wp:posOffset>
-              </wp:positionH>
-              <wp:positionV relativeFrom="page">
-                <wp:posOffset>1262941</wp:posOffset>
-              </wp:positionV>
-              <wp:extent cx="5976620" cy="170180"/>
-              <wp:effectExtent l="0" t="0" r="0" b="0"/>
-              <wp:wrapNone/>
-              <wp:docPr id="4" name="Textbox 4"/>
-              <wp:cNvGraphicFramePr>
-                <a:graphicFrameLocks xmlns:a="http://schemas.openxmlformats.org/drawingml/2006/main"/>
-              </wp:cNvGraphicFramePr>
-              <a:graphic xmlns:a="http://schemas.openxmlformats.org/drawingml/2006/main">
-                <a:graphicData uri="http://schemas.microsoft.com/office/word/2010/wordprocessingShape">
-                  <wps:wsp>
-                    <wps:cNvSpPr txBox="1">
-                      <a:spLocks/>
-                    </wps:cNvSpPr>
-                    <wps:spPr>
-                      <a:xfrm>
-                        <a:off x="0" y="0"/>
-                        <a:ext cx="5976620" cy="170180"/>
-                      </a:xfrm>
-                      <a:prstGeom prst="rect">
-                        <a:avLst/>
-                      </a:prstGeom>
-                    </wps:spPr>
-                    <wps:txbx>
-                      <w:txbxContent>
-                        <w:p>
-                          <w:pPr>
-                            <w:pStyle w:val="Corpodetexto"/>
-                            <w:tabs>
-                              <w:tab w:val="left" w:pos="9341"/>
-                            </w:tabs>
-                            <w:spacing w:before="7"/>
-                            <w:ind w:left="20"/>
-                          </w:pPr>
-                          <w:r>
-                            <w:t xml:space="preserve">Assinatura: </w:t>
-                          </w:r>
-                          <w:r>
-                            <w:rPr>
-                              <w:rFonts w:ascii="Times New Roman"/>
-                              <w:u w:val="single"/>
-                            </w:rPr>
-                            <w:tab/>
-                          </w:r>
-                          <w:r>
-                            <w:rPr>
-                              <w:spacing w:val="-10"/>
-                            </w:rPr>
-                            <w:t>.</w:t>
-                          </w:r>
-                        </w:p>
-                      </w:txbxContent>
-                    </wps:txbx>
-                    <wps:bodyPr wrap="square" lIns="0" tIns="0" rIns="0" bIns="0" rtlCol="0">
-                      <a:noAutofit/>
-                    </wps:bodyPr>
-                  </wps:wsp>
-                </a:graphicData>
-              </a:graphic>
-            </wp:anchor>
-          </w:drawing>
-        </mc:Choice>
-        <mc:Fallback>
-          <w:pict>
-            <v:shapetype w14:anchorId="300FEBB4" id="_x0000_t202" coordsize="21600,21600" o:spt="202" path="m,l,21600r21600,l21600,xe">
-              <v:stroke joinstyle="miter"/>
-              <v:path gradientshapeok="t" o:connecttype="rect"/>
-            </v:shapetype>
-            <v:shape id="Textbox 4" o:spid="_x0000_s1037" type="#_x0000_t202" style="position:absolute;margin-left:55.65pt;margin-top:99.45pt;width:470.6pt;height:13.4pt;z-index:-15873024;visibility:visible;mso-wrap-style:square;mso-wrap-distance-left:0;mso-wrap-distance-top:0;mso-wrap-distance-right:0;mso-wrap-distance-bottom:0;mso-position-horizontal:absolute;mso-position-horizontal-relative:page;mso-position-vertical:absolute;mso-position-vertical-relative:page;v-text-anchor:top" o:gfxdata="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" filled="f" stroked="f">
-              <v:textbox inset="0,0,0,0">
-                <w:txbxContent>
-                  <w:p>
-                    <w:pPr>
-                      <w:pStyle w:val="Corpodetexto"/>
-                      <w:tabs>
-                        <w:tab w:val="left" w:pos="9341"/>
-                      </w:tabs>
-                      <w:spacing w:before="7"/>
-                      <w:ind w:left="20"/>
-                    </w:pPr>
-                    <w:r>
-                      <w:t xml:space="preserve">Assinatura: </w:t>
-                    </w:r>
-                    <w:r>
-                      <w:rPr>
-                        <w:rFonts w:ascii="Times New Roman"/>
-                        <w:u w:val="single"/>
-                      </w:rPr>
-                      <w:tab/>
-                    </w:r>
-                    <w:r>
-                      <w:rPr>
-                        <w:spacing w:val="-10"/>
-                      </w:rPr>
-                      <w:t>.</w:t>
-                    </w:r>
-                  </w:p>
-                </w:txbxContent>
-              </v:textbox>
-              <w10:wrap anchorx="page" anchory="page"/>
-            </v:shape>
-          </w:pict>
-        </mc:Fallback>
-      </mc:AlternateContent>
-    </w:r>
-  </w:p>
-</w:hdr>
-</file>
-
 <file path=word/numbering.xml><?xml version="1.0" encoding="utf-8"?>
 <w:numbering xmlns:wpc="http://schemas.microsoft.com/office/word/2010/wordprocessingCanvas" xmlns:cx="http://schemas.microsoft.com/office/drawing/2014/chartex" xmlns:cx1="http://schemas.microsoft.com/office/drawing/2015/9/8/chartex" xmlns:cx2="http://schemas.microsoft.com/office/drawing/2015/10/21/chartex" xmlns:cx3="http://schemas.microsoft.com/office/drawing/2016/5/9/chartex" xmlns:cx4="http://schemas.microsoft.com/office/drawing/2016/5/10/chartex" xmlns:cx5="http://schemas.microsoft.com/office/drawing/2016/5/11/chartex" xmlns:cx6="http://schemas.microsoft.com/office/drawing/2016/5/12/chartex" xmlns:cx7="http://schemas.microsoft.com/office/drawing/2016/5/13/chartex" xmlns:cx8="http://schemas.microsoft.com/office/drawing/2016/5/14/chartex" xmlns:mc="http://schemas.openxmlformats.org/markup-compatibility/2006" xmlns:aink="http://schemas.microsoft.com/office/drawing/2016/ink" xmlns:am3d="http://schemas.microsoft.com/office/drawing/2017/model3d" xmlns:o="urn:schemas-microsoft-com:office:office" xmlns:oel="http://schemas.microsoft.com/office/2019/extlst" xmlns:r="http://schemas.openxmlformats.org/officeDocument/2006/relationships" xmlns:m="http://schemas.openxmlformats.org/officeDocument/2006/math" xmlns:v="urn:schemas-microsoft-com:vml" xmlns:wp14="http://schemas.microsoft.com/office/word/2010/wordprocessingDrawing" xmlns:wp="http://schemas.openxmlformats.org/drawingml/2006/wordprocessingDrawing" xmlns:w10="urn:schemas-microsoft-com:office:word" xmlns:w="http://schemas.openxmlformats.org/wordprocessingml/2006/main" xmlns:w14="http://schemas.microsoft.com/office/word/2010/wordml" xmlns:w15="http://schemas.microsoft.com/office/word/2012/wordml" xmlns:w16cex="http://schemas.microsoft.com/office/word/2018/wordml/cex" xmlns:w16cid="http://schemas.microsoft.com/office/word/2016/wordml/cid" xmlns:w16="http://schemas.microsoft.com/office/word/2018/wordml" xmlns:w16du="http://schemas.microsoft.com/office/word/2023/wordml/word16du" xmlns:w16sdtdh="http://schemas.microsoft.com/office/word/2020/wordml/sdtdatahash" xmlns:w16sdtfl="http://schemas.microsoft.com/office/word/2024/wordml/sdtformatlock" xmlns:w16se="http://schemas.microsoft.com/office/word/2015/wordml/symex" xmlns:wpg="http://schemas.microsoft.com/office/word/2010/wordprocessingGroup" xmlns:wpi="http://schemas.microsoft.com/office/word/2010/wordprocessingInk" xmlns:wne="http://schemas.microsoft.com/office/word/2006/wordml" xmlns:wps="http://schemas.microsoft.com/office/word/2010/wordprocessingShape" mc:Ignorable="w14 w15 w16se w16cid w16 w16cex w16sdtdh w16sdtfl w16du wp14">
   <w:abstractNum w:abstractNumId="0" w15:restartNumberingAfterBreak="0">
-    <w:nsid w:val="0F4A49CF"/>
+    <w:nsid w:val="25E569A5"/>
     <w:multiLevelType w:val="hybridMultilevel"/>
-    <w:tmpl w:val="924CE510"/>
-    <w:lvl w:ilvl="0" w:tplc="22E4F2C4">
+    <w:tmpl w:val="6C848618"/>
+    <w:lvl w:ilvl="0" w:tplc="EF9E400C">
       <w:start w:val="1"/>
       <w:numFmt w:val="upperRoman"/>
       <w:lvlText w:val="%1"/>
@@ -7185,7 +6722,7 @@
         <w:lang w:val="pt-PT" w:eastAsia="en-US" w:bidi="ar-SA"/>
       </w:rPr>
     </w:lvl>
-    <w:lvl w:ilvl="1" w:tplc="EB00E1F0">
+    <w:lvl w:ilvl="1" w:tplc="7B7E19E0">
       <w:numFmt w:val="bullet"/>
       <w:lvlText w:val="•"/>
       <w:lvlJc w:val="left"/>
@@ -7197,7 +6734,7 @@
         <w:lang w:val="pt-PT" w:eastAsia="en-US" w:bidi="ar-SA"/>
       </w:rPr>
     </w:lvl>
-    <w:lvl w:ilvl="2" w:tplc="43A0A8F0">
+    <w:lvl w:ilvl="2" w:tplc="014AF1BE">
       <w:numFmt w:val="bullet"/>
       <w:lvlText w:val="•"/>
       <w:lvlJc w:val="left"/>
@@ -7209,7 +6746,7 @@
         <w:lang w:val="pt-PT" w:eastAsia="en-US" w:bidi="ar-SA"/>
       </w:rPr>
     </w:lvl>
-    <w:lvl w:ilvl="3" w:tplc="AFE69B8C">
+    <w:lvl w:ilvl="3" w:tplc="A45A8A04">
       <w:numFmt w:val="bullet"/>
       <w:lvlText w:val="•"/>
       <w:lvlJc w:val="left"/>
@@ -7221,7 +6758,7 @@
         <w:lang w:val="pt-PT" w:eastAsia="en-US" w:bidi="ar-SA"/>
       </w:rPr>
     </w:lvl>
-    <w:lvl w:ilvl="4" w:tplc="ED186892">
+    <w:lvl w:ilvl="4" w:tplc="22DA518E">
       <w:numFmt w:val="bullet"/>
       <w:lvlText w:val="•"/>
       <w:lvlJc w:val="left"/>
@@ -7233,7 +6770,7 @@
         <w:lang w:val="pt-PT" w:eastAsia="en-US" w:bidi="ar-SA"/>
       </w:rPr>
     </w:lvl>
-    <w:lvl w:ilvl="5" w:tplc="1200EB88">
+    <w:lvl w:ilvl="5" w:tplc="3414477C">
       <w:numFmt w:val="bullet"/>
       <w:lvlText w:val="•"/>
       <w:lvlJc w:val="left"/>
@@ -7245,7 +6782,7 @@
         <w:lang w:val="pt-PT" w:eastAsia="en-US" w:bidi="ar-SA"/>
       </w:rPr>
     </w:lvl>
-    <w:lvl w:ilvl="6" w:tplc="62641960">
+    <w:lvl w:ilvl="6" w:tplc="F23A56BE">
       <w:numFmt w:val="bullet"/>
       <w:lvlText w:val="•"/>
       <w:lvlJc w:val="left"/>
@@ -7257,7 +6794,7 @@
         <w:lang w:val="pt-PT" w:eastAsia="en-US" w:bidi="ar-SA"/>
       </w:rPr>
     </w:lvl>
-    <w:lvl w:ilvl="7" w:tplc="C9D0AC60">
+    <w:lvl w:ilvl="7" w:tplc="0BFE4B44">
       <w:numFmt w:val="bullet"/>
       <w:lvlText w:val="•"/>
       <w:lvlJc w:val="left"/>
@@ -7269,7 +6806,7 @@
         <w:lang w:val="pt-PT" w:eastAsia="en-US" w:bidi="ar-SA"/>
       </w:rPr>
     </w:lvl>
-    <w:lvl w:ilvl="8" w:tplc="70E8CFDC">
+    <w:lvl w:ilvl="8" w:tplc="F81A7F30">
       <w:numFmt w:val="bullet"/>
       <w:lvlText w:val="•"/>
       <w:lvlJc w:val="left"/>
@@ -7283,10 +6820,10 @@
     </w:lvl>
   </w:abstractNum>
   <w:abstractNum w:abstractNumId="1" w15:restartNumberingAfterBreak="0">
-    <w:nsid w:val="4A990E0E"/>
+    <w:nsid w:val="597D5907"/>
     <w:multiLevelType w:val="hybridMultilevel"/>
-    <w:tmpl w:val="81CAB96A"/>
-    <w:lvl w:ilvl="0" w:tplc="C7745252">
+    <w:tmpl w:val="ED3E2D40"/>
+    <w:lvl w:ilvl="0" w:tplc="5F828480">
       <w:numFmt w:val="bullet"/>
       <w:lvlText w:val=""/>
       <w:lvlJc w:val="left"/>
@@ -7306,7 +6843,7 @@
         <w:lang w:val="pt-PT" w:eastAsia="en-US" w:bidi="ar-SA"/>
       </w:rPr>
     </w:lvl>
-    <w:lvl w:ilvl="1" w:tplc="9F82D318">
+    <w:lvl w:ilvl="1" w:tplc="C61CD1D0">
       <w:numFmt w:val="bullet"/>
       <w:lvlText w:val="•"/>
       <w:lvlJc w:val="left"/>
@@ -7318,7 +6855,7 @@
         <w:lang w:val="pt-PT" w:eastAsia="en-US" w:bidi="ar-SA"/>
       </w:rPr>
     </w:lvl>
-    <w:lvl w:ilvl="2" w:tplc="F62E0ABC">
+    <w:lvl w:ilvl="2" w:tplc="B2F4E902">
       <w:numFmt w:val="bullet"/>
       <w:lvlText w:val="•"/>
       <w:lvlJc w:val="left"/>
@@ -7330,7 +6867,7 @@
         <w:lang w:val="pt-PT" w:eastAsia="en-US" w:bidi="ar-SA"/>
       </w:rPr>
     </w:lvl>
-    <w:lvl w:ilvl="3" w:tplc="1F6AB122">
+    <w:lvl w:ilvl="3" w:tplc="B254F536">
       <w:numFmt w:val="bullet"/>
       <w:lvlText w:val="•"/>
       <w:lvlJc w:val="left"/>
@@ -7342,7 +6879,7 @@
         <w:lang w:val="pt-PT" w:eastAsia="en-US" w:bidi="ar-SA"/>
       </w:rPr>
     </w:lvl>
-    <w:lvl w:ilvl="4" w:tplc="E41A7FFC">
+    <w:lvl w:ilvl="4" w:tplc="C72EE276">
       <w:numFmt w:val="bullet"/>
       <w:lvlText w:val="•"/>
       <w:lvlJc w:val="left"/>
@@ -7354,7 +6891,7 @@
         <w:lang w:val="pt-PT" w:eastAsia="en-US" w:bidi="ar-SA"/>
       </w:rPr>
     </w:lvl>
-    <w:lvl w:ilvl="5" w:tplc="5C908ABC">
+    <w:lvl w:ilvl="5" w:tplc="50705D68">
       <w:numFmt w:val="bullet"/>
       <w:lvlText w:val="•"/>
       <w:lvlJc w:val="left"/>
@@ -7366,7 +6903,7 @@
         <w:lang w:val="pt-PT" w:eastAsia="en-US" w:bidi="ar-SA"/>
       </w:rPr>
     </w:lvl>
-    <w:lvl w:ilvl="6" w:tplc="EBD4B986">
+    <w:lvl w:ilvl="6" w:tplc="F7E49DF0">
       <w:numFmt w:val="bullet"/>
       <w:lvlText w:val="•"/>
       <w:lvlJc w:val="left"/>
@@ -7378,7 +6915,7 @@
         <w:lang w:val="pt-PT" w:eastAsia="en-US" w:bidi="ar-SA"/>
       </w:rPr>
     </w:lvl>
-    <w:lvl w:ilvl="7" w:tplc="BA70CF32">
+    <w:lvl w:ilvl="7" w:tplc="71B6C1DA">
       <w:numFmt w:val="bullet"/>
       <w:lvlText w:val="•"/>
       <w:lvlJc w:val="left"/>
@@ -7390,7 +6927,7 @@
         <w:lang w:val="pt-PT" w:eastAsia="en-US" w:bidi="ar-SA"/>
       </w:rPr>
     </w:lvl>
-    <w:lvl w:ilvl="8" w:tplc="2F148B3E">
+    <w:lvl w:ilvl="8" w:tplc="7E4A559C">
       <w:numFmt w:val="bullet"/>
       <w:lvlText w:val="•"/>
       <w:lvlJc w:val="left"/>
@@ -7403,10 +6940,10 @@
       </w:rPr>
     </w:lvl>
   </w:abstractNum>
-  <w:num w:numId="1" w16cid:durableId="1806434641">
+  <w:num w:numId="1" w16cid:durableId="1546985593">
     <w:abstractNumId w:val="1"/>
   </w:num>
-  <w:num w:numId="2" w16cid:durableId="281107884">
+  <w:num w:numId="2" w16cid:durableId="1258519475">
     <w:abstractNumId w:val="0"/>
   </w:num>
 </w:numbering>
@@ -7838,7 +7375,6 @@
     <w:unhideWhenUsed/>
     <w:qFormat/>
     <w:pPr>
-      <w:ind w:left="141"/>
       <w:outlineLvl w:val="1"/>
     </w:pPr>
     <w:rPr>
@@ -7907,7 +7443,6 @@
     <w:uiPriority w:val="1"/>
     <w:qFormat/>
     <w:pPr>
-      <w:spacing w:before="56"/>
       <w:ind w:left="1137" w:hanging="360"/>
     </w:pPr>
   </w:style>

--- a/app/docx_templates/LPH.docx
+++ b/app/docx_templates/LPH.docx
@@ -70,6 +70,14 @@
           <w:sz w:val="20"/>
         </w:rPr>
         <w:t>Admissão:</w:t>
+      </w:r>
+      <w:r>
+        <w:rPr>
+          <w:rFonts w:ascii="Georgia" w:hAnsi="Georgia"/>
+          <w:spacing w:val="-2"/>
+          <w:sz w:val="20"/>
+        </w:rPr>
+        <w:t xml:space="preserve"> {{date_id}}</w:t>
       </w:r>
     </w:p>
     <w:p>
@@ -229,7 +237,16 @@
         <w:ind w:left="141"/>
       </w:pPr>
       <w:r>
-        <w:t>Este documento tem por objetivo informar, conforme a NR 01, que todos os TRABALHADORES do GRUPO LAGOA PARQUES E HOTÉIS tenham ciência do disposto a seguir:</w:t>
+        <w:t xml:space="preserve">Este documento tem por objetivo informar, conforme a NR 01, que todos os TRABALHADORES do </w:t>
+      </w:r>
+      <w:r>
+        <w:rPr>
+          <w:u w:val="single"/>
+        </w:rPr>
+        <w:t>GRUPO</w:t>
+      </w:r>
+      <w:r>
+        <w:t xml:space="preserve"> LAGOA PARQUES E HOTÉIS tenham ciência do disposto a seguir:</w:t>
       </w:r>
     </w:p>
     <w:p>
@@ -6007,37 +6024,13 @@
         <w:t xml:space="preserve">Nesta data, </w:t>
       </w:r>
       <w:r>
-        <w:rPr>
-          <w:rFonts w:ascii="Times New Roman" w:hAnsi="Times New Roman"/>
-          <w:u w:val="single"/>
-        </w:rPr>
-        <w:tab/>
+        <w:t xml:space="preserve"> </w:t>
       </w:r>
       <w:r>
         <w:rPr>
           <w:spacing w:val="-10"/>
         </w:rPr>
-        <w:t>/</w:t>
-      </w:r>
-      <w:r>
-        <w:rPr>
-          <w:rFonts w:ascii="Times New Roman" w:hAnsi="Times New Roman"/>
-          <w:u w:val="single"/>
-        </w:rPr>
-        <w:tab/>
-      </w:r>
-      <w:r>
-        <w:rPr>
-          <w:spacing w:val="-10"/>
-        </w:rPr>
-        <w:t>/</w:t>
-      </w:r>
-      <w:r>
-        <w:rPr>
-          <w:rFonts w:ascii="Times New Roman" w:hAnsi="Times New Roman"/>
-          <w:u w:val="single"/>
-        </w:rPr>
-        <w:tab/>
+        <w:t xml:space="preserve">{{date_id}}  </w:t>
       </w:r>
       <w:r>
         <w:t>,</w:t>
